--- a/report/Bao_Cao_De_Tai_8.docx
+++ b/report/Bao_Cao_De_Tai_8.docx
@@ -67,7 +67,7 @@
           <w:noProof/>
         </w:rPr>
         <w:drawing>
-          <wp:anchor distT="0" distB="0" distL="114300" distR="114300" simplePos="0" relativeHeight="251658240" behindDoc="0" locked="0" layoutInCell="1" allowOverlap="1" wp14:anchorId="6A0EA515" wp14:editId="4EE01914">
+          <wp:anchor distT="0" distB="0" distL="114300" distR="114300" simplePos="0" relativeHeight="251658240" behindDoc="0" locked="0" layoutInCell="1" allowOverlap="1" wp14:anchorId="4D7ACFEE" wp14:editId="7B87C66F">
             <wp:simplePos x="0" y="0"/>
             <wp:positionH relativeFrom="column">
               <wp:posOffset>929005</wp:posOffset>
@@ -148,7 +148,7 @@
           <w:sz w:val="40"/>
           <w:szCs w:val="40"/>
         </w:rPr>
-        <w:t>TIỂU LUẬN</w:t>
+        <w:t>BÁO CÁO ĐỒ ÁN MÔN HỌC</w:t>
       </w:r>
       <w:r>
         <w:rPr>
@@ -179,32 +179,13 @@
         <w:spacing w:after="160" w:line="400" w:lineRule="exact"/>
         <w:ind w:left="-275" w:right="275"/>
         <w:jc w:val="center"/>
-        <w:rPr>
-          <w:lang w:val="en-US"/>
-        </w:rPr>
       </w:pPr>
       <w:r>
         <w:rPr>
           <w:b/>
           <w:sz w:val="30"/>
-          <w:lang w:val="en-US"/>
-        </w:rPr>
-        <w:t>ĐỀ TÀI</w:t>
-      </w:r>
-      <w:r>
-        <w:rPr>
-          <w:b/>
-          <w:sz w:val="30"/>
-        </w:rPr>
-        <w:t xml:space="preserve"> 8</w:t>
-      </w:r>
-      <w:r>
-        <w:rPr>
-          <w:b/>
-          <w:sz w:val="30"/>
-          <w:lang w:val="en-US"/>
-        </w:rPr>
-        <w:t>:</w:t>
+        </w:rPr>
+        <w:t>CHỦ ĐỀ 8</w:t>
       </w:r>
     </w:p>
     <w:p>
@@ -445,7 +426,7 @@
           <w:color w:val="auto"/>
           <w:kern w:val="2"/>
           <w:szCs w:val="24"/>
-          <w:lang w:eastAsia="ja-JP"/>
+          <w:lang w:val="en-US"/>
           <w14:ligatures w14:val="standardContextual"/>
         </w:rPr>
       </w:pPr>
@@ -467,11 +448,11 @@
         </w:rPr>
         <w:fldChar w:fldCharType="separate"/>
       </w:r>
-      <w:hyperlink w:anchor="_Toc243317502" w:history="1">
+      <w:hyperlink w:anchor="_Toc243261608" w:history="1">
         <w:r>
           <w:rPr>
             <w:rStyle w:val="Hyperlink"/>
-            <w:rFonts w:eastAsiaTheme="majorEastAsia" w:cs="Times New Roman"/>
+            <w:rFonts w:cs="Times New Roman"/>
             <w:noProof/>
           </w:rPr>
           <w:t>LỜI MỞ ĐẦU</w:t>
@@ -495,7 +476,7 @@
             <w:noProof/>
             <w:webHidden/>
           </w:rPr>
-          <w:instrText xml:space="preserve"> PAGEREF _Toc243317502 \h </w:instrText>
+          <w:instrText xml:space="preserve"> PAGEREF _Toc243261608 \h </w:instrText>
         </w:r>
         <w:r>
           <w:rPr>
@@ -538,15 +519,14 @@
           <w:color w:val="auto"/>
           <w:kern w:val="2"/>
           <w:szCs w:val="24"/>
-          <w:lang w:eastAsia="ja-JP"/>
+          <w:lang w:val="en-US"/>
           <w14:ligatures w14:val="standardContextual"/>
         </w:rPr>
       </w:pPr>
-      <w:hyperlink w:anchor="_Toc243317503" w:history="1">
+      <w:hyperlink w:anchor="_Toc243261609" w:history="1">
         <w:r>
           <w:rPr>
             <w:rStyle w:val="Hyperlink"/>
-            <w:rFonts w:eastAsiaTheme="majorEastAsia"/>
             <w:noProof/>
           </w:rPr>
           <w:t>PHÂN CÔNG CÔNG VIỆC</w:t>
@@ -570,7 +550,7 @@
             <w:noProof/>
             <w:webHidden/>
           </w:rPr>
-          <w:instrText xml:space="preserve"> PAGEREF _Toc243317503 \h </w:instrText>
+          <w:instrText xml:space="preserve"> PAGEREF _Toc243261609 \h </w:instrText>
         </w:r>
         <w:r>
           <w:rPr>
@@ -613,15 +593,15 @@
           <w:color w:val="auto"/>
           <w:kern w:val="2"/>
           <w:szCs w:val="24"/>
-          <w:lang w:eastAsia="ja-JP"/>
+          <w:lang w:val="en-US"/>
           <w14:ligatures w14:val="standardContextual"/>
         </w:rPr>
       </w:pPr>
-      <w:hyperlink w:anchor="_Toc243317504" w:history="1">
+      <w:hyperlink w:anchor="_Toc243261610" w:history="1">
         <w:r>
           <w:rPr>
             <w:rStyle w:val="Hyperlink"/>
-            <w:rFonts w:eastAsiaTheme="majorEastAsia" w:cs="Times New Roman"/>
+            <w:rFonts w:cs="Times New Roman"/>
             <w:noProof/>
           </w:rPr>
           <w:t>CHƯƠNG 1. GIỚI THIỆU ĐỀ TÀI</w:t>
@@ -645,7 +625,7 @@
             <w:noProof/>
             <w:webHidden/>
           </w:rPr>
-          <w:instrText xml:space="preserve"> PAGEREF _Toc243317504 \h </w:instrText>
+          <w:instrText xml:space="preserve"> PAGEREF _Toc243261610 \h </w:instrText>
         </w:r>
         <w:r>
           <w:rPr>
@@ -688,15 +668,15 @@
           <w:color w:val="auto"/>
           <w:kern w:val="2"/>
           <w:szCs w:val="24"/>
-          <w:lang w:eastAsia="ja-JP"/>
+          <w:lang w:val="en-US"/>
           <w14:ligatures w14:val="standardContextual"/>
         </w:rPr>
       </w:pPr>
-      <w:hyperlink w:anchor="_Toc243317505" w:history="1">
+      <w:hyperlink w:anchor="_Toc243261611" w:history="1">
         <w:r>
           <w:rPr>
             <w:rStyle w:val="Hyperlink"/>
-            <w:rFonts w:eastAsiaTheme="majorEastAsia" w:cs="Times New Roman"/>
+            <w:rFonts w:cs="Times New Roman"/>
             <w:noProof/>
           </w:rPr>
           <w:t>1.1. Bối cảnh và bài toán</w:t>
@@ -720,7 +700,7 @@
             <w:noProof/>
             <w:webHidden/>
           </w:rPr>
-          <w:instrText xml:space="preserve"> PAGEREF _Toc243317505 \h </w:instrText>
+          <w:instrText xml:space="preserve"> PAGEREF _Toc243261611 \h </w:instrText>
         </w:r>
         <w:r>
           <w:rPr>
@@ -763,15 +743,15 @@
           <w:color w:val="auto"/>
           <w:kern w:val="2"/>
           <w:szCs w:val="24"/>
-          <w:lang w:eastAsia="ja-JP"/>
+          <w:lang w:val="en-US"/>
           <w14:ligatures w14:val="standardContextual"/>
         </w:rPr>
       </w:pPr>
-      <w:hyperlink w:anchor="_Toc243317506" w:history="1">
+      <w:hyperlink w:anchor="_Toc243261612" w:history="1">
         <w:r>
           <w:rPr>
             <w:rStyle w:val="Hyperlink"/>
-            <w:rFonts w:eastAsiaTheme="majorEastAsia" w:cs="Times New Roman"/>
+            <w:rFonts w:cs="Times New Roman"/>
             <w:noProof/>
           </w:rPr>
           <w:t>1.2. Mục tiêu và yêu cầu thực hiện</w:t>
@@ -795,7 +775,7 @@
             <w:noProof/>
             <w:webHidden/>
           </w:rPr>
-          <w:instrText xml:space="preserve"> PAGEREF _Toc243317506 \h </w:instrText>
+          <w:instrText xml:space="preserve"> PAGEREF _Toc243261612 \h </w:instrText>
         </w:r>
         <w:r>
           <w:rPr>
@@ -838,18 +818,34 @@
           <w:color w:val="auto"/>
           <w:kern w:val="2"/>
           <w:szCs w:val="24"/>
-          <w:lang w:eastAsia="ja-JP"/>
+          <w:lang w:val="en-US"/>
           <w14:ligatures w14:val="standardContextual"/>
         </w:rPr>
       </w:pPr>
-      <w:hyperlink w:anchor="_Toc243317507" w:history="1">
+      <w:hyperlink w:anchor="_Toc243261613" w:history="1">
         <w:r>
           <w:rPr>
             <w:rStyle w:val="Hyperlink"/>
-            <w:rFonts w:eastAsiaTheme="majorEastAsia" w:cs="Times New Roman"/>
+            <w:rFonts w:cs="Times New Roman"/>
             <w:noProof/>
           </w:rPr>
-          <w:t>1.3. Đối tượng nghiên cứu và phạm vi</w:t>
+          <w:t xml:space="preserve">1.3. Đối tượng nghiên cứu và </w:t>
+        </w:r>
+        <w:r>
+          <w:rPr>
+            <w:rStyle w:val="Hyperlink"/>
+            <w:rFonts w:cs="Times New Roman"/>
+            <w:noProof/>
+          </w:rPr>
+          <w:t>p</w:t>
+        </w:r>
+        <w:r>
+          <w:rPr>
+            <w:rStyle w:val="Hyperlink"/>
+            <w:rFonts w:cs="Times New Roman"/>
+            <w:noProof/>
+          </w:rPr>
+          <w:t>hạm vi</w:t>
         </w:r>
         <w:r>
           <w:rPr>
@@ -870,7 +866,7 @@
             <w:noProof/>
             <w:webHidden/>
           </w:rPr>
-          <w:instrText xml:space="preserve"> PAGEREF _Toc243317507 \h </w:instrText>
+          <w:instrText xml:space="preserve"> PAGEREF _Toc243261613 \h </w:instrText>
         </w:r>
         <w:r>
           <w:rPr>
@@ -913,15 +909,15 @@
           <w:color w:val="auto"/>
           <w:kern w:val="2"/>
           <w:szCs w:val="24"/>
-          <w:lang w:eastAsia="ja-JP"/>
+          <w:lang w:val="en-US"/>
           <w14:ligatures w14:val="standardContextual"/>
         </w:rPr>
       </w:pPr>
-      <w:hyperlink w:anchor="_Toc243317508" w:history="1">
+      <w:hyperlink w:anchor="_Toc243261614" w:history="1">
         <w:r>
           <w:rPr>
             <w:rStyle w:val="Hyperlink"/>
-            <w:rFonts w:eastAsiaTheme="majorEastAsia" w:cs="Times New Roman"/>
+            <w:rFonts w:cs="Times New Roman"/>
             <w:noProof/>
           </w:rPr>
           <w:t>CHƯƠNG 2. CƠ SỞ LÝ THUYẾT VÀ CÔNG NGHỆ SỬ DỤNG</w:t>
@@ -945,7 +941,7 @@
             <w:noProof/>
             <w:webHidden/>
           </w:rPr>
-          <w:instrText xml:space="preserve"> PAGEREF _Toc243317508 \h </w:instrText>
+          <w:instrText xml:space="preserve"> PAGEREF _Toc243261614 \h </w:instrText>
         </w:r>
         <w:r>
           <w:rPr>
@@ -988,15 +984,15 @@
           <w:color w:val="auto"/>
           <w:kern w:val="2"/>
           <w:szCs w:val="24"/>
-          <w:lang w:eastAsia="ja-JP"/>
+          <w:lang w:val="en-US"/>
           <w14:ligatures w14:val="standardContextual"/>
         </w:rPr>
       </w:pPr>
-      <w:hyperlink w:anchor="_Toc243317509" w:history="1">
+      <w:hyperlink w:anchor="_Toc243261615" w:history="1">
         <w:r>
           <w:rPr>
             <w:rStyle w:val="Hyperlink"/>
-            <w:rFonts w:eastAsiaTheme="majorEastAsia" w:cs="Times New Roman"/>
+            <w:rFonts w:cs="Times New Roman"/>
             <w:noProof/>
           </w:rPr>
           <w:t>2.1. Truy xuất thông tin và chỉ mục đảo</w:t>
@@ -1020,7 +1016,7 @@
             <w:noProof/>
             <w:webHidden/>
           </w:rPr>
-          <w:instrText xml:space="preserve"> PAGEREF _Toc243317509 \h </w:instrText>
+          <w:instrText xml:space="preserve"> PAGEREF _Toc243261615 \h </w:instrText>
         </w:r>
         <w:r>
           <w:rPr>
@@ -1063,15 +1059,15 @@
           <w:color w:val="auto"/>
           <w:kern w:val="2"/>
           <w:szCs w:val="24"/>
-          <w:lang w:eastAsia="ja-JP"/>
+          <w:lang w:val="en-US"/>
           <w14:ligatures w14:val="standardContextual"/>
         </w:rPr>
       </w:pPr>
-      <w:hyperlink w:anchor="_Toc243317510" w:history="1">
+      <w:hyperlink w:anchor="_Toc243261616" w:history="1">
         <w:r>
           <w:rPr>
             <w:rStyle w:val="Hyperlink"/>
-            <w:rFonts w:eastAsiaTheme="majorEastAsia" w:cs="Times New Roman"/>
+            <w:rFonts w:cs="Times New Roman"/>
             <w:noProof/>
           </w:rPr>
           <w:t>2.2. Tách từ tiếng Việt bằng Maximum Matching</w:t>
@@ -1095,7 +1091,7 @@
             <w:noProof/>
             <w:webHidden/>
           </w:rPr>
-          <w:instrText xml:space="preserve"> PAGEREF _Toc243317510 \h </w:instrText>
+          <w:instrText xml:space="preserve"> PAGEREF _Toc243261616 \h </w:instrText>
         </w:r>
         <w:r>
           <w:rPr>
@@ -1138,15 +1134,15 @@
           <w:color w:val="auto"/>
           <w:kern w:val="2"/>
           <w:szCs w:val="24"/>
-          <w:lang w:eastAsia="ja-JP"/>
+          <w:lang w:val="en-US"/>
           <w14:ligatures w14:val="standardContextual"/>
         </w:rPr>
       </w:pPr>
-      <w:hyperlink w:anchor="_Toc243317511" w:history="1">
+      <w:hyperlink w:anchor="_Toc243261617" w:history="1">
         <w:r>
           <w:rPr>
             <w:rStyle w:val="Hyperlink"/>
-            <w:rFonts w:eastAsiaTheme="majorEastAsia" w:cs="Times New Roman"/>
+            <w:rFonts w:cs="Times New Roman"/>
             <w:noProof/>
           </w:rPr>
           <w:t>2.3. Stopword và cấu hình lọc C1–C4</w:t>
@@ -1170,7 +1166,7 @@
             <w:noProof/>
             <w:webHidden/>
           </w:rPr>
-          <w:instrText xml:space="preserve"> PAGEREF _Toc243317511 \h </w:instrText>
+          <w:instrText xml:space="preserve"> PAGEREF _Toc243261617 \h </w:instrText>
         </w:r>
         <w:r>
           <w:rPr>
@@ -1213,15 +1209,15 @@
           <w:color w:val="auto"/>
           <w:kern w:val="2"/>
           <w:szCs w:val="24"/>
-          <w:lang w:eastAsia="ja-JP"/>
+          <w:lang w:val="en-US"/>
           <w14:ligatures w14:val="standardContextual"/>
         </w:rPr>
       </w:pPr>
-      <w:hyperlink w:anchor="_Toc243317512" w:history="1">
+      <w:hyperlink w:anchor="_Toc243261618" w:history="1">
         <w:r>
           <w:rPr>
             <w:rStyle w:val="Hyperlink"/>
-            <w:rFonts w:eastAsiaTheme="majorEastAsia" w:cs="Times New Roman"/>
+            <w:rFonts w:cs="Times New Roman"/>
             <w:noProof/>
           </w:rPr>
           <w:t>2.4. Mô hình không gian vector và TF-IDF</w:t>
@@ -1245,7 +1241,7 @@
             <w:noProof/>
             <w:webHidden/>
           </w:rPr>
-          <w:instrText xml:space="preserve"> PAGEREF _Toc243317512 \h </w:instrText>
+          <w:instrText xml:space="preserve"> PAGEREF _Toc243261618 \h </w:instrText>
         </w:r>
         <w:r>
           <w:rPr>
@@ -1288,15 +1284,15 @@
           <w:color w:val="auto"/>
           <w:kern w:val="2"/>
           <w:szCs w:val="24"/>
-          <w:lang w:eastAsia="ja-JP"/>
+          <w:lang w:val="en-US"/>
           <w14:ligatures w14:val="standardContextual"/>
         </w:rPr>
       </w:pPr>
-      <w:hyperlink w:anchor="_Toc243317513" w:history="1">
+      <w:hyperlink w:anchor="_Toc243261619" w:history="1">
         <w:r>
           <w:rPr>
             <w:rStyle w:val="Hyperlink"/>
-            <w:rFonts w:eastAsiaTheme="majorEastAsia" w:cs="Times New Roman"/>
+            <w:rFonts w:cs="Times New Roman"/>
             <w:noProof/>
           </w:rPr>
           <w:t>2.5. Cosine similarity và phân rã đóng góp</w:t>
@@ -1320,7 +1316,7 @@
             <w:noProof/>
             <w:webHidden/>
           </w:rPr>
-          <w:instrText xml:space="preserve"> PAGEREF _Toc243317513 \h </w:instrText>
+          <w:instrText xml:space="preserve"> PAGEREF _Toc243261619 \h </w:instrText>
         </w:r>
         <w:r>
           <w:rPr>
@@ -1363,15 +1359,15 @@
           <w:color w:val="auto"/>
           <w:kern w:val="2"/>
           <w:szCs w:val="24"/>
-          <w:lang w:eastAsia="ja-JP"/>
+          <w:lang w:val="en-US"/>
           <w14:ligatures w14:val="standardContextual"/>
         </w:rPr>
       </w:pPr>
-      <w:hyperlink w:anchor="_Toc243317514" w:history="1">
+      <w:hyperlink w:anchor="_Toc243261620" w:history="1">
         <w:r>
           <w:rPr>
             <w:rStyle w:val="Hyperlink"/>
-            <w:rFonts w:eastAsiaTheme="majorEastAsia" w:cs="Times New Roman"/>
+            <w:rFonts w:cs="Times New Roman"/>
             <w:noProof/>
           </w:rPr>
           <w:t>2.6. Giá trị phân biệt từ TDV (Salton)</w:t>
@@ -1395,7 +1391,7 @@
             <w:noProof/>
             <w:webHidden/>
           </w:rPr>
-          <w:instrText xml:space="preserve"> PAGEREF _Toc243317514 \h </w:instrText>
+          <w:instrText xml:space="preserve"> PAGEREF _Toc243261620 \h </w:instrText>
         </w:r>
         <w:r>
           <w:rPr>
@@ -1438,15 +1434,15 @@
           <w:color w:val="auto"/>
           <w:kern w:val="2"/>
           <w:szCs w:val="24"/>
-          <w:lang w:eastAsia="ja-JP"/>
+          <w:lang w:val="en-US"/>
           <w14:ligatures w14:val="standardContextual"/>
         </w:rPr>
       </w:pPr>
-      <w:hyperlink w:anchor="_Toc243317515" w:history="1">
+      <w:hyperlink w:anchor="_Toc243261621" w:history="1">
         <w:r>
           <w:rPr>
             <w:rStyle w:val="Hyperlink"/>
-            <w:rFonts w:eastAsiaTheme="majorEastAsia" w:cs="Times New Roman"/>
+            <w:rFonts w:cs="Times New Roman"/>
             <w:noProof/>
           </w:rPr>
           <w:t>2.7. Các chỉ số đánh giá chất lượng truy xuất</w:t>
@@ -1470,7 +1466,7 @@
             <w:noProof/>
             <w:webHidden/>
           </w:rPr>
-          <w:instrText xml:space="preserve"> PAGEREF _Toc243317515 \h </w:instrText>
+          <w:instrText xml:space="preserve"> PAGEREF _Toc243261621 \h </w:instrText>
         </w:r>
         <w:r>
           <w:rPr>
@@ -1513,15 +1509,15 @@
           <w:color w:val="auto"/>
           <w:kern w:val="2"/>
           <w:szCs w:val="24"/>
-          <w:lang w:eastAsia="ja-JP"/>
+          <w:lang w:val="en-US"/>
           <w14:ligatures w14:val="standardContextual"/>
         </w:rPr>
       </w:pPr>
-      <w:hyperlink w:anchor="_Toc243317516" w:history="1">
+      <w:hyperlink w:anchor="_Toc243261622" w:history="1">
         <w:r>
           <w:rPr>
             <w:rStyle w:val="Hyperlink"/>
-            <w:rFonts w:eastAsiaTheme="majorEastAsia" w:cs="Times New Roman"/>
+            <w:rFonts w:cs="Times New Roman"/>
             <w:noProof/>
           </w:rPr>
           <w:t>2.8. Ngôn ngữ lập trình và kiến trúc giao tiếp</w:t>
@@ -1545,7 +1541,7 @@
             <w:noProof/>
             <w:webHidden/>
           </w:rPr>
-          <w:instrText xml:space="preserve"> PAGEREF _Toc243317516 \h </w:instrText>
+          <w:instrText xml:space="preserve"> PAGEREF _Toc243261622 \h </w:instrText>
         </w:r>
         <w:r>
           <w:rPr>
@@ -1588,15 +1584,15 @@
           <w:color w:val="auto"/>
           <w:kern w:val="2"/>
           <w:szCs w:val="24"/>
-          <w:lang w:eastAsia="ja-JP"/>
+          <w:lang w:val="en-US"/>
           <w14:ligatures w14:val="standardContextual"/>
         </w:rPr>
       </w:pPr>
-      <w:hyperlink w:anchor="_Toc243317517" w:history="1">
+      <w:hyperlink w:anchor="_Toc243261623" w:history="1">
         <w:r>
           <w:rPr>
             <w:rStyle w:val="Hyperlink"/>
-            <w:rFonts w:eastAsiaTheme="majorEastAsia" w:cs="Times New Roman"/>
+            <w:rFonts w:cs="Times New Roman"/>
             <w:noProof/>
           </w:rPr>
           <w:t>2.9. Thư viện tính toán và biểu diễn ma trận thưa</w:t>
@@ -1620,7 +1616,7 @@
             <w:noProof/>
             <w:webHidden/>
           </w:rPr>
-          <w:instrText xml:space="preserve"> PAGEREF _Toc243317517 \h </w:instrText>
+          <w:instrText xml:space="preserve"> PAGEREF _Toc243261623 \h </w:instrText>
         </w:r>
         <w:r>
           <w:rPr>
@@ -1663,15 +1659,15 @@
           <w:color w:val="auto"/>
           <w:kern w:val="2"/>
           <w:szCs w:val="24"/>
-          <w:lang w:eastAsia="ja-JP"/>
+          <w:lang w:val="en-US"/>
           <w14:ligatures w14:val="standardContextual"/>
         </w:rPr>
       </w:pPr>
-      <w:hyperlink w:anchor="_Toc243317518" w:history="1">
+      <w:hyperlink w:anchor="_Toc243261624" w:history="1">
         <w:r>
           <w:rPr>
             <w:rStyle w:val="Hyperlink"/>
-            <w:rFonts w:eastAsiaTheme="majorEastAsia" w:cs="Times New Roman"/>
+            <w:rFonts w:cs="Times New Roman"/>
             <w:noProof/>
           </w:rPr>
           <w:t>2.10. Cơ chế lưu trữ dữ liệu cục bộ</w:t>
@@ -1695,7 +1691,7 @@
             <w:noProof/>
             <w:webHidden/>
           </w:rPr>
-          <w:instrText xml:space="preserve"> PAGEREF _Toc243317518 \h </w:instrText>
+          <w:instrText xml:space="preserve"> PAGEREF _Toc243261624 \h </w:instrText>
         </w:r>
         <w:r>
           <w:rPr>
@@ -1738,15 +1734,15 @@
           <w:color w:val="auto"/>
           <w:kern w:val="2"/>
           <w:szCs w:val="24"/>
-          <w:lang w:eastAsia="ja-JP"/>
+          <w:lang w:val="en-US"/>
           <w14:ligatures w14:val="standardContextual"/>
         </w:rPr>
       </w:pPr>
-      <w:hyperlink w:anchor="_Toc243317519" w:history="1">
+      <w:hyperlink w:anchor="_Toc243261625" w:history="1">
         <w:r>
           <w:rPr>
             <w:rStyle w:val="Hyperlink"/>
-            <w:rFonts w:eastAsiaTheme="majorEastAsia" w:cs="Times New Roman"/>
+            <w:rFonts w:cs="Times New Roman"/>
             <w:noProof/>
           </w:rPr>
           <w:t>CHƯƠNG 3. PHÂN TÍCH VÀ THIẾT KẾ HỆ THỐNG</w:t>
@@ -1770,7 +1766,7 @@
             <w:noProof/>
             <w:webHidden/>
           </w:rPr>
-          <w:instrText xml:space="preserve"> PAGEREF _Toc243317519 \h </w:instrText>
+          <w:instrText xml:space="preserve"> PAGEREF _Toc243261625 \h </w:instrText>
         </w:r>
         <w:r>
           <w:rPr>
@@ -1813,15 +1809,15 @@
           <w:color w:val="auto"/>
           <w:kern w:val="2"/>
           <w:szCs w:val="24"/>
-          <w:lang w:eastAsia="ja-JP"/>
+          <w:lang w:val="en-US"/>
           <w14:ligatures w14:val="standardContextual"/>
         </w:rPr>
       </w:pPr>
-      <w:hyperlink w:anchor="_Toc243317520" w:history="1">
+      <w:hyperlink w:anchor="_Toc243261626" w:history="1">
         <w:r>
           <w:rPr>
             <w:rStyle w:val="Hyperlink"/>
-            <w:rFonts w:eastAsiaTheme="majorEastAsia" w:cs="Times New Roman"/>
+            <w:rFonts w:cs="Times New Roman"/>
             <w:noProof/>
           </w:rPr>
           <w:t>3.1. Tác nhân và yêu cầu chức năng</w:t>
@@ -1845,7 +1841,7 @@
             <w:noProof/>
             <w:webHidden/>
           </w:rPr>
-          <w:instrText xml:space="preserve"> PAGEREF _Toc243317520 \h </w:instrText>
+          <w:instrText xml:space="preserve"> PAGEREF _Toc243261626 \h </w:instrText>
         </w:r>
         <w:r>
           <w:rPr>
@@ -1888,15 +1884,15 @@
           <w:color w:val="auto"/>
           <w:kern w:val="2"/>
           <w:szCs w:val="24"/>
-          <w:lang w:eastAsia="ja-JP"/>
+          <w:lang w:val="en-US"/>
           <w14:ligatures w14:val="standardContextual"/>
         </w:rPr>
       </w:pPr>
-      <w:hyperlink w:anchor="_Toc243317521" w:history="1">
+      <w:hyperlink w:anchor="_Toc243261627" w:history="1">
         <w:r>
           <w:rPr>
             <w:rStyle w:val="Hyperlink"/>
-            <w:rFonts w:eastAsiaTheme="majorEastAsia" w:cs="Times New Roman"/>
+            <w:rFonts w:cs="Times New Roman"/>
             <w:noProof/>
           </w:rPr>
           <w:t>3.2. Yêu cầu phi chức năng và ranh giới hệ thống</w:t>
@@ -1920,7 +1916,7 @@
             <w:noProof/>
             <w:webHidden/>
           </w:rPr>
-          <w:instrText xml:space="preserve"> PAGEREF _Toc243317521 \h </w:instrText>
+          <w:instrText xml:space="preserve"> PAGEREF _Toc243261627 \h </w:instrText>
         </w:r>
         <w:r>
           <w:rPr>
@@ -1963,15 +1959,15 @@
           <w:color w:val="auto"/>
           <w:kern w:val="2"/>
           <w:szCs w:val="24"/>
-          <w:lang w:eastAsia="ja-JP"/>
+          <w:lang w:val="en-US"/>
           <w14:ligatures w14:val="standardContextual"/>
         </w:rPr>
       </w:pPr>
-      <w:hyperlink w:anchor="_Toc243317522" w:history="1">
+      <w:hyperlink w:anchor="_Toc243261628" w:history="1">
         <w:r>
           <w:rPr>
             <w:rStyle w:val="Hyperlink"/>
-            <w:rFonts w:eastAsiaTheme="majorEastAsia" w:cs="Times New Roman"/>
+            <w:rFonts w:cs="Times New Roman"/>
             <w:noProof/>
           </w:rPr>
           <w:t>3.3. Thiết kế kiến trúc tổng thể</w:t>
@@ -1995,7 +1991,7 @@
             <w:noProof/>
             <w:webHidden/>
           </w:rPr>
-          <w:instrText xml:space="preserve"> PAGEREF _Toc243317522 \h </w:instrText>
+          <w:instrText xml:space="preserve"> PAGEREF _Toc243261628 \h </w:instrText>
         </w:r>
         <w:r>
           <w:rPr>
@@ -2038,15 +2034,15 @@
           <w:color w:val="auto"/>
           <w:kern w:val="2"/>
           <w:szCs w:val="24"/>
-          <w:lang w:eastAsia="ja-JP"/>
+          <w:lang w:val="en-US"/>
           <w14:ligatures w14:val="standardContextual"/>
         </w:rPr>
       </w:pPr>
-      <w:hyperlink w:anchor="_Toc243317523" w:history="1">
+      <w:hyperlink w:anchor="_Toc243261629" w:history="1">
         <w:r>
           <w:rPr>
             <w:rStyle w:val="Hyperlink"/>
-            <w:rFonts w:eastAsiaTheme="majorEastAsia" w:cs="Times New Roman"/>
+            <w:rFonts w:cs="Times New Roman"/>
             <w:noProof/>
           </w:rPr>
           <w:t>3.4. Thiết kế đối tượng và liên kết dữ liệu</w:t>
@@ -2070,7 +2066,7 @@
             <w:noProof/>
             <w:webHidden/>
           </w:rPr>
-          <w:instrText xml:space="preserve"> PAGEREF _Toc243317523 \h </w:instrText>
+          <w:instrText xml:space="preserve"> PAGEREF _Toc243261629 \h </w:instrText>
         </w:r>
         <w:r>
           <w:rPr>
@@ -2113,15 +2109,15 @@
           <w:color w:val="auto"/>
           <w:kern w:val="2"/>
           <w:szCs w:val="24"/>
-          <w:lang w:eastAsia="ja-JP"/>
+          <w:lang w:val="en-US"/>
           <w14:ligatures w14:val="standardContextual"/>
         </w:rPr>
       </w:pPr>
-      <w:hyperlink w:anchor="_Toc243317524" w:history="1">
+      <w:hyperlink w:anchor="_Toc243261630" w:history="1">
         <w:r>
           <w:rPr>
             <w:rStyle w:val="Hyperlink"/>
-            <w:rFonts w:eastAsiaTheme="majorEastAsia" w:cs="Times New Roman"/>
+            <w:rFonts w:cs="Times New Roman"/>
             <w:noProof/>
           </w:rPr>
           <w:t>3.5. Thiết kế luồng tìm kiếm và xử lý ngoại lệ</w:t>
@@ -2145,7 +2141,7 @@
             <w:noProof/>
             <w:webHidden/>
           </w:rPr>
-          <w:instrText xml:space="preserve"> PAGEREF _Toc243317524 \h </w:instrText>
+          <w:instrText xml:space="preserve"> PAGEREF _Toc243261630 \h </w:instrText>
         </w:r>
         <w:r>
           <w:rPr>
@@ -2188,15 +2184,15 @@
           <w:color w:val="auto"/>
           <w:kern w:val="2"/>
           <w:szCs w:val="24"/>
-          <w:lang w:eastAsia="ja-JP"/>
+          <w:lang w:val="en-US"/>
           <w14:ligatures w14:val="standardContextual"/>
         </w:rPr>
       </w:pPr>
-      <w:hyperlink w:anchor="_Toc243317525" w:history="1">
+      <w:hyperlink w:anchor="_Toc243261631" w:history="1">
         <w:r>
           <w:rPr>
             <w:rStyle w:val="Hyperlink"/>
-            <w:rFonts w:eastAsiaTheme="majorEastAsia" w:cs="Times New Roman"/>
+            <w:rFonts w:cs="Times New Roman"/>
             <w:noProof/>
           </w:rPr>
           <w:t>3.6. Thiết kế bố cục và tương tác giao diện</w:t>
@@ -2220,7 +2216,7 @@
             <w:noProof/>
             <w:webHidden/>
           </w:rPr>
-          <w:instrText xml:space="preserve"> PAGEREF _Toc243317525 \h </w:instrText>
+          <w:instrText xml:space="preserve"> PAGEREF _Toc243261631 \h </w:instrText>
         </w:r>
         <w:r>
           <w:rPr>
@@ -2263,15 +2259,15 @@
           <w:color w:val="auto"/>
           <w:kern w:val="2"/>
           <w:szCs w:val="24"/>
-          <w:lang w:eastAsia="ja-JP"/>
+          <w:lang w:val="en-US"/>
           <w14:ligatures w14:val="standardContextual"/>
         </w:rPr>
       </w:pPr>
-      <w:hyperlink w:anchor="_Toc243317526" w:history="1">
+      <w:hyperlink w:anchor="_Toc243261632" w:history="1">
         <w:r>
           <w:rPr>
             <w:rStyle w:val="Hyperlink"/>
-            <w:rFonts w:eastAsiaTheme="majorEastAsia" w:cs="Times New Roman"/>
+            <w:rFonts w:cs="Times New Roman"/>
             <w:noProof/>
           </w:rPr>
           <w:t>CHƯƠNG 4. HIỆN THỰC HỆ THỐNG</w:t>
@@ -2295,7 +2291,7 @@
             <w:noProof/>
             <w:webHidden/>
           </w:rPr>
-          <w:instrText xml:space="preserve"> PAGEREF _Toc243317526 \h </w:instrText>
+          <w:instrText xml:space="preserve"> PAGEREF _Toc243261632 \h </w:instrText>
         </w:r>
         <w:r>
           <w:rPr>
@@ -2338,15 +2334,15 @@
           <w:color w:val="auto"/>
           <w:kern w:val="2"/>
           <w:szCs w:val="24"/>
-          <w:lang w:eastAsia="ja-JP"/>
+          <w:lang w:val="en-US"/>
           <w14:ligatures w14:val="standardContextual"/>
         </w:rPr>
       </w:pPr>
-      <w:hyperlink w:anchor="_Toc243317527" w:history="1">
+      <w:hyperlink w:anchor="_Toc243261633" w:history="1">
         <w:r>
           <w:rPr>
             <w:rStyle w:val="Hyperlink"/>
-            <w:rFonts w:eastAsiaTheme="majorEastAsia" w:cs="Times New Roman"/>
+            <w:rFonts w:cs="Times New Roman"/>
             <w:noProof/>
           </w:rPr>
           <w:t>4.1. Tổ chức mã nguồn và các mô đun</w:t>
@@ -2370,7 +2366,7 @@
             <w:noProof/>
             <w:webHidden/>
           </w:rPr>
-          <w:instrText xml:space="preserve"> PAGEREF _Toc243317527 \h </w:instrText>
+          <w:instrText xml:space="preserve"> PAGEREF _Toc243261633 \h </w:instrText>
         </w:r>
         <w:r>
           <w:rPr>
@@ -2413,15 +2409,15 @@
           <w:color w:val="auto"/>
           <w:kern w:val="2"/>
           <w:szCs w:val="24"/>
-          <w:lang w:eastAsia="ja-JP"/>
+          <w:lang w:val="en-US"/>
           <w14:ligatures w14:val="standardContextual"/>
         </w:rPr>
       </w:pPr>
-      <w:hyperlink w:anchor="_Toc243317528" w:history="1">
+      <w:hyperlink w:anchor="_Toc243261634" w:history="1">
         <w:r>
           <w:rPr>
             <w:rStyle w:val="Hyperlink"/>
-            <w:rFonts w:eastAsiaTheme="majorEastAsia" w:cs="Times New Roman"/>
+            <w:rFonts w:cs="Times New Roman"/>
             <w:noProof/>
           </w:rPr>
           <w:t>4.2. Hiện thực xử lý ngôn ngữ</w:t>
@@ -2445,7 +2441,7 @@
             <w:noProof/>
             <w:webHidden/>
           </w:rPr>
-          <w:instrText xml:space="preserve"> PAGEREF _Toc243317528 \h </w:instrText>
+          <w:instrText xml:space="preserve"> PAGEREF _Toc243261634 \h </w:instrText>
         </w:r>
         <w:r>
           <w:rPr>
@@ -2488,15 +2484,15 @@
           <w:color w:val="auto"/>
           <w:kern w:val="2"/>
           <w:szCs w:val="24"/>
-          <w:lang w:eastAsia="ja-JP"/>
+          <w:lang w:val="en-US"/>
           <w14:ligatures w14:val="standardContextual"/>
         </w:rPr>
       </w:pPr>
-      <w:hyperlink w:anchor="_Toc243317529" w:history="1">
+      <w:hyperlink w:anchor="_Toc243261635" w:history="1">
         <w:r>
           <w:rPr>
             <w:rStyle w:val="Hyperlink"/>
-            <w:rFonts w:eastAsiaTheme="majorEastAsia" w:cs="Times New Roman"/>
+            <w:rFonts w:cs="Times New Roman"/>
             <w:noProof/>
           </w:rPr>
           <w:t>4.3. Hiện thực TF-IDF chỉ mục đảo và giải thích</w:t>
@@ -2520,7 +2516,7 @@
             <w:noProof/>
             <w:webHidden/>
           </w:rPr>
-          <w:instrText xml:space="preserve"> PAGEREF _Toc243317529 \h </w:instrText>
+          <w:instrText xml:space="preserve"> PAGEREF _Toc243261635 \h </w:instrText>
         </w:r>
         <w:r>
           <w:rPr>
@@ -2563,15 +2559,15 @@
           <w:color w:val="auto"/>
           <w:kern w:val="2"/>
           <w:szCs w:val="24"/>
-          <w:lang w:eastAsia="ja-JP"/>
+          <w:lang w:val="en-US"/>
           <w14:ligatures w14:val="standardContextual"/>
         </w:rPr>
       </w:pPr>
-      <w:hyperlink w:anchor="_Toc243317530" w:history="1">
+      <w:hyperlink w:anchor="_Toc243261636" w:history="1">
         <w:r>
           <w:rPr>
             <w:rStyle w:val="Hyperlink"/>
-            <w:rFonts w:eastAsiaTheme="majorEastAsia" w:cs="Times New Roman"/>
+            <w:rFonts w:cs="Times New Roman"/>
             <w:noProof/>
           </w:rPr>
           <w:t>4.4. Hiện thực TDV và cơ chế dự phòng</w:t>
@@ -2595,7 +2591,7 @@
             <w:noProof/>
             <w:webHidden/>
           </w:rPr>
-          <w:instrText xml:space="preserve"> PAGEREF _Toc243317530 \h </w:instrText>
+          <w:instrText xml:space="preserve"> PAGEREF _Toc243261636 \h </w:instrText>
         </w:r>
         <w:r>
           <w:rPr>
@@ -2638,15 +2634,15 @@
           <w:color w:val="auto"/>
           <w:kern w:val="2"/>
           <w:szCs w:val="24"/>
-          <w:lang w:eastAsia="ja-JP"/>
+          <w:lang w:val="en-US"/>
           <w14:ligatures w14:val="standardContextual"/>
         </w:rPr>
       </w:pPr>
-      <w:hyperlink w:anchor="_Toc243317531" w:history="1">
+      <w:hyperlink w:anchor="_Toc243261637" w:history="1">
         <w:r>
           <w:rPr>
             <w:rStyle w:val="Hyperlink"/>
-            <w:rFonts w:eastAsiaTheme="majorEastAsia" w:cs="Times New Roman"/>
+            <w:rFonts w:cs="Times New Roman"/>
             <w:noProof/>
           </w:rPr>
           <w:t>4.5. Hiện thực lưu trữ và kiểm tra phiên bản</w:t>
@@ -2670,7 +2666,7 @@
             <w:noProof/>
             <w:webHidden/>
           </w:rPr>
-          <w:instrText xml:space="preserve"> PAGEREF _Toc243317531 \h </w:instrText>
+          <w:instrText xml:space="preserve"> PAGEREF _Toc243261637 \h </w:instrText>
         </w:r>
         <w:r>
           <w:rPr>
@@ -2713,15 +2709,15 @@
           <w:color w:val="auto"/>
           <w:kern w:val="2"/>
           <w:szCs w:val="24"/>
-          <w:lang w:eastAsia="ja-JP"/>
+          <w:lang w:val="en-US"/>
           <w14:ligatures w14:val="standardContextual"/>
         </w:rPr>
       </w:pPr>
-      <w:hyperlink w:anchor="_Toc243317532" w:history="1">
+      <w:hyperlink w:anchor="_Toc243261638" w:history="1">
         <w:r>
           <w:rPr>
             <w:rStyle w:val="Hyperlink"/>
-            <w:rFonts w:eastAsiaTheme="majorEastAsia" w:cs="Times New Roman"/>
+            <w:rFonts w:cs="Times New Roman"/>
             <w:noProof/>
           </w:rPr>
           <w:t>4.6. API và hiện thực giao diện</w:t>
@@ -2745,7 +2741,7 @@
             <w:noProof/>
             <w:webHidden/>
           </w:rPr>
-          <w:instrText xml:space="preserve"> PAGEREF _Toc243317532 \h </w:instrText>
+          <w:instrText xml:space="preserve"> PAGEREF _Toc243261638 \h </w:instrText>
         </w:r>
         <w:r>
           <w:rPr>
@@ -2788,15 +2784,15 @@
           <w:color w:val="auto"/>
           <w:kern w:val="2"/>
           <w:szCs w:val="24"/>
-          <w:lang w:eastAsia="ja-JP"/>
+          <w:lang w:val="en-US"/>
           <w14:ligatures w14:val="standardContextual"/>
         </w:rPr>
       </w:pPr>
-      <w:hyperlink w:anchor="_Toc243317533" w:history="1">
+      <w:hyperlink w:anchor="_Toc243261639" w:history="1">
         <w:r>
           <w:rPr>
             <w:rStyle w:val="Hyperlink"/>
-            <w:rFonts w:eastAsiaTheme="majorEastAsia" w:cs="Times New Roman"/>
+            <w:rFonts w:cs="Times New Roman"/>
             <w:noProof/>
           </w:rPr>
           <w:t>CHƯƠNG 5. VẬN HÀNH HỆ THỐNG VÀ ĐÁNH GIÁ</w:t>
@@ -2820,7 +2816,7 @@
             <w:noProof/>
             <w:webHidden/>
           </w:rPr>
-          <w:instrText xml:space="preserve"> PAGEREF _Toc243317533 \h </w:instrText>
+          <w:instrText xml:space="preserve"> PAGEREF _Toc243261639 \h </w:instrText>
         </w:r>
         <w:r>
           <w:rPr>
@@ -2863,15 +2859,15 @@
           <w:color w:val="auto"/>
           <w:kern w:val="2"/>
           <w:szCs w:val="24"/>
-          <w:lang w:eastAsia="ja-JP"/>
+          <w:lang w:val="en-US"/>
           <w14:ligatures w14:val="standardContextual"/>
         </w:rPr>
       </w:pPr>
-      <w:hyperlink w:anchor="_Toc243317534" w:history="1">
+      <w:hyperlink w:anchor="_Toc243261640" w:history="1">
         <w:r>
           <w:rPr>
             <w:rStyle w:val="Hyperlink"/>
-            <w:rFonts w:eastAsiaTheme="majorEastAsia" w:cs="Times New Roman"/>
+            <w:rFonts w:cs="Times New Roman"/>
             <w:noProof/>
           </w:rPr>
           <w:t>5.1. Môi trường và chuẩn bị dữ liệu</w:t>
@@ -2895,7 +2891,7 @@
             <w:noProof/>
             <w:webHidden/>
           </w:rPr>
-          <w:instrText xml:space="preserve"> PAGEREF _Toc243317534 \h </w:instrText>
+          <w:instrText xml:space="preserve"> PAGEREF _Toc243261640 \h </w:instrText>
         </w:r>
         <w:r>
           <w:rPr>
@@ -2938,15 +2934,15 @@
           <w:color w:val="auto"/>
           <w:kern w:val="2"/>
           <w:szCs w:val="24"/>
-          <w:lang w:eastAsia="ja-JP"/>
+          <w:lang w:val="en-US"/>
           <w14:ligatures w14:val="standardContextual"/>
         </w:rPr>
       </w:pPr>
-      <w:hyperlink w:anchor="_Toc243317535" w:history="1">
+      <w:hyperlink w:anchor="_Toc243261641" w:history="1">
         <w:r>
           <w:rPr>
             <w:rStyle w:val="Hyperlink"/>
-            <w:rFonts w:eastAsiaTheme="majorEastAsia" w:cs="Times New Roman"/>
+            <w:rFonts w:cs="Times New Roman"/>
             <w:noProof/>
           </w:rPr>
           <w:t>5.2. Tìm kiếm văn bản với dữ liệu thực</w:t>
@@ -2970,7 +2966,7 @@
             <w:noProof/>
             <w:webHidden/>
           </w:rPr>
-          <w:instrText xml:space="preserve"> PAGEREF _Toc243317535 \h </w:instrText>
+          <w:instrText xml:space="preserve"> PAGEREF _Toc243261641 \h </w:instrText>
         </w:r>
         <w:r>
           <w:rPr>
@@ -3013,15 +3009,15 @@
           <w:color w:val="auto"/>
           <w:kern w:val="2"/>
           <w:szCs w:val="24"/>
-          <w:lang w:eastAsia="ja-JP"/>
+          <w:lang w:val="en-US"/>
           <w14:ligatures w14:val="standardContextual"/>
         </w:rPr>
       </w:pPr>
-      <w:hyperlink w:anchor="_Toc243317536" w:history="1">
+      <w:hyperlink w:anchor="_Toc243261642" w:history="1">
         <w:r>
           <w:rPr>
             <w:rStyle w:val="Hyperlink"/>
-            <w:rFonts w:eastAsiaTheme="majorEastAsia" w:cs="Times New Roman"/>
+            <w:rFonts w:cs="Times New Roman"/>
             <w:noProof/>
           </w:rPr>
           <w:t>5.3. Giải thích điểm Cosine của một kết quả</w:t>
@@ -3045,7 +3041,7 @@
             <w:noProof/>
             <w:webHidden/>
           </w:rPr>
-          <w:instrText xml:space="preserve"> PAGEREF _Toc243317536 \h </w:instrText>
+          <w:instrText xml:space="preserve"> PAGEREF _Toc243261642 \h </w:instrText>
         </w:r>
         <w:r>
           <w:rPr>
@@ -3088,15 +3084,15 @@
           <w:color w:val="auto"/>
           <w:kern w:val="2"/>
           <w:szCs w:val="24"/>
-          <w:lang w:eastAsia="ja-JP"/>
+          <w:lang w:val="en-US"/>
           <w14:ligatures w14:val="standardContextual"/>
         </w:rPr>
       </w:pPr>
-      <w:hyperlink w:anchor="_Toc243317537" w:history="1">
+      <w:hyperlink w:anchor="_Toc243261643" w:history="1">
         <w:r>
           <w:rPr>
             <w:rStyle w:val="Hyperlink"/>
-            <w:rFonts w:eastAsiaTheme="majorEastAsia" w:cs="Times New Roman"/>
+            <w:rFonts w:cs="Times New Roman"/>
             <w:noProof/>
           </w:rPr>
           <w:t>5.4. Vận hành chức năng tách từ</w:t>
@@ -3120,7 +3116,7 @@
             <w:noProof/>
             <w:webHidden/>
           </w:rPr>
-          <w:instrText xml:space="preserve"> PAGEREF _Toc243317537 \h </w:instrText>
+          <w:instrText xml:space="preserve"> PAGEREF _Toc243261643 \h </w:instrText>
         </w:r>
         <w:r>
           <w:rPr>
@@ -3163,18 +3159,34 @@
           <w:color w:val="auto"/>
           <w:kern w:val="2"/>
           <w:szCs w:val="24"/>
-          <w:lang w:eastAsia="ja-JP"/>
+          <w:lang w:val="en-US"/>
           <w14:ligatures w14:val="standardContextual"/>
         </w:rPr>
       </w:pPr>
-      <w:hyperlink w:anchor="_Toc243317538" w:history="1">
+      <w:hyperlink w:anchor="_Toc243261644" w:history="1">
         <w:r>
           <w:rPr>
             <w:rStyle w:val="Hyperlink"/>
-            <w:rFonts w:eastAsiaTheme="majorEastAsia" w:cs="Times New Roman"/>
+            <w:rFonts w:cs="Times New Roman"/>
             <w:noProof/>
           </w:rPr>
-          <w:t>5.5. Vận hành lọc từ dừng và guard</w:t>
+          <w:t xml:space="preserve">5.5. Vận hành lọc </w:t>
+        </w:r>
+        <w:r>
+          <w:rPr>
+            <w:rStyle w:val="Hyperlink"/>
+            <w:rFonts w:cs="Times New Roman"/>
+            <w:noProof/>
+          </w:rPr>
+          <w:t>stopword</w:t>
+        </w:r>
+        <w:r>
+          <w:rPr>
+            <w:rStyle w:val="Hyperlink"/>
+            <w:rFonts w:cs="Times New Roman"/>
+            <w:noProof/>
+          </w:rPr>
+          <w:t xml:space="preserve"> và guard</w:t>
         </w:r>
         <w:r>
           <w:rPr>
@@ -3195,7 +3207,7 @@
             <w:noProof/>
             <w:webHidden/>
           </w:rPr>
-          <w:instrText xml:space="preserve"> PAGEREF _Toc243317538 \h </w:instrText>
+          <w:instrText xml:space="preserve"> PAGEREF _Toc243261644 \h </w:instrText>
         </w:r>
         <w:r>
           <w:rPr>
@@ -3238,15 +3250,15 @@
           <w:color w:val="auto"/>
           <w:kern w:val="2"/>
           <w:szCs w:val="24"/>
-          <w:lang w:eastAsia="ja-JP"/>
+          <w:lang w:val="en-US"/>
           <w14:ligatures w14:val="standardContextual"/>
         </w:rPr>
       </w:pPr>
-      <w:hyperlink w:anchor="_Toc243317539" w:history="1">
+      <w:hyperlink w:anchor="_Toc243261645" w:history="1">
         <w:r>
           <w:rPr>
             <w:rStyle w:val="Hyperlink"/>
-            <w:rFonts w:eastAsiaTheme="majorEastAsia" w:cs="Times New Roman"/>
+            <w:rFonts w:cs="Times New Roman"/>
             <w:noProof/>
           </w:rPr>
           <w:t>5.6. Cơ chế dự phòng và các trường hợp biên</w:t>
@@ -3270,7 +3282,7 @@
             <w:noProof/>
             <w:webHidden/>
           </w:rPr>
-          <w:instrText xml:space="preserve"> PAGEREF _Toc243317539 \h </w:instrText>
+          <w:instrText xml:space="preserve"> PAGEREF _Toc243261645 \h </w:instrText>
         </w:r>
         <w:r>
           <w:rPr>
@@ -3313,15 +3325,15 @@
           <w:color w:val="auto"/>
           <w:kern w:val="2"/>
           <w:szCs w:val="24"/>
-          <w:lang w:eastAsia="ja-JP"/>
+          <w:lang w:val="en-US"/>
           <w14:ligatures w14:val="standardContextual"/>
         </w:rPr>
       </w:pPr>
-      <w:hyperlink w:anchor="_Toc243317540" w:history="1">
+      <w:hyperlink w:anchor="_Toc243261646" w:history="1">
         <w:r>
           <w:rPr>
             <w:rStyle w:val="Hyperlink"/>
-            <w:rFonts w:eastAsiaTheme="majorEastAsia" w:cs="Times New Roman"/>
+            <w:rFonts w:cs="Times New Roman"/>
             <w:noProof/>
           </w:rPr>
           <w:t>5.7. Thực nghiệm và phân tích kết quả</w:t>
@@ -3345,7 +3357,7 @@
             <w:noProof/>
             <w:webHidden/>
           </w:rPr>
-          <w:instrText xml:space="preserve"> PAGEREF _Toc243317540 \h </w:instrText>
+          <w:instrText xml:space="preserve"> PAGEREF _Toc243261646 \h </w:instrText>
         </w:r>
         <w:r>
           <w:rPr>
@@ -3388,15 +3400,15 @@
           <w:color w:val="auto"/>
           <w:kern w:val="2"/>
           <w:szCs w:val="24"/>
-          <w:lang w:eastAsia="ja-JP"/>
+          <w:lang w:val="en-US"/>
           <w14:ligatures w14:val="standardContextual"/>
         </w:rPr>
       </w:pPr>
-      <w:hyperlink w:anchor="_Toc243317541" w:history="1">
+      <w:hyperlink w:anchor="_Toc243261647" w:history="1">
         <w:r>
           <w:rPr>
             <w:rStyle w:val="Hyperlink"/>
-            <w:rFonts w:eastAsiaTheme="majorEastAsia" w:cs="Times New Roman"/>
+            <w:rFonts w:cs="Times New Roman"/>
             <w:noProof/>
           </w:rPr>
           <w:t>5.7.1. Chất lượng phân đoạn từ</w:t>
@@ -3420,7 +3432,7 @@
             <w:noProof/>
             <w:webHidden/>
           </w:rPr>
-          <w:instrText xml:space="preserve"> PAGEREF _Toc243317541 \h </w:instrText>
+          <w:instrText xml:space="preserve"> PAGEREF _Toc243261647 \h </w:instrText>
         </w:r>
         <w:r>
           <w:rPr>
@@ -3463,15 +3475,15 @@
           <w:color w:val="auto"/>
           <w:kern w:val="2"/>
           <w:szCs w:val="24"/>
-          <w:lang w:eastAsia="ja-JP"/>
+          <w:lang w:val="en-US"/>
           <w14:ligatures w14:val="standardContextual"/>
         </w:rPr>
       </w:pPr>
-      <w:hyperlink w:anchor="_Toc243317542" w:history="1">
+      <w:hyperlink w:anchor="_Toc243261648" w:history="1">
         <w:r>
           <w:rPr>
             <w:rStyle w:val="Hyperlink"/>
-            <w:rFonts w:eastAsiaTheme="majorEastAsia" w:cs="Times New Roman"/>
+            <w:rFonts w:cs="Times New Roman"/>
             <w:noProof/>
           </w:rPr>
           <w:t>5.7.2. Dung lượng chỉ mục và phân bố TDV</w:t>
@@ -3495,7 +3507,7 @@
             <w:noProof/>
             <w:webHidden/>
           </w:rPr>
-          <w:instrText xml:space="preserve"> PAGEREF _Toc243317542 \h </w:instrText>
+          <w:instrText xml:space="preserve"> PAGEREF _Toc243261648 \h </w:instrText>
         </w:r>
         <w:r>
           <w:rPr>
@@ -3538,15 +3550,15 @@
           <w:color w:val="auto"/>
           <w:kern w:val="2"/>
           <w:szCs w:val="24"/>
-          <w:lang w:eastAsia="ja-JP"/>
+          <w:lang w:val="en-US"/>
           <w14:ligatures w14:val="standardContextual"/>
         </w:rPr>
       </w:pPr>
-      <w:hyperlink w:anchor="_Toc243317543" w:history="1">
+      <w:hyperlink w:anchor="_Toc243261649" w:history="1">
         <w:r>
           <w:rPr>
             <w:rStyle w:val="Hyperlink"/>
-            <w:rFonts w:eastAsiaTheme="majorEastAsia" w:cs="Times New Roman"/>
+            <w:rFonts w:cs="Times New Roman"/>
             <w:noProof/>
           </w:rPr>
           <w:t>5.7.3. Độ trễ truy vấn</w:t>
@@ -3570,7 +3582,7 @@
             <w:noProof/>
             <w:webHidden/>
           </w:rPr>
-          <w:instrText xml:space="preserve"> PAGEREF _Toc243317543 \h </w:instrText>
+          <w:instrText xml:space="preserve"> PAGEREF _Toc243261649 \h </w:instrText>
         </w:r>
         <w:r>
           <w:rPr>
@@ -3613,15 +3625,15 @@
           <w:color w:val="auto"/>
           <w:kern w:val="2"/>
           <w:szCs w:val="24"/>
-          <w:lang w:eastAsia="ja-JP"/>
+          <w:lang w:val="en-US"/>
           <w14:ligatures w14:val="standardContextual"/>
         </w:rPr>
       </w:pPr>
-      <w:hyperlink w:anchor="_Toc243317544" w:history="1">
+      <w:hyperlink w:anchor="_Toc243261650" w:history="1">
         <w:r>
           <w:rPr>
             <w:rStyle w:val="Hyperlink"/>
-            <w:rFonts w:eastAsiaTheme="majorEastAsia" w:cs="Times New Roman"/>
+            <w:rFonts w:cs="Times New Roman"/>
             <w:noProof/>
           </w:rPr>
           <w:t>5.7.4. Chất lượng truy xuất và phân tích lĩnh vực</w:t>
@@ -3645,7 +3657,7 @@
             <w:noProof/>
             <w:webHidden/>
           </w:rPr>
-          <w:instrText xml:space="preserve"> PAGEREF _Toc243317544 \h </w:instrText>
+          <w:instrText xml:space="preserve"> PAGEREF _Toc243261650 \h </w:instrText>
         </w:r>
         <w:r>
           <w:rPr>
@@ -3688,15 +3700,15 @@
           <w:color w:val="auto"/>
           <w:kern w:val="2"/>
           <w:szCs w:val="24"/>
-          <w:lang w:eastAsia="ja-JP"/>
+          <w:lang w:val="en-US"/>
           <w14:ligatures w14:val="standardContextual"/>
         </w:rPr>
       </w:pPr>
-      <w:hyperlink w:anchor="_Toc243317545" w:history="1">
+      <w:hyperlink w:anchor="_Toc243261651" w:history="1">
         <w:r>
           <w:rPr>
             <w:rStyle w:val="Hyperlink"/>
-            <w:rFonts w:eastAsiaTheme="majorEastAsia" w:cs="Times New Roman"/>
+            <w:rFonts w:cs="Times New Roman"/>
             <w:noProof/>
           </w:rPr>
           <w:t>5.7.5. Đối chứng cấu trúc tra cứu</w:t>
@@ -3720,7 +3732,7 @@
             <w:noProof/>
             <w:webHidden/>
           </w:rPr>
-          <w:instrText xml:space="preserve"> PAGEREF _Toc243317545 \h </w:instrText>
+          <w:instrText xml:space="preserve"> PAGEREF _Toc243261651 \h </w:instrText>
         </w:r>
         <w:r>
           <w:rPr>
@@ -3763,15 +3775,15 @@
           <w:color w:val="auto"/>
           <w:kern w:val="2"/>
           <w:szCs w:val="24"/>
-          <w:lang w:eastAsia="ja-JP"/>
+          <w:lang w:val="en-US"/>
           <w14:ligatures w14:val="standardContextual"/>
         </w:rPr>
       </w:pPr>
-      <w:hyperlink w:anchor="_Toc243317546" w:history="1">
+      <w:hyperlink w:anchor="_Toc243261652" w:history="1">
         <w:r>
           <w:rPr>
             <w:rStyle w:val="Hyperlink"/>
-            <w:rFonts w:eastAsiaTheme="majorEastAsia" w:cs="Times New Roman"/>
+            <w:rFonts w:cs="Times New Roman"/>
             <w:noProof/>
           </w:rPr>
           <w:t>5.7.6. Kiểm tra tính nhất quán và phạm vi đánh giá</w:t>
@@ -3795,7 +3807,7 @@
             <w:noProof/>
             <w:webHidden/>
           </w:rPr>
-          <w:instrText xml:space="preserve"> PAGEREF _Toc243317546 \h </w:instrText>
+          <w:instrText xml:space="preserve"> PAGEREF _Toc243261652 \h </w:instrText>
         </w:r>
         <w:r>
           <w:rPr>
@@ -3838,15 +3850,15 @@
           <w:color w:val="auto"/>
           <w:kern w:val="2"/>
           <w:szCs w:val="24"/>
-          <w:lang w:eastAsia="ja-JP"/>
+          <w:lang w:val="en-US"/>
           <w14:ligatures w14:val="standardContextual"/>
         </w:rPr>
       </w:pPr>
-      <w:hyperlink w:anchor="_Toc243317547" w:history="1">
+      <w:hyperlink w:anchor="_Toc243261653" w:history="1">
         <w:r>
           <w:rPr>
             <w:rStyle w:val="Hyperlink"/>
-            <w:rFonts w:eastAsiaTheme="majorEastAsia" w:cs="Times New Roman"/>
+            <w:rFonts w:cs="Times New Roman"/>
             <w:noProof/>
           </w:rPr>
           <w:t>CHƯƠNG 6. KẾT LUẬN VÀ HƯỚNG PHÁT TRIỂN</w:t>
@@ -3870,7 +3882,7 @@
             <w:noProof/>
             <w:webHidden/>
           </w:rPr>
-          <w:instrText xml:space="preserve"> PAGEREF _Toc243317547 \h </w:instrText>
+          <w:instrText xml:space="preserve"> PAGEREF _Toc243261653 \h </w:instrText>
         </w:r>
         <w:r>
           <w:rPr>
@@ -3913,15 +3925,15 @@
           <w:color w:val="auto"/>
           <w:kern w:val="2"/>
           <w:szCs w:val="24"/>
-          <w:lang w:eastAsia="ja-JP"/>
+          <w:lang w:val="en-US"/>
           <w14:ligatures w14:val="standardContextual"/>
         </w:rPr>
       </w:pPr>
-      <w:hyperlink w:anchor="_Toc243317548" w:history="1">
+      <w:hyperlink w:anchor="_Toc243261654" w:history="1">
         <w:r>
           <w:rPr>
             <w:rStyle w:val="Hyperlink"/>
-            <w:rFonts w:eastAsiaTheme="majorEastAsia" w:cs="Times New Roman"/>
+            <w:rFonts w:cs="Times New Roman"/>
             <w:noProof/>
           </w:rPr>
           <w:t>6.1. Kết quả đạt được</w:t>
@@ -3945,7 +3957,7 @@
             <w:noProof/>
             <w:webHidden/>
           </w:rPr>
-          <w:instrText xml:space="preserve"> PAGEREF _Toc243317548 \h </w:instrText>
+          <w:instrText xml:space="preserve"> PAGEREF _Toc243261654 \h </w:instrText>
         </w:r>
         <w:r>
           <w:rPr>
@@ -3988,15 +4000,15 @@
           <w:color w:val="auto"/>
           <w:kern w:val="2"/>
           <w:szCs w:val="24"/>
-          <w:lang w:eastAsia="ja-JP"/>
+          <w:lang w:val="en-US"/>
           <w14:ligatures w14:val="standardContextual"/>
         </w:rPr>
       </w:pPr>
-      <w:hyperlink w:anchor="_Toc243317549" w:history="1">
+      <w:hyperlink w:anchor="_Toc243261655" w:history="1">
         <w:r>
           <w:rPr>
             <w:rStyle w:val="Hyperlink"/>
-            <w:rFonts w:eastAsiaTheme="majorEastAsia" w:cs="Times New Roman"/>
+            <w:rFonts w:cs="Times New Roman"/>
             <w:noProof/>
           </w:rPr>
           <w:t>6.2. Hạn chế</w:t>
@@ -4020,7 +4032,7 @@
             <w:noProof/>
             <w:webHidden/>
           </w:rPr>
-          <w:instrText xml:space="preserve"> PAGEREF _Toc243317549 \h </w:instrText>
+          <w:instrText xml:space="preserve"> PAGEREF _Toc243261655 \h </w:instrText>
         </w:r>
         <w:r>
           <w:rPr>
@@ -4063,15 +4075,15 @@
           <w:color w:val="auto"/>
           <w:kern w:val="2"/>
           <w:szCs w:val="24"/>
-          <w:lang w:eastAsia="ja-JP"/>
+          <w:lang w:val="en-US"/>
           <w14:ligatures w14:val="standardContextual"/>
         </w:rPr>
       </w:pPr>
-      <w:hyperlink w:anchor="_Toc243317550" w:history="1">
+      <w:hyperlink w:anchor="_Toc243261656" w:history="1">
         <w:r>
           <w:rPr>
             <w:rStyle w:val="Hyperlink"/>
-            <w:rFonts w:eastAsiaTheme="majorEastAsia" w:cs="Times New Roman"/>
+            <w:rFonts w:cs="Times New Roman"/>
             <w:noProof/>
           </w:rPr>
           <w:t>6.3. Hướng phát triển</w:t>
@@ -4095,7 +4107,7 @@
             <w:noProof/>
             <w:webHidden/>
           </w:rPr>
-          <w:instrText xml:space="preserve"> PAGEREF _Toc243317550 \h </w:instrText>
+          <w:instrText xml:space="preserve"> PAGEREF _Toc243261656 \h </w:instrText>
         </w:r>
         <w:r>
           <w:rPr>
@@ -4115,7 +4127,7 @@
             <w:noProof/>
             <w:webHidden/>
           </w:rPr>
-          <w:t>35</w:t>
+          <w:t>34</w:t>
         </w:r>
         <w:r>
           <w:rPr>
@@ -4138,15 +4150,15 @@
           <w:color w:val="auto"/>
           <w:kern w:val="2"/>
           <w:szCs w:val="24"/>
-          <w:lang w:eastAsia="ja-JP"/>
+          <w:lang w:val="en-US"/>
           <w14:ligatures w14:val="standardContextual"/>
         </w:rPr>
       </w:pPr>
-      <w:hyperlink w:anchor="_Toc243317551" w:history="1">
+      <w:hyperlink w:anchor="_Toc243261657" w:history="1">
         <w:r>
           <w:rPr>
             <w:rStyle w:val="Hyperlink"/>
-            <w:rFonts w:eastAsiaTheme="majorEastAsia" w:cs="Times New Roman"/>
+            <w:rFonts w:cs="Times New Roman"/>
             <w:noProof/>
           </w:rPr>
           <w:t>TÀI LIỆU THAM KHẢO</w:t>
@@ -4170,7 +4182,7 @@
             <w:noProof/>
             <w:webHidden/>
           </w:rPr>
-          <w:instrText xml:space="preserve"> PAGEREF _Toc243317551 \h </w:instrText>
+          <w:instrText xml:space="preserve"> PAGEREF _Toc243261657 \h </w:instrText>
         </w:r>
         <w:r>
           <w:rPr>
@@ -4190,7 +4202,7 @@
             <w:noProof/>
             <w:webHidden/>
           </w:rPr>
-          <w:t>36</w:t>
+          <w:t>35</w:t>
         </w:r>
         <w:r>
           <w:rPr>
@@ -4213,15 +4225,15 @@
           <w:color w:val="auto"/>
           <w:kern w:val="2"/>
           <w:szCs w:val="24"/>
-          <w:lang w:eastAsia="ja-JP"/>
+          <w:lang w:val="en-US"/>
           <w14:ligatures w14:val="standardContextual"/>
         </w:rPr>
       </w:pPr>
-      <w:hyperlink w:anchor="_Toc243317552" w:history="1">
+      <w:hyperlink w:anchor="_Toc243261658" w:history="1">
         <w:r>
           <w:rPr>
             <w:rStyle w:val="Hyperlink"/>
-            <w:rFonts w:eastAsiaTheme="majorEastAsia" w:cs="Times New Roman"/>
+            <w:rFonts w:cs="Times New Roman"/>
             <w:noProof/>
           </w:rPr>
           <w:t>PHỤ LỤC A. MỘT SỐ TRƯỜNG HỢP GÁN NHÃN LIÊN QUAN</w:t>
@@ -4245,7 +4257,7 @@
             <w:noProof/>
             <w:webHidden/>
           </w:rPr>
-          <w:instrText xml:space="preserve"> PAGEREF _Toc243317552 \h </w:instrText>
+          <w:instrText xml:space="preserve"> PAGEREF _Toc243261658 \h </w:instrText>
         </w:r>
         <w:r>
           <w:rPr>
@@ -4265,7 +4277,7 @@
             <w:noProof/>
             <w:webHidden/>
           </w:rPr>
-          <w:t>37</w:t>
+          <w:t>36</w:t>
         </w:r>
         <w:r>
           <w:rPr>
@@ -4288,15 +4300,15 @@
           <w:color w:val="auto"/>
           <w:kern w:val="2"/>
           <w:szCs w:val="24"/>
-          <w:lang w:eastAsia="ja-JP"/>
+          <w:lang w:val="en-US"/>
           <w14:ligatures w14:val="standardContextual"/>
         </w:rPr>
       </w:pPr>
-      <w:hyperlink w:anchor="_Toc243317553" w:history="1">
+      <w:hyperlink w:anchor="_Toc243261659" w:history="1">
         <w:r>
           <w:rPr>
             <w:rStyle w:val="Hyperlink"/>
-            <w:rFonts w:eastAsiaTheme="majorEastAsia" w:cs="Times New Roman"/>
+            <w:rFonts w:cs="Times New Roman"/>
             <w:noProof/>
           </w:rPr>
           <w:t>PHỤ LỤC B. MỘT SỐ TRƯỜNG HỢP PHÂN ĐOẠN TỪ</w:t>
@@ -4320,7 +4332,7 @@
             <w:noProof/>
             <w:webHidden/>
           </w:rPr>
-          <w:instrText xml:space="preserve"> PAGEREF _Toc243317553 \h </w:instrText>
+          <w:instrText xml:space="preserve"> PAGEREF _Toc243261659 \h </w:instrText>
         </w:r>
         <w:r>
           <w:rPr>
@@ -4340,7 +4352,7 @@
             <w:noProof/>
             <w:webHidden/>
           </w:rPr>
-          <w:t>38</w:t>
+          <w:t>37</w:t>
         </w:r>
         <w:r>
           <w:rPr>
@@ -4363,15 +4375,15 @@
           <w:color w:val="auto"/>
           <w:kern w:val="2"/>
           <w:szCs w:val="24"/>
-          <w:lang w:eastAsia="ja-JP"/>
+          <w:lang w:val="en-US"/>
           <w14:ligatures w14:val="standardContextual"/>
         </w:rPr>
       </w:pPr>
-      <w:hyperlink w:anchor="_Toc243317554" w:history="1">
+      <w:hyperlink w:anchor="_Toc243261660" w:history="1">
         <w:r>
           <w:rPr>
             <w:rStyle w:val="Hyperlink"/>
-            <w:rFonts w:eastAsiaTheme="majorEastAsia" w:cs="Times New Roman"/>
+            <w:rFonts w:cs="Times New Roman"/>
             <w:noProof/>
           </w:rPr>
           <w:t>PHỤ LỤC C. DANH MỤC 20 TRUY VẤN</w:t>
@@ -4395,7 +4407,7 @@
             <w:noProof/>
             <w:webHidden/>
           </w:rPr>
-          <w:instrText xml:space="preserve"> PAGEREF _Toc243317554 \h </w:instrText>
+          <w:instrText xml:space="preserve"> PAGEREF _Toc243261660 \h </w:instrText>
         </w:r>
         <w:r>
           <w:rPr>
@@ -4415,7 +4427,7 @@
             <w:noProof/>
             <w:webHidden/>
           </w:rPr>
-          <w:t>39</w:t>
+          <w:t>38</w:t>
         </w:r>
         <w:r>
           <w:rPr>
@@ -4447,7 +4459,7 @@
           <w:rFonts w:ascii="Times New Roman" w:hAnsi="Times New Roman" w:cs="Times New Roman"/>
         </w:rPr>
       </w:pPr>
-      <w:bookmarkStart w:id="0" w:name="_Toc243317502"/>
+      <w:bookmarkStart w:id="0" w:name="_Toc243261608"/>
       <w:r>
         <w:rPr>
           <w:rFonts w:ascii="Times New Roman" w:hAnsi="Times New Roman" w:cs="Times New Roman"/>
@@ -4469,31 +4481,19 @@
         <w:rPr>
           <w:rFonts w:cs="Times New Roman"/>
         </w:rPr>
-        <w:t xml:space="preserve">Truy xuất thông tin giúp tìm các tài liệu phù hợp với nhu cầu của người dùng trong một kho văn bản. </w:t>
-      </w:r>
-      <w:r>
-        <w:rPr>
-          <w:rFonts w:cs="Times New Roman"/>
-        </w:rPr>
-        <w:t>Đề tài thuộc chủ đề 8 của học phần</w:t>
-      </w:r>
-      <w:r>
-        <w:rPr>
-          <w:rFonts w:cs="Times New Roman"/>
-        </w:rPr>
-        <w:t xml:space="preserve"> Hệ cơ sở dữ liệu đa phương tiện triển khai hệ thống tìm kiếm toàn văn tiếng Việt trên 2.500 bài báo thuộc 10 lĩnh vực. </w:t>
-      </w:r>
-      <w:r>
-        <w:rPr>
-          <w:rFonts w:cs="Times New Roman"/>
-        </w:rPr>
-        <w:t>Tiểu luận trình bày cơ sở lý thuyết</w:t>
-      </w:r>
-      <w:r>
-        <w:rPr>
-          <w:rFonts w:cs="Times New Roman"/>
-        </w:rPr>
-        <w:t>, cách cài đặt và kết quả so sánh các chiến lược lọc từ dừng.</w:t>
+        <w:t xml:space="preserve">Truy xuất thông tin giúp tìm các tài liệu phù hợp với nhu cầu của người dùng trong một kho văn bản. Đồ án chủ đề 8 của học phần Hệ cơ sở dữ liệu đa phương tiện triển khai hệ thống tìm kiếm toàn văn tiếng Việt trên 2.500 bài báo thuộc 10 lĩnh vực. Báo cáo trình bày cơ sở lý thuyết, cách cài đặt và kết quả so sánh các chiến lược lọc </w:t>
+      </w:r>
+      <w:r>
+        <w:rPr>
+          <w:rFonts w:cs="Times New Roman"/>
+        </w:rPr>
+        <w:t>stopword</w:t>
+      </w:r>
+      <w:r>
+        <w:rPr>
+          <w:rFonts w:cs="Times New Roman"/>
+        </w:rPr>
+        <w:t>.</w:t>
       </w:r>
     </w:p>
     <w:p>
@@ -4550,32 +4550,21 @@
         <w:rPr>
           <w:rFonts w:cs="Times New Roman"/>
         </w:rPr>
-        <w:t>Tiểu luận được tổ chức theo ba mạch nội dung</w:t>
-      </w:r>
-      <w:r>
-        <w:rPr>
-          <w:rFonts w:cs="Times New Roman"/>
-        </w:rPr>
-        <w:t xml:space="preserve"> bắt buộc của đề tài: (i) cơ sở lý thuyết — tách từ tiếng Việt, stopword, TF-IDF, cosine, TDV và các độ đo đánh giá; (ii) cài đặt giải thuật và chương trình — kiến trúc, cấu trúc dữ liệu, bốn cấu hình C1–C4, các bảo vệ hành vi; (iii) thực nghiệm và đánh giá — chất lượng truy xuất trên quy tắc gán nhãn có kiểm soát, benchmark độ trễ, dung lượng chỉ mục, ablation theo bốn cấu hình, kiểm định tách từ trên tập chuẩn vàng cùng phân tích lỗi.</w:t>
+        <w:t>Báo cáo tổ chức theo ba mạch nội dung bắt buộc của đề tài: (i) cơ sở lý thuyết — tách từ tiếng Việt, stopword, TF-IDF, cosine, TDV và các độ đo đánh giá; (ii) cài đặt giải thuật và chương trình — kiến trúc, cấu trúc dữ liệu, bốn cấu hình C1–C4, các bảo vệ hành vi; (iii) thực nghiệm và đánh giá — chất lượng truy xuất trên quy tắc gán nhãn có kiểm soát, benchmark độ trễ, dung lượng chỉ mục, ablation theo bốn cấu hình, kiểm định tách từ trên tập chuẩn vàng cùng phân tích lỗi.</w:t>
       </w:r>
     </w:p>
     <w:p>
       <w:pPr>
-        <w:rPr>
-          <w:rFonts w:cs="Times New Roman"/>
-        </w:rPr>
-      </w:pPr>
-      <w:r>
-        <w:rPr>
-          <w:rFonts w:cs="Times New Roman"/>
-        </w:rPr>
-        <w:t>Tiểu luận được tổ chức thành sáu chương</w:t>
-      </w:r>
-      <w:r>
-        <w:rPr>
-          <w:rFonts w:cs="Times New Roman"/>
-        </w:rPr>
-        <w:t>: giới thiệu đề tài; cơ sở lý thuyết và công nghệ; phân tích thiết kế; hiện thực hệ thống; vận hành và đánh giá; kết luận và hướng phát triển. Các ảnh giao diện ở Chương 5 được chụp khi ứng dụng kết nối backend và đã có dữ liệu đầu vào, kết quả xử lý.</w:t>
+        <w:jc w:val="both"/>
+        <w:rPr>
+          <w:rFonts w:cs="Times New Roman"/>
+        </w:rPr>
+      </w:pPr>
+      <w:r>
+        <w:rPr>
+          <w:rFonts w:cs="Times New Roman"/>
+        </w:rPr>
+        <w:t>Báo cáo được tổ chức thành sáu chương: giới thiệu đề tài; cơ sở lý thuyết và công nghệ; phân tích thiết kế; hiện thực hệ thống; vận hành và đánh giá; kết luận và hướng phát triển. Các ảnh giao diện ở Chương 5 được chụp khi ứng dụng kết nối backend và đã có dữ liệu đầu vào, kết quả xử lý.</w:t>
       </w:r>
     </w:p>
     <w:p>
@@ -4583,7 +4572,7 @@
         <w:pStyle w:val="Heading1"/>
         <w:pageBreakBefore/>
       </w:pPr>
-      <w:bookmarkStart w:id="1" w:name="_Toc243317503"/>
+      <w:bookmarkStart w:id="1" w:name="_Toc243261609"/>
       <w:r>
         <w:rPr>
           <w:rFonts w:ascii="Times New Roman" w:hAnsi="Times New Roman"/>
@@ -4603,16 +4592,8 @@
         <w:pStyle w:val="Caption"/>
         <w:keepNext/>
         <w:jc w:val="center"/>
-        <w:rPr>
-          <w:i/>
-          <w:iCs/>
-        </w:rPr>
-      </w:pPr>
-      <w:r>
-        <w:rPr>
-          <w:i/>
-          <w:iCs/>
-        </w:rPr>
+      </w:pPr>
+      <w:r>
         <w:t>Bảng PC.1. Phân công vai trò và trách nhiệm của các thành viên</w:t>
       </w:r>
     </w:p>
@@ -4742,18 +4723,25 @@
           <w:p>
             <w:pPr>
               <w:spacing w:before="80" w:line="264" w:lineRule="auto"/>
+              <w:jc w:val="both"/>
             </w:pPr>
             <w:r>
               <w:rPr>
                 <w:sz w:val="22"/>
               </w:rPr>
-              <w:t>Chuẩn hóa văn bản và từ điển; cấu trúc Trie; FMM/BMM/BiMM; lọc từ dừng tầng 1 và guard; đánh giá tách từ, rà soát nhãn; tổng hợp và hoàn thiện</w:t>
+              <w:t xml:space="preserve">Chuẩn hóa văn bản và từ điển; cấu trúc Trie; FMM/BMM/BiMM; lọc </w:t>
             </w:r>
             <w:r>
               <w:rPr>
                 <w:sz w:val="22"/>
               </w:rPr>
-              <w:t xml:space="preserve"> tiểu luận.</w:t>
+              <w:t>stopword</w:t>
+            </w:r>
+            <w:r>
+              <w:rPr>
+                <w:sz w:val="22"/>
+              </w:rPr>
+              <w:t xml:space="preserve"> tầng 1 và guard; đánh giá tách từ, rà soát nhãn; tổng hợp và hoàn thiện báo cáo.</w:t>
             </w:r>
           </w:p>
         </w:tc>
@@ -4815,24 +4803,13 @@
           <w:p>
             <w:pPr>
               <w:spacing w:before="80" w:line="264" w:lineRule="auto"/>
+              <w:jc w:val="both"/>
             </w:pPr>
             <w:r>
               <w:rPr>
                 <w:sz w:val="22"/>
               </w:rPr>
-              <w:t xml:space="preserve">Chuẩn bị corpus, truy vấn và nhãn relevance; TF-IDF, chỉ mục đảo, Cosine và explain; TDV; thực nghiệm so sánh C1–C4, đo chất lượng và hiệu năng; </w:t>
-            </w:r>
-            <w:r>
-              <w:rPr>
-                <w:sz w:val="22"/>
-              </w:rPr>
-              <w:t>nội dung tiểu luận về truy xuất và kết quả</w:t>
-            </w:r>
-            <w:r>
-              <w:rPr>
-                <w:sz w:val="22"/>
-              </w:rPr>
-              <w:t>.</w:t>
+              <w:t>Chuẩn bị corpus, truy vấn và nhãn relevance; TF-IDF, chỉ mục đảo, Cosine và explain; TDV; thực nghiệm so sánh C1–C4, đo chất lượng và hiệu năng; nội dung báo cáo về truy xuất và kết quả.</w:t>
             </w:r>
           </w:p>
         </w:tc>
@@ -4894,6 +4871,7 @@
           <w:p>
             <w:pPr>
               <w:spacing w:before="80" w:line="264" w:lineRule="auto"/>
+              <w:jc w:val="both"/>
             </w:pPr>
             <w:r>
               <w:rPr>
@@ -4914,7 +4892,7 @@
           <w:color w:val="auto"/>
         </w:rPr>
       </w:pPr>
-      <w:bookmarkStart w:id="2" w:name="_Toc243317504"/>
+      <w:bookmarkStart w:id="2" w:name="_Toc243261610"/>
       <w:r>
         <w:rPr>
           <w:rFonts w:ascii="Times New Roman" w:hAnsi="Times New Roman" w:cs="Times New Roman"/>
@@ -4932,7 +4910,7 @@
           <w:rFonts w:ascii="Times New Roman" w:hAnsi="Times New Roman" w:cs="Times New Roman"/>
         </w:rPr>
       </w:pPr>
-      <w:bookmarkStart w:id="3" w:name="_Toc243317505"/>
+      <w:bookmarkStart w:id="3" w:name="_Toc243261611"/>
       <w:r>
         <w:rPr>
           <w:rFonts w:ascii="Times New Roman" w:hAnsi="Times New Roman" w:cs="Times New Roman"/>
@@ -4953,19 +4931,31 @@
         <w:rPr>
           <w:rFonts w:cs="Times New Roman"/>
         </w:rPr>
-        <w:t xml:space="preserve">Hệ thống nhận một câu truy vấn tiếng Việt và trả về các văn bản liên quan trong kho dữ liệu. Chuỗi xử lý gồm chuẩn hóa, tách từ, lọc từ dừng, biểu diễn TF-IDF, tính Cosine và xếp hạng. </w:t>
-      </w:r>
-      <w:r>
-        <w:rPr>
-          <w:rFonts w:cs="Times New Roman"/>
-        </w:rPr>
-        <w:t>Đề tài đồng thời đánh giá ảnh hưởng</w:t>
-      </w:r>
-      <w:r>
-        <w:rPr>
-          <w:rFonts w:cs="Times New Roman"/>
-        </w:rPr>
-        <w:t xml:space="preserve"> của chiến lược lọc từ dừng đến chất lượng truy xuất, thời gian truy vấn và dung lượng chỉ mục.</w:t>
+        <w:t xml:space="preserve">Hệ thống nhận một câu truy vấn tiếng Việt và trả về các văn bản liên quan trong kho dữ liệu. Chuỗi xử lý gồm chuẩn hóa, tách từ, lọc </w:t>
+      </w:r>
+      <w:r>
+        <w:rPr>
+          <w:rFonts w:cs="Times New Roman"/>
+        </w:rPr>
+        <w:t>stopword</w:t>
+      </w:r>
+      <w:r>
+        <w:rPr>
+          <w:rFonts w:cs="Times New Roman"/>
+        </w:rPr>
+        <w:t xml:space="preserve">, biểu diễn TF-IDF, tính Cosine và xếp hạng. Đồ án đồng thời đánh giá ảnh hưởng của chiến lược lọc </w:t>
+      </w:r>
+      <w:r>
+        <w:rPr>
+          <w:rFonts w:cs="Times New Roman"/>
+        </w:rPr>
+        <w:t>stopword</w:t>
+      </w:r>
+      <w:r>
+        <w:rPr>
+          <w:rFonts w:cs="Times New Roman"/>
+        </w:rPr>
+        <w:t xml:space="preserve"> đến chất lượng truy xuất, thời gian truy vấn và dung lượng chỉ mục.</w:t>
       </w:r>
     </w:p>
     <w:p>
@@ -4975,7 +4965,7 @@
           <w:rFonts w:ascii="Times New Roman" w:hAnsi="Times New Roman" w:cs="Times New Roman"/>
         </w:rPr>
       </w:pPr>
-      <w:bookmarkStart w:id="4" w:name="_Toc243317506"/>
+      <w:bookmarkStart w:id="4" w:name="_Toc243261612"/>
       <w:r>
         <w:rPr>
           <w:rFonts w:ascii="Times New Roman" w:hAnsi="Times New Roman" w:cs="Times New Roman"/>
@@ -5210,7 +5200,14 @@
                 <w:rFonts w:cs="Times New Roman"/>
                 <w:sz w:val="20"/>
               </w:rPr>
-              <w:t>Loại từ dừng</w:t>
+              <w:t xml:space="preserve">Loại </w:t>
+            </w:r>
+            <w:r>
+              <w:rPr>
+                <w:rFonts w:cs="Times New Roman"/>
+                <w:sz w:val="20"/>
+              </w:rPr>
+              <w:t>stopword</w:t>
             </w:r>
           </w:p>
         </w:tc>
@@ -5470,7 +5467,7 @@
           <w:rFonts w:ascii="Times New Roman" w:hAnsi="Times New Roman" w:cs="Times New Roman"/>
         </w:rPr>
       </w:pPr>
-      <w:bookmarkStart w:id="5" w:name="_Toc243317507"/>
+      <w:bookmarkStart w:id="5" w:name="_Toc243261613"/>
       <w:r>
         <w:rPr>
           <w:rFonts w:ascii="Times New Roman" w:hAnsi="Times New Roman" w:cs="Times New Roman"/>
@@ -5481,15 +5478,28 @@
     </w:p>
     <w:p>
       <w:pPr>
-        <w:rPr>
-          <w:rFonts w:cs="Times New Roman"/>
-        </w:rPr>
-      </w:pPr>
-      <w:r>
-        <w:rPr>
-          <w:rFonts w:cs="Times New Roman"/>
-        </w:rPr>
-        <w:t>Đối tượng nghiên cứu là quy trình truy xuất văn bản tiếng Việt theo mô hình không gian vector, tập trung vào tương tác giữa phân đoạn từ, lọc từ dừng, trọng số TF-IDF và xếp hạng Cosine. Đơn vị dữ liệu là bài báo và cặp truy vấn–tài liệu; đối tượng đánh giá bổ sung là ranh giới từ trên câu tiếng Việt.</w:t>
+        <w:jc w:val="both"/>
+        <w:rPr>
+          <w:rFonts w:cs="Times New Roman"/>
+        </w:rPr>
+      </w:pPr>
+      <w:r>
+        <w:rPr>
+          <w:rFonts w:cs="Times New Roman"/>
+        </w:rPr>
+        <w:t xml:space="preserve">Đối tượng nghiên cứu là quy trình truy xuất văn bản tiếng Việt theo mô hình không gian vector, tập trung vào tương tác giữa phân đoạn từ, lọc </w:t>
+      </w:r>
+      <w:r>
+        <w:rPr>
+          <w:rFonts w:cs="Times New Roman"/>
+        </w:rPr>
+        <w:t>stopword</w:t>
+      </w:r>
+      <w:r>
+        <w:rPr>
+          <w:rFonts w:cs="Times New Roman"/>
+        </w:rPr>
+        <w:t>, trọng số TF-IDF và xếp hạng Cosine. Đơn vị dữ liệu là bài báo và cặp truy vấn–tài liệu; đối tượng đánh giá bổ sung là ranh giới từ trên câu tiếng Việt.</w:t>
       </w:r>
     </w:p>
     <w:p>
@@ -5504,56 +5514,39 @@
         <w:rPr>
           <w:rFonts w:cs="Times New Roman"/>
         </w:rPr>
-        <w:t>Hệ thống tìm kiếm chạy cục bộ trên corpus 2.500 bài thuộc 10 lĩnh vực</w:t>
-      </w:r>
-      <w:r>
-        <w:rPr>
-          <w:rFonts w:cs="Times New Roman"/>
-        </w:rPr>
-        <w:t xml:space="preserve"> (Chính trị xã hội, đời sống, khoa học, kinh doanh, pháp luật, sức khỏe, thế giới, thể thao, văn hóa,</w:t>
-      </w:r>
-      <w:r>
-        <w:rPr>
-          <w:rFonts w:cs="Times New Roman"/>
-        </w:rPr>
-        <w:t xml:space="preserve"> </w:t>
-      </w:r>
-      <w:r>
-        <w:rPr>
-          <w:rFonts w:cs="Times New Roman"/>
-        </w:rPr>
-        <w:t>vi tính)</w:t>
-      </w:r>
-      <w:r>
-        <w:rPr>
-          <w:rFonts w:cs="Times New Roman"/>
-        </w:rPr>
-        <w:t>. Chỉ mục được dựng từ dữ liệu và tài nguyên của dự án; quá trình truy vấn không phụ thuộc dịch vụ bên ngoài. Bộ đánh giá gồm 20 truy vấn, 669 cặp truy vấn–tài liệu được gán mức liên quan và 150 câu có nhãn phân đoạn tham chiếu. Phạm vi thực nghiệm tập trung vào chất lượng truy xuất, chất lượng tách từ, thời gian truy vấn và dung lượng chỉ mục.</w:t>
+        <w:t>Tập dữ liệu thô ban đầu được nhóm kế thừa từ bộ dữ liệu tin tức tiếng Việt chuẩn VNTC (Vietnamese News Text Classification - phiên bản 10Topics/Ver1.1) gồm 33.759 bài báo thuộc 10 chuyên mục. Để phục vụ bài toán truy xuất thông tin, nhóm đã xây dựng quy trình tiền xử lý độc lập: chuẩn hóa mã hóa UTF-16, loại bỏ các bài viết quá ngắn (&lt; 100 từ), khử trùng lặp nội dung bằng hàm băm MD5 và lấy mẫu phân tầng cân bằng (250 bài/lĩnh vực, cố định seed = 2026) để thu được kho ngữ liệu (Corpus) nghiên cứu gồm 2.500 văn bản.</w:t>
+      </w:r>
+      <w:r>
+        <w:rPr>
+          <w:rFonts w:cs="Times New Roman"/>
+        </w:rPr>
+        <w:t xml:space="preserve"> Bộ đánh giá gồm 20 truy vấn, 669 cặp truy vấn–tài liệu được gán mức liên quan và 150 câu có nhãn phân đoạn tham chiếu. Phạm vi thực nghiệm tập trung vào chất lượng truy xuất, chất lượng tách từ, thời gian truy vấn và dung lượng chỉ mục.</w:t>
       </w:r>
     </w:p>
     <w:p>
       <w:pPr>
-        <w:rPr>
-          <w:rFonts w:cs="Times New Roman"/>
-        </w:rPr>
-      </w:pPr>
-      <w:r>
-        <w:rPr>
-          <w:rFonts w:cs="Times New Roman"/>
-        </w:rPr>
-        <w:t xml:space="preserve">Phạm vi cài đặt gồm tìm kiếm cục bộ, giải thích điểm, mô phỏng tách từ, lọc từ dừng và công cụ đánh giá. Dự án không triển khai thu thập tin trực tuyến liên tục, suy luận ngữ nghĩa bằng mô hình ngôn ngữ hay hệ thống nhiều người dùng có phân quyền. Các giới hạn này giúp </w:t>
-      </w:r>
-      <w:r>
-        <w:rPr>
-          <w:rFonts w:cs="Times New Roman"/>
-        </w:rPr>
-        <w:t>phân biệt kết quả thực hiện đề tài với một dịch vụ tìm kiếm</w:t>
-      </w:r>
-      <w:r>
-        <w:rPr>
-          <w:rFonts w:cs="Times New Roman"/>
-        </w:rPr>
-        <w:t xml:space="preserve"> vận hành ở quy mô lớn.</w:t>
+        <w:jc w:val="both"/>
+        <w:rPr>
+          <w:rFonts w:cs="Times New Roman"/>
+        </w:rPr>
+      </w:pPr>
+      <w:r>
+        <w:rPr>
+          <w:rFonts w:cs="Times New Roman"/>
+        </w:rPr>
+        <w:t xml:space="preserve">Phạm vi cài đặt gồm tìm kiếm cục bộ, giải thích điểm, mô phỏng tách từ, lọc </w:t>
+      </w:r>
+      <w:r>
+        <w:rPr>
+          <w:rFonts w:cs="Times New Roman"/>
+        </w:rPr>
+        <w:t>stopword</w:t>
+      </w:r>
+      <w:r>
+        <w:rPr>
+          <w:rFonts w:cs="Times New Roman"/>
+        </w:rPr>
+        <w:t xml:space="preserve"> và công cụ đánh giá. Dự án không triển khai thu thập tin trực tuyến liên tục, suy luận ngữ nghĩa bằng mô hình ngôn ngữ hay hệ thống nhiều người dùng có phân quyền. Các giới hạn này giúp phân biệt kết quả của đồ án với một dịch vụ tìm kiếm vận hành ở quy mô lớn.</w:t>
       </w:r>
     </w:p>
     <w:p>
@@ -5564,7 +5557,7 @@
           <w:rFonts w:ascii="Times New Roman" w:hAnsi="Times New Roman" w:cs="Times New Roman"/>
         </w:rPr>
       </w:pPr>
-      <w:bookmarkStart w:id="6" w:name="_Toc243317508"/>
+      <w:bookmarkStart w:id="6" w:name="_Toc243261614"/>
       <w:r>
         <w:rPr>
           <w:rFonts w:ascii="Times New Roman" w:hAnsi="Times New Roman" w:cs="Times New Roman"/>
@@ -5581,7 +5574,7 @@
           <w:rFonts w:ascii="Times New Roman" w:hAnsi="Times New Roman" w:cs="Times New Roman"/>
         </w:rPr>
       </w:pPr>
-      <w:bookmarkStart w:id="7" w:name="_Toc243317509"/>
+      <w:bookmarkStart w:id="7" w:name="_Toc243261615"/>
       <w:r>
         <w:rPr>
           <w:rFonts w:ascii="Times New Roman" w:hAnsi="Times New Roman" w:cs="Times New Roman"/>
@@ -5612,7 +5605,7 @@
           <w:rFonts w:ascii="Times New Roman" w:hAnsi="Times New Roman" w:cs="Times New Roman"/>
         </w:rPr>
       </w:pPr>
-      <w:bookmarkStart w:id="8" w:name="_Toc243317510"/>
+      <w:bookmarkStart w:id="8" w:name="_Toc243261616"/>
       <w:r>
         <w:rPr>
           <w:rFonts w:ascii="Times New Roman" w:hAnsi="Times New Roman" w:cs="Times New Roman"/>
@@ -5749,7 +5742,7 @@
           <w:rFonts w:ascii="Times New Roman" w:hAnsi="Times New Roman" w:cs="Times New Roman"/>
         </w:rPr>
       </w:pPr>
-      <w:bookmarkStart w:id="9" w:name="_Toc243317511"/>
+      <w:bookmarkStart w:id="9" w:name="_Toc243261617"/>
       <w:r>
         <w:rPr>
           <w:rFonts w:ascii="Times New Roman" w:hAnsi="Times New Roman" w:cs="Times New Roman"/>
@@ -5770,19 +5763,13 @@
         <w:rPr>
           <w:rFonts w:cs="Times New Roman"/>
         </w:rPr>
-        <w:t xml:space="preserve">Từ dừng là các từ được cân nhắc loại bỏ để giảm nhiễu hoặc dung lượng biểu diễn. </w:t>
-      </w:r>
-      <w:r>
-        <w:rPr>
-          <w:rFonts w:cs="Times New Roman"/>
-        </w:rPr>
-        <w:t>Tiểu luận so sánh hai cách chọn</w:t>
-      </w:r>
-      <w:r>
-        <w:rPr>
-          <w:rFonts w:cs="Times New Roman"/>
-        </w:rPr>
-        <w:t>: danh sách theo chức năng ngữ pháp và danh sách dựa trên giá trị phân biệt từ TDV. Danh sách bảo vệ giữ các dấu hiệu quan trọng như từ phủ định. Bốn cấu hình dùng cùng corpus và thuật toán tách từ, chỉ thay đổi chính sách lọc:</w:t>
+        <w:t>Stopword</w:t>
+      </w:r>
+      <w:r>
+        <w:rPr>
+          <w:rFonts w:cs="Times New Roman"/>
+        </w:rPr>
+        <w:t xml:space="preserve"> là các từ được cân nhắc loại bỏ để giảm nhiễu hoặc dung lượng biểu diễn. Đồ án so sánh hai cách chọn: danh sách theo chức năng ngữ pháp và danh sách dựa trên giá trị phân biệt từ TDV. Danh sách bảo vệ giữ các dấu hiệu quan trọng như từ phủ định. Bốn cấu hình dùng cùng corpus và thuật toán tách từ, chỉ thay đổi chính sách lọc:</w:t>
       </w:r>
     </w:p>
     <w:p>
@@ -5801,7 +5788,21 @@
           <w:rFonts w:cs="Times New Roman"/>
           <w:i/>
         </w:rPr>
-        <w:t>Bảng 2.1. Bốn cấu hình lọc từ dừng C1 đến C4</w:t>
+        <w:t xml:space="preserve">Bảng 2.1. Bốn cấu hình lọc </w:t>
+      </w:r>
+      <w:r>
+        <w:rPr>
+          <w:rFonts w:cs="Times New Roman"/>
+          <w:i/>
+        </w:rPr>
+        <w:t>stopword</w:t>
+      </w:r>
+      <w:r>
+        <w:rPr>
+          <w:rFonts w:cs="Times New Roman"/>
+          <w:i/>
+        </w:rPr>
+        <w:t xml:space="preserve"> C1 đến C4</w:t>
       </w:r>
     </w:p>
     <w:tbl>
@@ -6199,7 +6200,7 @@
           <w:rFonts w:ascii="Times New Roman" w:hAnsi="Times New Roman" w:cs="Times New Roman"/>
         </w:rPr>
       </w:pPr>
-      <w:bookmarkStart w:id="10" w:name="_Toc243317512"/>
+      <w:bookmarkStart w:id="10" w:name="_Toc243261618"/>
       <w:r>
         <w:rPr>
           <w:rFonts w:ascii="Times New Roman" w:hAnsi="Times New Roman" w:cs="Times New Roman"/>
@@ -6557,7 +6558,7 @@
           <w:rFonts w:ascii="Times New Roman" w:hAnsi="Times New Roman" w:cs="Times New Roman"/>
         </w:rPr>
       </w:pPr>
-      <w:bookmarkStart w:id="11" w:name="_Toc243317513"/>
+      <w:bookmarkStart w:id="11" w:name="_Toc243261619"/>
       <w:r>
         <w:rPr>
           <w:rFonts w:ascii="Times New Roman" w:hAnsi="Times New Roman" w:cs="Times New Roman"/>
@@ -6860,7 +6861,7 @@
           <w:rFonts w:ascii="Times New Roman" w:hAnsi="Times New Roman" w:cs="Times New Roman"/>
         </w:rPr>
       </w:pPr>
-      <w:bookmarkStart w:id="12" w:name="_Toc243317514"/>
+      <w:bookmarkStart w:id="12" w:name="_Toc243261620"/>
       <w:r>
         <w:rPr>
           <w:rFonts w:ascii="Times New Roman" w:hAnsi="Times New Roman" w:cs="Times New Roman"/>
@@ -7177,7 +7178,7 @@
           <w:rFonts w:ascii="Times New Roman" w:hAnsi="Times New Roman" w:cs="Times New Roman"/>
         </w:rPr>
       </w:pPr>
-      <w:bookmarkStart w:id="13" w:name="_Toc243317515"/>
+      <w:bookmarkStart w:id="13" w:name="_Toc243261621"/>
       <w:r>
         <w:rPr>
           <w:rFonts w:ascii="Times New Roman" w:hAnsi="Times New Roman" w:cs="Times New Roman"/>
@@ -7878,7 +7879,43 @@
         <w:rPr>
           <w:rFonts w:cs="Times New Roman"/>
         </w:rPr>
-        <w:t>AP/MAP được tính trên toàn bộ ranking có sẵn; độ sâu yêu cầu mặc định bằng N tài liệu. Danh sách kết quả chỉ gồm các tài liệu có điểm truy xuất dương. Khi giới hạn độ sâu xếp hạng, chỉ số tương ứng được ký hiệu là AP@depth. Query không có tài liệu relevant hoặc không có kết quả được giữ điểm 0 trong trung bình macro. NDCG dùng nhãn phân cấp 0/1/2; IDCG được tính từ các nhãn đã biết của truy vấn. Bộ qrels của dự án được tạo bằng pooling hợp Top-20 của TF-IDF Cosine, binary Cosine và BM25.</w:t>
+        <w:t xml:space="preserve">AP/MAP được tính trên toàn bộ ranking có sẵn; độ sâu yêu cầu mặc định bằng N tài liệu. Danh sách kết quả chỉ gồm các tài liệu có điểm truy xuất dương. Khi giới hạn độ sâu xếp hạng, chỉ số tương ứng được ký hiệu là AP@depth. Query không có tài liệu relevant hoặc không có kết quả được giữ điểm 0 trong trung bình macro. </w:t>
+      </w:r>
+      <w:r>
+        <w:rPr>
+          <w:rFonts w:cs="Times New Roman"/>
+        </w:rPr>
+        <w:t>NDCG[8]</w:t>
+      </w:r>
+      <w:r>
+        <w:rPr>
+          <w:rFonts w:cs="Times New Roman"/>
+        </w:rPr>
+        <w:t xml:space="preserve"> dùng nhãn phân cấp 0/1/2; IDCG được tính từ các nhãn đã biết của truy vấn. Bộ qrels của dự án được tạo bằng </w:t>
+      </w:r>
+      <w:r>
+        <w:rPr>
+          <w:rFonts w:cs="Times New Roman"/>
+        </w:rPr>
+        <w:t>pooling[9]</w:t>
+      </w:r>
+      <w:r>
+        <w:rPr>
+          <w:rFonts w:cs="Times New Roman"/>
+        </w:rPr>
+        <w:t xml:space="preserve"> hợp Top-20 của TF-IDF Cosine, binary Cosine và </w:t>
+      </w:r>
+      <w:r>
+        <w:rPr>
+          <w:rFonts w:cs="Times New Roman"/>
+        </w:rPr>
+        <w:t>BM25[7]</w:t>
+      </w:r>
+      <w:r>
+        <w:rPr>
+          <w:rFonts w:cs="Times New Roman"/>
+        </w:rPr>
+        <w:t>.</w:t>
       </w:r>
     </w:p>
     <w:p>
@@ -7888,7 +7925,7 @@
           <w:rFonts w:ascii="Times New Roman" w:hAnsi="Times New Roman" w:cs="Times New Roman"/>
         </w:rPr>
       </w:pPr>
-      <w:bookmarkStart w:id="14" w:name="_Toc243317516"/>
+      <w:bookmarkStart w:id="14" w:name="_Toc243261622"/>
       <w:r>
         <w:rPr>
           <w:rFonts w:ascii="Times New Roman" w:hAnsi="Times New Roman" w:cs="Times New Roman"/>
@@ -7920,19 +7957,7 @@
         <w:rPr>
           <w:rFonts w:cs="Times New Roman"/>
         </w:rPr>
-        <w:t xml:space="preserve">Giao diện web dùng HTML để cấu trúc biểu mẫu và bảng, CSS để bố trí, JavaScript để thu nhận đầu vào và gọi fetch bất đồng bộ. Backend dùng http.server và socketserver trong thư viện chuẩn, trả JSON qua các API GET. Trình duyệt không tự tính điểm TF-IDF trong đường chạy online: thuật toán và corpus nằm ở Python. TCPServer hiện xử lý tuần tự trong một tiến trình; </w:t>
-      </w:r>
-      <w:r>
-        <w:rPr>
-          <w:rFonts w:cs="Times New Roman"/>
-        </w:rPr>
-        <w:t>phép đo độ trễ trong tiểu luận</w:t>
-      </w:r>
-      <w:r>
-        <w:rPr>
-          <w:rFonts w:cs="Times New Roman"/>
-        </w:rPr>
-        <w:t xml:space="preserve"> không phải kiểm thử nhiều người dùng đồng thời.</w:t>
+        <w:t>Giao diện web dùng HTML để cấu trúc biểu mẫu và bảng, CSS để bố trí, JavaScript để thu nhận đầu vào và gọi fetch bất đồng bộ. Backend dùng http.server và socketserver trong thư viện chuẩn, trả JSON qua các API GET. Trình duyệt không tự tính điểm TF-IDF trong đường chạy online: thuật toán và corpus nằm ở Python. TCPServer hiện xử lý tuần tự trong một tiến trình; phép đo độ trễ trong báo cáo không phải kiểm thử nhiều người dùng đồng thời.</w:t>
       </w:r>
     </w:p>
     <w:p>
@@ -7946,19 +7971,7 @@
           <w:rFonts w:cs="Times New Roman"/>
         </w:rPr>
         <w:lastRenderedPageBreak/>
-        <w:t xml:space="preserve">Streamlit cung cấp một giao diện Python khác cho các trang Tokenizer, Analytics và Search. Cơ chế chạy lại script theo tương tác giúp dựng nhanh trang phân tích; các xử lý cốt lõi vẫn thuộc engine. Matplotlib dùng để tạo biểu đồ từ kết quả thí nghiệm, còn pandas hỗ trợ đọc và tổng hợp bảng. </w:t>
-      </w:r>
-      <w:r>
-        <w:rPr>
-          <w:rFonts w:cs="Times New Roman"/>
-        </w:rPr>
-        <w:t>Các ảnh vận hành trong tiểu luận này</w:t>
-      </w:r>
-      <w:r>
-        <w:rPr>
-          <w:rFonts w:cs="Times New Roman"/>
-        </w:rPr>
-        <w:t xml:space="preserve"> sử dụng giao diện HTML kết nối backend local.</w:t>
+        <w:t>Streamlit cung cấp một giao diện Python khác cho các trang Tokenizer, Analytics và Search. Cơ chế chạy lại script theo tương tác giúp dựng nhanh trang phân tích; các xử lý cốt lõi vẫn thuộc engine. Matplotlib dùng để tạo biểu đồ từ kết quả thí nghiệm, còn pandas hỗ trợ đọc và tổng hợp bảng. Các ảnh vận hành của báo cáo này sử dụng giao diện HTML kết nối backend local.</w:t>
       </w:r>
     </w:p>
     <w:p>
@@ -7968,7 +7981,7 @@
           <w:rFonts w:ascii="Times New Roman" w:hAnsi="Times New Roman" w:cs="Times New Roman"/>
         </w:rPr>
       </w:pPr>
-      <w:bookmarkStart w:id="15" w:name="_Toc243317517"/>
+      <w:bookmarkStart w:id="15" w:name="_Toc243261623"/>
       <w:r>
         <w:rPr>
           <w:rFonts w:ascii="Times New Roman" w:hAnsi="Times New Roman" w:cs="Times New Roman"/>
@@ -7987,7 +8000,31 @@
         <w:rPr>
           <w:rFonts w:cs="Times New Roman"/>
         </w:rPr>
-        <w:t>NumPy cung cấp mảng số có kiểu cố định và phép tính vector hóa [7]. SciPy cung cấp csr_matrix để chỉ lưu các phần tử khác 0: data chứa giá trị, indices chứa chỉ số cột và indptr xác định đoạn dữ liệu của từng hàng [8]. Với ma trận tài liệu–thuật ngữ, mỗi hàng là một tài liệu; mỗi cột là một thuật ngữ. Cách lưu này phù hợp khi phần lớn từ vựng không xuất hiện trong một bài báo.</w:t>
+        <w:t>NumPy cung cấp mảng số có kiểu cố định và phép tính vector hóa [</w:t>
+      </w:r>
+      <w:r>
+        <w:rPr>
+          <w:rFonts w:cs="Times New Roman"/>
+        </w:rPr>
+        <w:t>13</w:t>
+      </w:r>
+      <w:r>
+        <w:rPr>
+          <w:rFonts w:cs="Times New Roman"/>
+        </w:rPr>
+        <w:t>]. SciPy cung cấp csr_matrix để chỉ lưu các phần tử khác 0: data chứa giá trị, indices chứa chỉ số cột và indptr xác định đoạn dữ liệu của từng hàng [</w:t>
+      </w:r>
+      <w:r>
+        <w:rPr>
+          <w:rFonts w:cs="Times New Roman"/>
+        </w:rPr>
+        <w:t>14</w:t>
+      </w:r>
+      <w:r>
+        <w:rPr>
+          <w:rFonts w:cs="Times New Roman"/>
+        </w:rPr>
+        <w:t>]. Với ma trận tài liệu–thuật ngữ, mỗi hàng là một tài liệu; mỗi cột là một thuật ngữ. Cách lưu này phù hợp khi phần lớn từ vựng không xuất hiện trong một bài báo.</w:t>
       </w:r>
     </w:p>
     <w:p>
@@ -8527,7 +8564,7 @@
           <w:rFonts w:ascii="Times New Roman" w:hAnsi="Times New Roman" w:cs="Times New Roman"/>
         </w:rPr>
       </w:pPr>
-      <w:bookmarkStart w:id="16" w:name="_Toc243317518"/>
+      <w:bookmarkStart w:id="16" w:name="_Toc243261624"/>
       <w:r>
         <w:rPr>
           <w:rFonts w:ascii="Times New Roman" w:hAnsi="Times New Roman" w:cs="Times New Roman"/>
@@ -8538,31 +8575,27 @@
     </w:p>
     <w:p>
       <w:pPr>
-        <w:rPr>
-          <w:rFonts w:cs="Times New Roman"/>
-        </w:rPr>
-      </w:pPr>
-      <w:r>
-        <w:rPr>
-          <w:rFonts w:cs="Times New Roman"/>
-        </w:rPr>
-        <w:t xml:space="preserve">Dự án không sử dụng một DBMS quan hệ như PostgreSQL hay MySQL. Corpus được lưu JSONL để mỗi dòng là một đối tượng tài liệu; query, qrels và manifest được lưu JSON. Các mảng và ma trận được lưu NPY/NPZ. Khi server chạy, tài liệu và chỉ mục được nạp vào bộ nhớ rồi tái sử dụng qua cache. Vì không có DBMS quan hệ, </w:t>
-      </w:r>
-      <w:r>
-        <w:rPr>
-          <w:rFonts w:cs="Times New Roman"/>
-        </w:rPr>
-        <w:t>hệ thống không cài đặt view, stored function hoặc trigger SQL</w:t>
-      </w:r>
-      <w:r>
-        <w:rPr>
-          <w:rFonts w:cs="Times New Roman"/>
-        </w:rPr>
-        <w:t>; các kiểm tra tương ứng được thực hiện trong các hàm Python và cổng hash.</w:t>
+        <w:jc w:val="both"/>
+        <w:rPr>
+          <w:rFonts w:cs="Times New Roman"/>
+        </w:rPr>
+      </w:pPr>
+      <w:r>
+        <w:rPr>
+          <w:rFonts w:cs="Times New Roman"/>
+        </w:rPr>
+        <w:t xml:space="preserve">Văn bản là dạng dữ liệu đa phương tiện phi cấu trúc (Unstructured Multimedia Data). Trong các hệ quản trị CSDL truyền thống (Relational DBMS), việc truy xuất văn bản bằng các toán tử chuỗi (như LIKE) không đáp ứng được yêu cầu về hiệu năng và độ liên quan. Thay vào đó, đề tài xây dựng cấu trúc Chỉ mục đảo (Inverted Index) kết hợp mô hình vector TF-IDF và thuật toán cắt tỉa TDV Salton — đây chính là kiến trúc nền tảng được giảng dạy trong học phần nhằm phục vụ truy xuất dữ liệu đa phương tiện theo nội dung (Content-Based Information Retrieval) thay vì tra cứu khóa chính </w:t>
+      </w:r>
+      <w:r>
+        <w:rPr>
+          <w:rFonts w:cs="Times New Roman"/>
+        </w:rPr>
+        <w:t>xác.</w:t>
       </w:r>
     </w:p>
     <w:p>
       <w:pPr>
+        <w:jc w:val="both"/>
         <w:rPr>
           <w:rFonts w:cs="Times New Roman"/>
         </w:rPr>
@@ -8582,7 +8615,7 @@
           <w:rFonts w:ascii="Times New Roman" w:hAnsi="Times New Roman" w:cs="Times New Roman"/>
         </w:rPr>
       </w:pPr>
-      <w:bookmarkStart w:id="17" w:name="_Toc243317519"/>
+      <w:bookmarkStart w:id="17" w:name="_Toc243261625"/>
       <w:r>
         <w:rPr>
           <w:rFonts w:ascii="Times New Roman" w:hAnsi="Times New Roman" w:cs="Times New Roman"/>
@@ -8599,7 +8632,7 @@
           <w:rFonts w:ascii="Times New Roman" w:hAnsi="Times New Roman" w:cs="Times New Roman"/>
         </w:rPr>
       </w:pPr>
-      <w:bookmarkStart w:id="18" w:name="_Toc243317520"/>
+      <w:bookmarkStart w:id="18" w:name="_Toc243261626"/>
       <w:r>
         <w:rPr>
           <w:rFonts w:ascii="Times New Roman" w:hAnsi="Times New Roman" w:cs="Times New Roman"/>
@@ -8610,6 +8643,7 @@
     </w:p>
     <w:p>
       <w:pPr>
+        <w:jc w:val="both"/>
         <w:rPr>
           <w:rFonts w:cs="Times New Roman"/>
         </w:rPr>
@@ -9145,7 +9179,7 @@
           <w:rFonts w:ascii="Times New Roman" w:hAnsi="Times New Roman" w:cs="Times New Roman"/>
         </w:rPr>
       </w:pPr>
-      <w:bookmarkStart w:id="19" w:name="_Toc243317521"/>
+      <w:bookmarkStart w:id="19" w:name="_Toc243261627"/>
       <w:r>
         <w:rPr>
           <w:rFonts w:ascii="Times New Roman" w:hAnsi="Times New Roman" w:cs="Times New Roman"/>
@@ -9174,7 +9208,7 @@
           <w:rFonts w:ascii="Times New Roman" w:hAnsi="Times New Roman" w:cs="Times New Roman"/>
         </w:rPr>
       </w:pPr>
-      <w:bookmarkStart w:id="20" w:name="_Toc243317522"/>
+      <w:bookmarkStart w:id="20" w:name="_Toc243261628"/>
       <w:r>
         <w:rPr>
           <w:rFonts w:ascii="Times New Roman" w:hAnsi="Times New Roman" w:cs="Times New Roman"/>
@@ -9210,7 +9244,19 @@
         <w:rPr>
           <w:rFonts w:cs="Times New Roman"/>
         </w:rPr>
-        <w:t>Luồng truy vấn gồm chuẩn hóa văn bản, tách từ BiMM, lọc từ dừng theo cấu hình, vector hóa bằng từ vựng và IDF của corpus, hợp posting list để lấy ứng viên, tính điểm Cosine và trả Top-K. Mỗi kết quả có doc_id, tiêu đề, điểm và đoạn trích. Khi hòa điểm, hệ thống sắp doc_id tăng dần. Từ ngoài từ vựng không tạo chiều mới trong vector truy vấn.</w:t>
+        <w:t xml:space="preserve">Luồng truy vấn gồm chuẩn hóa văn bản, tách từ BiMM, lọc </w:t>
+      </w:r>
+      <w:r>
+        <w:rPr>
+          <w:rFonts w:cs="Times New Roman"/>
+        </w:rPr>
+        <w:t>stopword</w:t>
+      </w:r>
+      <w:r>
+        <w:rPr>
+          <w:rFonts w:cs="Times New Roman"/>
+        </w:rPr>
+        <w:t xml:space="preserve"> theo cấu hình, vector hóa bằng từ vựng và IDF của corpus, hợp posting list để lấy ứng viên, tính điểm Cosine và trả Top-K. Mỗi kết quả có doc_id, tiêu đề, điểm và đoạn trích. Khi hòa điểm, hệ thống sắp doc_id tăng dần. Từ ngoài từ vựng không tạo chiều mới trong vector truy vấn.</w:t>
       </w:r>
     </w:p>
     <w:p>
@@ -9243,7 +9289,7 @@
           <w:noProof/>
         </w:rPr>
         <w:drawing>
-          <wp:inline distT="0" distB="0" distL="0" distR="0" wp14:anchorId="062EF72D" wp14:editId="52CD23D5">
+          <wp:inline distT="0" distB="0" distL="0" distR="0" wp14:anchorId="22D47C86" wp14:editId="4CB9DF3F">
             <wp:extent cx="5760720" cy="3276409"/>
             <wp:effectExtent l="0" t="0" r="0" b="0"/>
             <wp:docPr id="1" name="Picture 1"/>
@@ -9307,7 +9353,19 @@
         <w:rPr>
           <w:rFonts w:cs="Times New Roman"/>
         </w:rPr>
-        <w:t>Đường ngoại tuyến tính từ vựng, df, IDF và trọng số một lần theo corpus; C4 còn tính TDV. Đường trực tuyến chỉ biến đổi query bằng không gian đã khóa và lấy ứng viên. Việc tách hai đường tránh tính lại IDF theo từng câu hỏi, đồng thời cho phép đối soát bốn chính sách từ dừng trên cùng dữ liệu.</w:t>
+        <w:t xml:space="preserve">Đường ngoại tuyến tính từ vựng, df, IDF và trọng số một lần theo corpus; C4 còn tính TDV. Đường trực tuyến chỉ biến đổi query bằng không gian đã khóa và lấy ứng viên. Việc tách hai đường tránh tính lại IDF theo từng câu hỏi, đồng thời cho phép đối soát bốn chính sách </w:t>
+      </w:r>
+      <w:r>
+        <w:rPr>
+          <w:rFonts w:cs="Times New Roman"/>
+        </w:rPr>
+        <w:t>stopword</w:t>
+      </w:r>
+      <w:r>
+        <w:rPr>
+          <w:rFonts w:cs="Times New Roman"/>
+        </w:rPr>
+        <w:t xml:space="preserve"> trên cùng dữ liệu.</w:t>
       </w:r>
     </w:p>
     <w:p>
@@ -9317,7 +9375,7 @@
           <w:rFonts w:ascii="Times New Roman" w:hAnsi="Times New Roman" w:cs="Times New Roman"/>
         </w:rPr>
       </w:pPr>
-      <w:bookmarkStart w:id="21" w:name="_Toc243317523"/>
+      <w:bookmarkStart w:id="21" w:name="_Toc243261629"/>
       <w:r>
         <w:rPr>
           <w:rFonts w:ascii="Times New Roman" w:hAnsi="Times New Roman" w:cs="Times New Roman"/>
@@ -9887,7 +9945,7 @@
           <w:noProof/>
         </w:rPr>
         <w:drawing>
-          <wp:inline distT="0" distB="0" distL="0" distR="0" wp14:anchorId="22E47BD8" wp14:editId="326FE2AA">
+          <wp:inline distT="0" distB="0" distL="0" distR="0" wp14:anchorId="11B64111" wp14:editId="17EAE01A">
             <wp:extent cx="5760720" cy="3348418"/>
             <wp:effectExtent l="0" t="0" r="0" b="0"/>
             <wp:docPr id="2" name="Picture 2"/>
@@ -9948,7 +10006,7 @@
           <w:rFonts w:ascii="Times New Roman" w:hAnsi="Times New Roman" w:cs="Times New Roman"/>
         </w:rPr>
       </w:pPr>
-      <w:bookmarkStart w:id="22" w:name="_Toc243317524"/>
+      <w:bookmarkStart w:id="22" w:name="_Toc243261630"/>
       <w:r>
         <w:rPr>
           <w:rFonts w:ascii="Times New Roman" w:hAnsi="Times New Roman" w:cs="Times New Roman"/>
@@ -10003,7 +10061,7 @@
           <w:rFonts w:ascii="Times New Roman" w:hAnsi="Times New Roman" w:cs="Times New Roman"/>
         </w:rPr>
       </w:pPr>
-      <w:bookmarkStart w:id="23" w:name="_Toc243317525"/>
+      <w:bookmarkStart w:id="23" w:name="_Toc243261631"/>
       <w:r>
         <w:rPr>
           <w:rFonts w:ascii="Times New Roman" w:hAnsi="Times New Roman" w:cs="Times New Roman"/>
@@ -10040,7 +10098,7 @@
           <w:rFonts w:ascii="Times New Roman" w:hAnsi="Times New Roman" w:cs="Times New Roman"/>
         </w:rPr>
       </w:pPr>
-      <w:bookmarkStart w:id="24" w:name="_Toc243317526"/>
+      <w:bookmarkStart w:id="24" w:name="_Toc243261632"/>
       <w:r>
         <w:rPr>
           <w:rFonts w:ascii="Times New Roman" w:hAnsi="Times New Roman" w:cs="Times New Roman"/>
@@ -10057,7 +10115,7 @@
           <w:rFonts w:ascii="Times New Roman" w:hAnsi="Times New Roman" w:cs="Times New Roman"/>
         </w:rPr>
       </w:pPr>
-      <w:bookmarkStart w:id="25" w:name="_Toc243317527"/>
+      <w:bookmarkStart w:id="25" w:name="_Toc243261633"/>
       <w:r>
         <w:rPr>
           <w:rFonts w:ascii="Times New Roman" w:hAnsi="Times New Roman" w:cs="Times New Roman"/>
@@ -10673,7 +10731,7 @@
           <w:rFonts w:ascii="Times New Roman" w:hAnsi="Times New Roman" w:cs="Times New Roman"/>
         </w:rPr>
       </w:pPr>
-      <w:bookmarkStart w:id="26" w:name="_Toc243317528"/>
+      <w:bookmarkStart w:id="26" w:name="_Toc243261634"/>
       <w:r>
         <w:rPr>
           <w:rFonts w:ascii="Times New Roman" w:hAnsi="Times New Roman" w:cs="Times New Roman"/>
@@ -10721,52 +10779,60 @@
         <w:rPr>
           <w:rFonts w:cs="Times New Roman"/>
         </w:rPr>
-        <w:t xml:space="preserve">t74K [9] (ghim snapshot + giấy phép GPL-2.0): còn 69.858 mục sau chuẩn hóa; scripts.clean_dict xác thực nguồn và cho phép sinh lại kết quả giống hệt theo byte. Khi </w:t>
-      </w:r>
-      <w:r>
-        <w:rPr>
-          <w:rFonts w:cs="Times New Roman"/>
-        </w:rPr>
-        <w:t xml:space="preserve">dựng </w:t>
-      </w:r>
-      <w:r>
-        <w:rPr>
-          <w:rFonts w:cs="Times New Roman"/>
-        </w:rPr>
-        <w:t>chỉ mục, từ vựng của corpus C1 gồm 31.194 thuật ngữ. Cấu trúc Trie cho phép dò tiền tố theo âm tiết; cửa sổ trượt tối đa bằng độ dài mục dài nhất của từ điển (17 âm tiết). FMM/BMM đều phát ra vết (trace) theo từng bước: hướng, chỉ số âm tiết, ứng viên, kích thước, kết quả MATCHED/SHRINK/SINGLE; BiMM đánh dấu các dòng của chiều thắng. Vết dùng cho trang Tokenizer của giao diện để minh bạch thuật toán.</w:t>
+        <w:t>t74K [</w:t>
+      </w:r>
+      <w:r>
+        <w:rPr>
+          <w:rFonts w:cs="Times New Roman"/>
+        </w:rPr>
+        <w:t>12</w:t>
+      </w:r>
+      <w:r>
+        <w:rPr>
+          <w:rFonts w:cs="Times New Roman"/>
+        </w:rPr>
+        <w:t>] (ghim snapshot + giấy phép GPL-2.0): còn 69.858 mục sau chuẩn hóa; scripts.clean_dict xác thực nguồn và cho phép sinh lại kết quả giống hệt theo byte. Khi chỉ mục dựng, từ vựng của corpus C1 gồm 31.194 thuật ngữ. Cấu trúc Trie cho phép dò tiền tố theo âm tiết; cửa sổ trượt tối đa bằng độ dài mục dài nhất của từ điển (17 âm tiết). FMM/BMM đều phát ra vết (trace) theo từng bước: hướng, chỉ số âm tiết, ứng viên, kích thước, kết quả MATCHED/SHRINK/SINGLE; BiMM đánh dấu các dòng của chiều thắng. Vết dùng cho trang Tokenizer của giao diện để minh bạch thuật toán.</w:t>
       </w:r>
     </w:p>
     <w:p>
       <w:pPr>
-        <w:rPr>
-          <w:rFonts w:cs="Times New Roman"/>
-        </w:rPr>
-      </w:pPr>
-      <w:r>
-        <w:rPr>
-          <w:rFonts w:cs="Times New Roman"/>
-        </w:rPr>
-        <w:t>MaximumMatching nhận từ điển, xác định cửa sổ theo mục dài nhất và gọi chuẩn hóa có phân đoạn trước khi quét. Trace ghi candidate, start, end, size, matched, action và hướng fmm/bmm. Khi hiển thị web, hai giá trị hướng này được ánh xạ sang FORWARD/BACKWARD. API tokenize nhận text và method; cửa sổ của backend được xác định theo cấu hình từ điển và được giữ thống nhất trong thí nghiệm, chưa có khảo sát riêng về ảnh hưởng của tham số này.</w:t>
+        <w:jc w:val="both"/>
+        <w:rPr>
+          <w:rFonts w:cs="Times New Roman"/>
+        </w:rPr>
+      </w:pPr>
+      <w:r>
+        <w:rPr>
+          <w:rFonts w:cs="Times New Roman"/>
+        </w:rPr>
+        <w:t xml:space="preserve">MaximumMatching nhận từ điển, xác định cửa sổ theo mục dài nhất và gọi chuẩn hóa có phân đoạn trước khi quét. Trace ghi candidate, start, end, size, matched, action và hướng fmm/bmm. Khi hiển thị web, hai giá trị hướng này được ánh xạ sang FORWARD/BACKWARD. API tokenize nhận text và method; cửa sổ của backend được xác định theo cấu hình từ điển và được giữ thống nhất trong thí </w:t>
+      </w:r>
+      <w:r>
+        <w:rPr>
+          <w:rFonts w:cs="Times New Roman"/>
+        </w:rPr>
+        <w:t>nghiệm.</w:t>
       </w:r>
     </w:p>
     <w:p>
       <w:pPr>
-        <w:rPr>
-          <w:rFonts w:cs="Times New Roman"/>
-        </w:rPr>
-      </w:pPr>
-      <w:r>
-        <w:rPr>
-          <w:rFonts w:cs="Times New Roman"/>
-        </w:rPr>
-        <w:t xml:space="preserve">Thuật toán 4.1 mô tả bộ tách từ BiMM sử dụng từ điển Trie. Văn bản được chuẩn hóa và chia thành các đoạn có ranh giới trước khi thực hiện so khớp. FMM quét từng đoạn từ trái sang phải, còn BMM quét từ phải sang trái. Tại mỗi vị trí, thuật toán thử các chuỗi âm tiết từ dài </w:t>
+        <w:jc w:val="both"/>
+        <w:rPr>
+          <w:rFonts w:cs="Times New Roman"/>
+        </w:rPr>
+      </w:pPr>
+      <w:r>
+        <w:rPr>
+          <w:rFonts w:cs="Times New Roman"/>
+        </w:rPr>
+        <w:t xml:space="preserve">Thuật toán 4.1 mô tả bộ tách từ BiMM sử dụng từ điển Trie. Văn bản được chuẩn hóa và chia thành các đoạn có ranh giới trước khi thực hiện so khớp. FMM quét từng đoạn từ trái sang phải, còn BMM quét từ phải sang trái. Tại mỗi vị trí, thuật toán thử các chuỗi âm tiết từ dài đến ngắn </w:t>
       </w:r>
       <w:r>
         <w:rPr>
           <w:rFonts w:cs="Times New Roman"/>
         </w:rPr>
         <w:lastRenderedPageBreak/>
-        <w:t>đến ngắn trong giới hạn cửa sổ và chọn chuỗi đầu tiên có trong Trie. Nếu không tìm thấy chuỗi phù hợp, thuật toán nhận một âm tiết làm token. Các token của BMM được đưa về thứ tự trái sang phải trước khi so sánh.</w:t>
+        <w:t>trong giới hạn cửa sổ và chọn chuỗi đầu tiên có trong Trie. Nếu không tìm thấy chuỗi phù hợp, thuật toán nhận một âm tiết làm token. Các token của BMM được đưa về thứ tự trái sang phải trước khi so sánh.</w:t>
       </w:r>
     </w:p>
     <w:p>
@@ -10835,9 +10901,31 @@
       <w:r>
         <w:rPr>
           <w:rFonts w:cs="Times New Roman"/>
-          <w:lang w:val="en-US"/>
-        </w:rPr>
-        <w:t>01  segments ← Chuẩn_hóa_và_chia_đoạn(s)</w:t>
+        </w:rPr>
+        <w:t xml:space="preserve">  </w:t>
+      </w:r>
+      <w:r>
+        <w:rPr>
+          <w:rFonts w:cs="Times New Roman"/>
+          <w:lang w:val="en-US"/>
+        </w:rPr>
+        <w:t xml:space="preserve">segments ← </w:t>
+      </w:r>
+      <w:proofErr w:type="spellStart"/>
+      <w:r>
+        <w:rPr>
+          <w:rFonts w:cs="Times New Roman"/>
+          <w:lang w:val="en-US"/>
+        </w:rPr>
+        <w:t>Chuẩn_hóa_và_chia_đoạn</w:t>
+      </w:r>
+      <w:proofErr w:type="spellEnd"/>
+      <w:r>
+        <w:rPr>
+          <w:rFonts w:cs="Times New Roman"/>
+          <w:lang w:val="en-US"/>
+        </w:rPr>
+        <w:t>(s)</w:t>
       </w:r>
     </w:p>
     <w:p>
@@ -10850,10 +10938,105 @@
       <w:r>
         <w:rPr>
           <w:rFonts w:cs="Times New Roman"/>
-          <w:lang w:val="en-US"/>
-        </w:rPr>
-        <w:t>02  F ← danh sách rỗng; B ← danh sách rỗng</w:t>
-      </w:r>
+        </w:rPr>
+        <w:t xml:space="preserve">  </w:t>
+      </w:r>
+      <w:r>
+        <w:rPr>
+          <w:rFonts w:cs="Times New Roman"/>
+          <w:lang w:val="en-US"/>
+        </w:rPr>
+        <w:t xml:space="preserve">F ← </w:t>
+      </w:r>
+      <w:proofErr w:type="spellStart"/>
+      <w:r>
+        <w:rPr>
+          <w:rFonts w:cs="Times New Roman"/>
+          <w:lang w:val="en-US"/>
+        </w:rPr>
+        <w:t>danh</w:t>
+      </w:r>
+      <w:proofErr w:type="spellEnd"/>
+      <w:r>
+        <w:rPr>
+          <w:rFonts w:cs="Times New Roman"/>
+          <w:lang w:val="en-US"/>
+        </w:rPr>
+        <w:t xml:space="preserve"> </w:t>
+      </w:r>
+      <w:proofErr w:type="spellStart"/>
+      <w:r>
+        <w:rPr>
+          <w:rFonts w:cs="Times New Roman"/>
+          <w:lang w:val="en-US"/>
+        </w:rPr>
+        <w:t>sách</w:t>
+      </w:r>
+      <w:proofErr w:type="spellEnd"/>
+      <w:r>
+        <w:rPr>
+          <w:rFonts w:cs="Times New Roman"/>
+          <w:lang w:val="en-US"/>
+        </w:rPr>
+        <w:t xml:space="preserve"> </w:t>
+      </w:r>
+      <w:proofErr w:type="spellStart"/>
+      <w:r>
+        <w:rPr>
+          <w:rFonts w:cs="Times New Roman"/>
+          <w:lang w:val="en-US"/>
+        </w:rPr>
+        <w:t>rỗng</w:t>
+      </w:r>
+      <w:proofErr w:type="spellEnd"/>
+      <w:r>
+        <w:rPr>
+          <w:rFonts w:cs="Times New Roman"/>
+          <w:lang w:val="en-US"/>
+        </w:rPr>
+        <w:t xml:space="preserve">; B ← </w:t>
+      </w:r>
+      <w:proofErr w:type="spellStart"/>
+      <w:r>
+        <w:rPr>
+          <w:rFonts w:cs="Times New Roman"/>
+          <w:lang w:val="en-US"/>
+        </w:rPr>
+        <w:t>danh</w:t>
+      </w:r>
+      <w:proofErr w:type="spellEnd"/>
+      <w:r>
+        <w:rPr>
+          <w:rFonts w:cs="Times New Roman"/>
+          <w:lang w:val="en-US"/>
+        </w:rPr>
+        <w:t xml:space="preserve"> </w:t>
+      </w:r>
+      <w:proofErr w:type="spellStart"/>
+      <w:r>
+        <w:rPr>
+          <w:rFonts w:cs="Times New Roman"/>
+          <w:lang w:val="en-US"/>
+        </w:rPr>
+        <w:t>sách</w:t>
+      </w:r>
+      <w:proofErr w:type="spellEnd"/>
+      <w:r>
+        <w:rPr>
+          <w:rFonts w:cs="Times New Roman"/>
+          <w:lang w:val="en-US"/>
+        </w:rPr>
+        <w:t xml:space="preserve"> </w:t>
+      </w:r>
+      <w:proofErr w:type="spellStart"/>
+      <w:r>
+        <w:rPr>
+          <w:rFonts w:cs="Times New Roman"/>
+          <w:lang w:val="en-US"/>
+        </w:rPr>
+        <w:t>rỗng</w:t>
+      </w:r>
+      <w:proofErr w:type="spellEnd"/>
     </w:p>
     <w:p>
       <w:pPr>
@@ -10865,9 +11048,72 @@
       <w:r>
         <w:rPr>
           <w:rFonts w:cs="Times New Roman"/>
-          <w:lang w:val="en-US"/>
-        </w:rPr>
-        <w:t>03  Với mỗi đoạn g trong segments:</w:t>
+        </w:rPr>
+        <w:t xml:space="preserve">  </w:t>
+      </w:r>
+      <w:proofErr w:type="spellStart"/>
+      <w:r>
+        <w:rPr>
+          <w:rFonts w:cs="Times New Roman"/>
+          <w:lang w:val="en-US"/>
+        </w:rPr>
+        <w:t>Với</w:t>
+      </w:r>
+      <w:proofErr w:type="spellEnd"/>
+      <w:r>
+        <w:rPr>
+          <w:rFonts w:cs="Times New Roman"/>
+          <w:lang w:val="en-US"/>
+        </w:rPr>
+        <w:t xml:space="preserve"> </w:t>
+      </w:r>
+      <w:proofErr w:type="spellStart"/>
+      <w:r>
+        <w:rPr>
+          <w:rFonts w:cs="Times New Roman"/>
+          <w:lang w:val="en-US"/>
+        </w:rPr>
+        <w:t>mỗi</w:t>
+      </w:r>
+      <w:proofErr w:type="spellEnd"/>
+      <w:r>
+        <w:rPr>
+          <w:rFonts w:cs="Times New Roman"/>
+          <w:lang w:val="en-US"/>
+        </w:rPr>
+        <w:t xml:space="preserve"> </w:t>
+      </w:r>
+      <w:proofErr w:type="spellStart"/>
+      <w:r>
+        <w:rPr>
+          <w:rFonts w:cs="Times New Roman"/>
+          <w:lang w:val="en-US"/>
+        </w:rPr>
+        <w:t>đoạn</w:t>
+      </w:r>
+      <w:proofErr w:type="spellEnd"/>
+      <w:r>
+        <w:rPr>
+          <w:rFonts w:cs="Times New Roman"/>
+          <w:lang w:val="en-US"/>
+        </w:rPr>
+        <w:t xml:space="preserve"> g </w:t>
+      </w:r>
+      <w:proofErr w:type="spellStart"/>
+      <w:r>
+        <w:rPr>
+          <w:rFonts w:cs="Times New Roman"/>
+          <w:lang w:val="en-US"/>
+        </w:rPr>
+        <w:t>trong</w:t>
+      </w:r>
+      <w:proofErr w:type="spellEnd"/>
+      <w:r>
+        <w:rPr>
+          <w:rFonts w:cs="Times New Roman"/>
+          <w:lang w:val="en-US"/>
+        </w:rPr>
+        <w:t xml:space="preserve"> segments:</w:t>
       </w:r>
     </w:p>
     <w:p>
@@ -10882,7 +11128,7 @@
           <w:rFonts w:cs="Times New Roman"/>
           <w:lang w:val="en-US"/>
         </w:rPr>
-        <w:t xml:space="preserve">04      </w:t>
+        <w:t xml:space="preserve">      </w:t>
       </w:r>
       <w:r>
         <w:rPr>
@@ -10903,7 +11149,39 @@
           <w:rFonts w:cs="Times New Roman"/>
           <w:lang w:val="en-US"/>
         </w:rPr>
-        <w:t>F ← F nối FMM(g, T, L)</w:t>
+        <w:t xml:space="preserve">F ← F </w:t>
+      </w:r>
+      <w:proofErr w:type="spellStart"/>
+      <w:r>
+        <w:rPr>
+          <w:rFonts w:cs="Times New Roman"/>
+          <w:lang w:val="en-US"/>
+        </w:rPr>
+        <w:t>nối</w:t>
+      </w:r>
+      <w:proofErr w:type="spellEnd"/>
+      <w:r>
+        <w:rPr>
+          <w:rFonts w:cs="Times New Roman"/>
+          <w:lang w:val="en-US"/>
+        </w:rPr>
+        <w:t xml:space="preserve"> </w:t>
+      </w:r>
+      <w:proofErr w:type="gramStart"/>
+      <w:r>
+        <w:rPr>
+          <w:rFonts w:cs="Times New Roman"/>
+          <w:lang w:val="en-US"/>
+        </w:rPr>
+        <w:t>FMM(</w:t>
+      </w:r>
+      <w:proofErr w:type="gramEnd"/>
+      <w:r>
+        <w:rPr>
+          <w:rFonts w:cs="Times New Roman"/>
+          <w:lang w:val="en-US"/>
+        </w:rPr>
+        <w:t>g, T, L)</w:t>
       </w:r>
     </w:p>
     <w:p>
@@ -10918,7 +11196,7 @@
           <w:rFonts w:cs="Times New Roman"/>
           <w:lang w:val="en-US"/>
         </w:rPr>
-        <w:t xml:space="preserve">05      </w:t>
+        <w:t xml:space="preserve">      </w:t>
       </w:r>
       <w:r>
         <w:rPr>
@@ -10939,8 +11217,145 @@
           <w:rFonts w:cs="Times New Roman"/>
           <w:lang w:val="en-US"/>
         </w:rPr>
-        <w:t>B ← B nối BMM(g, T, L), đã đưa về thứ tự trái sang phải</w:t>
-      </w:r>
+        <w:t xml:space="preserve">B ← B </w:t>
+      </w:r>
+      <w:proofErr w:type="spellStart"/>
+      <w:r>
+        <w:rPr>
+          <w:rFonts w:cs="Times New Roman"/>
+          <w:lang w:val="en-US"/>
+        </w:rPr>
+        <w:t>nối</w:t>
+      </w:r>
+      <w:proofErr w:type="spellEnd"/>
+      <w:r>
+        <w:rPr>
+          <w:rFonts w:cs="Times New Roman"/>
+          <w:lang w:val="en-US"/>
+        </w:rPr>
+        <w:t xml:space="preserve"> </w:t>
+      </w:r>
+      <w:proofErr w:type="gramStart"/>
+      <w:r>
+        <w:rPr>
+          <w:rFonts w:cs="Times New Roman"/>
+          <w:lang w:val="en-US"/>
+        </w:rPr>
+        <w:t>BMM(</w:t>
+      </w:r>
+      <w:proofErr w:type="gramEnd"/>
+      <w:r>
+        <w:rPr>
+          <w:rFonts w:cs="Times New Roman"/>
+          <w:lang w:val="en-US"/>
+        </w:rPr>
+        <w:t xml:space="preserve">g, T, L), </w:t>
+      </w:r>
+      <w:proofErr w:type="spellStart"/>
+      <w:r>
+        <w:rPr>
+          <w:rFonts w:cs="Times New Roman"/>
+          <w:lang w:val="en-US"/>
+        </w:rPr>
+        <w:t>đã</w:t>
+      </w:r>
+      <w:proofErr w:type="spellEnd"/>
+      <w:r>
+        <w:rPr>
+          <w:rFonts w:cs="Times New Roman"/>
+          <w:lang w:val="en-US"/>
+        </w:rPr>
+        <w:t xml:space="preserve"> </w:t>
+      </w:r>
+      <w:proofErr w:type="spellStart"/>
+      <w:r>
+        <w:rPr>
+          <w:rFonts w:cs="Times New Roman"/>
+          <w:lang w:val="en-US"/>
+        </w:rPr>
+        <w:t>đưa</w:t>
+      </w:r>
+      <w:proofErr w:type="spellEnd"/>
+      <w:r>
+        <w:rPr>
+          <w:rFonts w:cs="Times New Roman"/>
+          <w:lang w:val="en-US"/>
+        </w:rPr>
+        <w:t xml:space="preserve"> </w:t>
+      </w:r>
+      <w:proofErr w:type="spellStart"/>
+      <w:r>
+        <w:rPr>
+          <w:rFonts w:cs="Times New Roman"/>
+          <w:lang w:val="en-US"/>
+        </w:rPr>
+        <w:t>về</w:t>
+      </w:r>
+      <w:proofErr w:type="spellEnd"/>
+      <w:r>
+        <w:rPr>
+          <w:rFonts w:cs="Times New Roman"/>
+          <w:lang w:val="en-US"/>
+        </w:rPr>
+        <w:t xml:space="preserve"> </w:t>
+      </w:r>
+      <w:proofErr w:type="spellStart"/>
+      <w:r>
+        <w:rPr>
+          <w:rFonts w:cs="Times New Roman"/>
+          <w:lang w:val="en-US"/>
+        </w:rPr>
+        <w:t>thứ</w:t>
+      </w:r>
+      <w:proofErr w:type="spellEnd"/>
+      <w:r>
+        <w:rPr>
+          <w:rFonts w:cs="Times New Roman"/>
+          <w:lang w:val="en-US"/>
+        </w:rPr>
+        <w:t xml:space="preserve"> </w:t>
+      </w:r>
+      <w:proofErr w:type="spellStart"/>
+      <w:r>
+        <w:rPr>
+          <w:rFonts w:cs="Times New Roman"/>
+          <w:lang w:val="en-US"/>
+        </w:rPr>
+        <w:t>tự</w:t>
+      </w:r>
+      <w:proofErr w:type="spellEnd"/>
+      <w:r>
+        <w:rPr>
+          <w:rFonts w:cs="Times New Roman"/>
+          <w:lang w:val="en-US"/>
+        </w:rPr>
+        <w:t xml:space="preserve"> </w:t>
+      </w:r>
+      <w:proofErr w:type="spellStart"/>
+      <w:r>
+        <w:rPr>
+          <w:rFonts w:cs="Times New Roman"/>
+          <w:lang w:val="en-US"/>
+        </w:rPr>
+        <w:t>trái</w:t>
+      </w:r>
+      <w:proofErr w:type="spellEnd"/>
+      <w:r>
+        <w:rPr>
+          <w:rFonts w:cs="Times New Roman"/>
+          <w:lang w:val="en-US"/>
+        </w:rPr>
+        <w:t xml:space="preserve"> sang </w:t>
+      </w:r>
+      <w:proofErr w:type="spellStart"/>
+      <w:r>
+        <w:rPr>
+          <w:rFonts w:cs="Times New Roman"/>
+          <w:lang w:val="en-US"/>
+        </w:rPr>
+        <w:t>phải</w:t>
+      </w:r>
+      <w:proofErr w:type="spellEnd"/>
     </w:p>
     <w:p>
       <w:pPr>
@@ -10954,7 +11369,103 @@
           <w:rFonts w:cs="Times New Roman"/>
           <w:lang w:val="en-US"/>
         </w:rPr>
-        <w:t>06  nF ← số token của F; nB ← số token của B</w:t>
+        <w:t xml:space="preserve">  </w:t>
+      </w:r>
+      <w:proofErr w:type="spellStart"/>
+      <w:r>
+        <w:rPr>
+          <w:rFonts w:cs="Times New Roman"/>
+          <w:lang w:val="en-US"/>
+        </w:rPr>
+        <w:t>nF</w:t>
+      </w:r>
+      <w:proofErr w:type="spellEnd"/>
+      <w:r>
+        <w:rPr>
+          <w:rFonts w:cs="Times New Roman"/>
+          <w:lang w:val="en-US"/>
+        </w:rPr>
+        <w:t xml:space="preserve"> ← </w:t>
+      </w:r>
+      <w:proofErr w:type="spellStart"/>
+      <w:r>
+        <w:rPr>
+          <w:rFonts w:cs="Times New Roman"/>
+          <w:lang w:val="en-US"/>
+        </w:rPr>
+        <w:t>số</w:t>
+      </w:r>
+      <w:proofErr w:type="spellEnd"/>
+      <w:r>
+        <w:rPr>
+          <w:rFonts w:cs="Times New Roman"/>
+          <w:lang w:val="en-US"/>
+        </w:rPr>
+        <w:t xml:space="preserve"> token </w:t>
+      </w:r>
+      <w:proofErr w:type="spellStart"/>
+      <w:r>
+        <w:rPr>
+          <w:rFonts w:cs="Times New Roman"/>
+          <w:lang w:val="en-US"/>
+        </w:rPr>
+        <w:t>của</w:t>
+      </w:r>
+      <w:proofErr w:type="spellEnd"/>
+      <w:r>
+        <w:rPr>
+          <w:rFonts w:cs="Times New Roman"/>
+          <w:lang w:val="en-US"/>
+        </w:rPr>
+        <w:t xml:space="preserve"> F; </w:t>
+      </w:r>
+      <w:proofErr w:type="spellStart"/>
+      <w:r>
+        <w:rPr>
+          <w:rFonts w:cs="Times New Roman"/>
+          <w:lang w:val="en-US"/>
+        </w:rPr>
+        <w:t>nB</w:t>
+      </w:r>
+      <w:proofErr w:type="spellEnd"/>
+      <w:r>
+        <w:rPr>
+          <w:rFonts w:cs="Times New Roman"/>
+          <w:lang w:val="en-US"/>
+        </w:rPr>
+        <w:t xml:space="preserve"> ← </w:t>
+      </w:r>
+      <w:proofErr w:type="spellStart"/>
+      <w:r>
+        <w:rPr>
+          <w:rFonts w:cs="Times New Roman"/>
+          <w:lang w:val="en-US"/>
+        </w:rPr>
+        <w:t>số</w:t>
+      </w:r>
+      <w:proofErr w:type="spellEnd"/>
+      <w:r>
+        <w:rPr>
+          <w:rFonts w:cs="Times New Roman"/>
+          <w:lang w:val="en-US"/>
+        </w:rPr>
+        <w:t xml:space="preserve"> token </w:t>
+      </w:r>
+      <w:proofErr w:type="spellStart"/>
+      <w:r>
+        <w:rPr>
+          <w:rFonts w:cs="Times New Roman"/>
+          <w:lang w:val="en-US"/>
+        </w:rPr>
+        <w:t>của</w:t>
+      </w:r>
+      <w:proofErr w:type="spellEnd"/>
+      <w:r>
+        <w:rPr>
+          <w:rFonts w:cs="Times New Roman"/>
+          <w:lang w:val="en-US"/>
+        </w:rPr>
+        <w:t xml:space="preserve"> B</w:t>
       </w:r>
     </w:p>
     <w:p>
@@ -10969,7 +11480,103 @@
           <w:rFonts w:cs="Times New Roman"/>
           <w:lang w:val="en-US"/>
         </w:rPr>
-        <w:t>07  sF ← số token đơn âm tiết của F</w:t>
+        <w:t xml:space="preserve">  </w:t>
+      </w:r>
+      <w:proofErr w:type="spellStart"/>
+      <w:r>
+        <w:rPr>
+          <w:rFonts w:cs="Times New Roman"/>
+          <w:lang w:val="en-US"/>
+        </w:rPr>
+        <w:t>sF</w:t>
+      </w:r>
+      <w:proofErr w:type="spellEnd"/>
+      <w:r>
+        <w:rPr>
+          <w:rFonts w:cs="Times New Roman"/>
+          <w:lang w:val="en-US"/>
+        </w:rPr>
+        <w:t xml:space="preserve"> ← </w:t>
+      </w:r>
+      <w:proofErr w:type="spellStart"/>
+      <w:r>
+        <w:rPr>
+          <w:rFonts w:cs="Times New Roman"/>
+          <w:lang w:val="en-US"/>
+        </w:rPr>
+        <w:t>số</w:t>
+      </w:r>
+      <w:proofErr w:type="spellEnd"/>
+      <w:r>
+        <w:rPr>
+          <w:rFonts w:cs="Times New Roman"/>
+          <w:lang w:val="en-US"/>
+        </w:rPr>
+        <w:t xml:space="preserve"> token </w:t>
+      </w:r>
+      <w:proofErr w:type="spellStart"/>
+      <w:r>
+        <w:rPr>
+          <w:rFonts w:cs="Times New Roman"/>
+          <w:lang w:val="en-US"/>
+        </w:rPr>
+        <w:t>đơn</w:t>
+      </w:r>
+      <w:proofErr w:type="spellEnd"/>
+      <w:r>
+        <w:rPr>
+          <w:rFonts w:cs="Times New Roman"/>
+          <w:lang w:val="en-US"/>
+        </w:rPr>
+        <w:t xml:space="preserve"> </w:t>
+      </w:r>
+      <w:proofErr w:type="spellStart"/>
+      <w:r>
+        <w:rPr>
+          <w:rFonts w:cs="Times New Roman"/>
+          <w:lang w:val="en-US"/>
+        </w:rPr>
+        <w:t>âm</w:t>
+      </w:r>
+      <w:proofErr w:type="spellEnd"/>
+      <w:r>
+        <w:rPr>
+          <w:rFonts w:cs="Times New Roman"/>
+          <w:lang w:val="en-US"/>
+        </w:rPr>
+        <w:t xml:space="preserve"> </w:t>
+      </w:r>
+      <w:proofErr w:type="spellStart"/>
+      <w:r>
+        <w:rPr>
+          <w:rFonts w:cs="Times New Roman"/>
+          <w:lang w:val="en-US"/>
+        </w:rPr>
+        <w:t>tiết</w:t>
+      </w:r>
+      <w:proofErr w:type="spellEnd"/>
+      <w:r>
+        <w:rPr>
+          <w:rFonts w:cs="Times New Roman"/>
+          <w:lang w:val="en-US"/>
+        </w:rPr>
+        <w:t xml:space="preserve"> </w:t>
+      </w:r>
+      <w:proofErr w:type="spellStart"/>
+      <w:r>
+        <w:rPr>
+          <w:rFonts w:cs="Times New Roman"/>
+          <w:lang w:val="en-US"/>
+        </w:rPr>
+        <w:t>của</w:t>
+      </w:r>
+      <w:proofErr w:type="spellEnd"/>
+      <w:r>
+        <w:rPr>
+          <w:rFonts w:cs="Times New Roman"/>
+          <w:lang w:val="en-US"/>
+        </w:rPr>
+        <w:t xml:space="preserve"> F</w:t>
       </w:r>
     </w:p>
     <w:p>
@@ -10984,7 +11591,103 @@
           <w:rFonts w:cs="Times New Roman"/>
           <w:lang w:val="en-US"/>
         </w:rPr>
-        <w:t>08  sB ← số token đơn âm tiết của B</w:t>
+        <w:t xml:space="preserve">  </w:t>
+      </w:r>
+      <w:proofErr w:type="spellStart"/>
+      <w:r>
+        <w:rPr>
+          <w:rFonts w:cs="Times New Roman"/>
+          <w:lang w:val="en-US"/>
+        </w:rPr>
+        <w:t>sB</w:t>
+      </w:r>
+      <w:proofErr w:type="spellEnd"/>
+      <w:r>
+        <w:rPr>
+          <w:rFonts w:cs="Times New Roman"/>
+          <w:lang w:val="en-US"/>
+        </w:rPr>
+        <w:t xml:space="preserve"> ← </w:t>
+      </w:r>
+      <w:proofErr w:type="spellStart"/>
+      <w:r>
+        <w:rPr>
+          <w:rFonts w:cs="Times New Roman"/>
+          <w:lang w:val="en-US"/>
+        </w:rPr>
+        <w:t>số</w:t>
+      </w:r>
+      <w:proofErr w:type="spellEnd"/>
+      <w:r>
+        <w:rPr>
+          <w:rFonts w:cs="Times New Roman"/>
+          <w:lang w:val="en-US"/>
+        </w:rPr>
+        <w:t xml:space="preserve"> token </w:t>
+      </w:r>
+      <w:proofErr w:type="spellStart"/>
+      <w:r>
+        <w:rPr>
+          <w:rFonts w:cs="Times New Roman"/>
+          <w:lang w:val="en-US"/>
+        </w:rPr>
+        <w:t>đơn</w:t>
+      </w:r>
+      <w:proofErr w:type="spellEnd"/>
+      <w:r>
+        <w:rPr>
+          <w:rFonts w:cs="Times New Roman"/>
+          <w:lang w:val="en-US"/>
+        </w:rPr>
+        <w:t xml:space="preserve"> </w:t>
+      </w:r>
+      <w:proofErr w:type="spellStart"/>
+      <w:r>
+        <w:rPr>
+          <w:rFonts w:cs="Times New Roman"/>
+          <w:lang w:val="en-US"/>
+        </w:rPr>
+        <w:t>âm</w:t>
+      </w:r>
+      <w:proofErr w:type="spellEnd"/>
+      <w:r>
+        <w:rPr>
+          <w:rFonts w:cs="Times New Roman"/>
+          <w:lang w:val="en-US"/>
+        </w:rPr>
+        <w:t xml:space="preserve"> </w:t>
+      </w:r>
+      <w:proofErr w:type="spellStart"/>
+      <w:r>
+        <w:rPr>
+          <w:rFonts w:cs="Times New Roman"/>
+          <w:lang w:val="en-US"/>
+        </w:rPr>
+        <w:t>tiết</w:t>
+      </w:r>
+      <w:proofErr w:type="spellEnd"/>
+      <w:r>
+        <w:rPr>
+          <w:rFonts w:cs="Times New Roman"/>
+          <w:lang w:val="en-US"/>
+        </w:rPr>
+        <w:t xml:space="preserve"> </w:t>
+      </w:r>
+      <w:proofErr w:type="spellStart"/>
+      <w:r>
+        <w:rPr>
+          <w:rFonts w:cs="Times New Roman"/>
+          <w:lang w:val="en-US"/>
+        </w:rPr>
+        <w:t>của</w:t>
+      </w:r>
+      <w:proofErr w:type="spellEnd"/>
+      <w:r>
+        <w:rPr>
+          <w:rFonts w:cs="Times New Roman"/>
+          <w:lang w:val="en-US"/>
+        </w:rPr>
+        <w:t xml:space="preserve"> B</w:t>
       </w:r>
     </w:p>
     <w:p>
@@ -10999,7 +11702,103 @@
           <w:rFonts w:cs="Times New Roman"/>
           <w:lang w:val="en-US"/>
         </w:rPr>
-        <w:t>09  oF ← số token của F không có trong T</w:t>
+        <w:t xml:space="preserve">  </w:t>
+      </w:r>
+      <w:proofErr w:type="spellStart"/>
+      <w:r>
+        <w:rPr>
+          <w:rFonts w:cs="Times New Roman"/>
+          <w:lang w:val="en-US"/>
+        </w:rPr>
+        <w:t>oF</w:t>
+      </w:r>
+      <w:proofErr w:type="spellEnd"/>
+      <w:r>
+        <w:rPr>
+          <w:rFonts w:cs="Times New Roman"/>
+          <w:lang w:val="en-US"/>
+        </w:rPr>
+        <w:t xml:space="preserve"> ← </w:t>
+      </w:r>
+      <w:proofErr w:type="spellStart"/>
+      <w:r>
+        <w:rPr>
+          <w:rFonts w:cs="Times New Roman"/>
+          <w:lang w:val="en-US"/>
+        </w:rPr>
+        <w:t>số</w:t>
+      </w:r>
+      <w:proofErr w:type="spellEnd"/>
+      <w:r>
+        <w:rPr>
+          <w:rFonts w:cs="Times New Roman"/>
+          <w:lang w:val="en-US"/>
+        </w:rPr>
+        <w:t xml:space="preserve"> token </w:t>
+      </w:r>
+      <w:proofErr w:type="spellStart"/>
+      <w:r>
+        <w:rPr>
+          <w:rFonts w:cs="Times New Roman"/>
+          <w:lang w:val="en-US"/>
+        </w:rPr>
+        <w:t>của</w:t>
+      </w:r>
+      <w:proofErr w:type="spellEnd"/>
+      <w:r>
+        <w:rPr>
+          <w:rFonts w:cs="Times New Roman"/>
+          <w:lang w:val="en-US"/>
+        </w:rPr>
+        <w:t xml:space="preserve"> F </w:t>
+      </w:r>
+      <w:proofErr w:type="spellStart"/>
+      <w:r>
+        <w:rPr>
+          <w:rFonts w:cs="Times New Roman"/>
+          <w:lang w:val="en-US"/>
+        </w:rPr>
+        <w:t>không</w:t>
+      </w:r>
+      <w:proofErr w:type="spellEnd"/>
+      <w:r>
+        <w:rPr>
+          <w:rFonts w:cs="Times New Roman"/>
+          <w:lang w:val="en-US"/>
+        </w:rPr>
+        <w:t xml:space="preserve"> </w:t>
+      </w:r>
+      <w:proofErr w:type="spellStart"/>
+      <w:r>
+        <w:rPr>
+          <w:rFonts w:cs="Times New Roman"/>
+          <w:lang w:val="en-US"/>
+        </w:rPr>
+        <w:t>có</w:t>
+      </w:r>
+      <w:proofErr w:type="spellEnd"/>
+      <w:r>
+        <w:rPr>
+          <w:rFonts w:cs="Times New Roman"/>
+          <w:lang w:val="en-US"/>
+        </w:rPr>
+        <w:t xml:space="preserve"> </w:t>
+      </w:r>
+      <w:proofErr w:type="spellStart"/>
+      <w:r>
+        <w:rPr>
+          <w:rFonts w:cs="Times New Roman"/>
+          <w:lang w:val="en-US"/>
+        </w:rPr>
+        <w:t>trong</w:t>
+      </w:r>
+      <w:proofErr w:type="spellEnd"/>
+      <w:r>
+        <w:rPr>
+          <w:rFonts w:cs="Times New Roman"/>
+          <w:lang w:val="en-US"/>
+        </w:rPr>
+        <w:t xml:space="preserve"> T</w:t>
       </w:r>
     </w:p>
     <w:p>
@@ -11014,7 +11813,103 @@
           <w:rFonts w:cs="Times New Roman"/>
           <w:lang w:val="en-US"/>
         </w:rPr>
-        <w:t>10  oB ← số token của B không có trong T</w:t>
+        <w:t xml:space="preserve">  </w:t>
+      </w:r>
+      <w:proofErr w:type="spellStart"/>
+      <w:r>
+        <w:rPr>
+          <w:rFonts w:cs="Times New Roman"/>
+          <w:lang w:val="en-US"/>
+        </w:rPr>
+        <w:t>oB</w:t>
+      </w:r>
+      <w:proofErr w:type="spellEnd"/>
+      <w:r>
+        <w:rPr>
+          <w:rFonts w:cs="Times New Roman"/>
+          <w:lang w:val="en-US"/>
+        </w:rPr>
+        <w:t xml:space="preserve"> ← </w:t>
+      </w:r>
+      <w:proofErr w:type="spellStart"/>
+      <w:r>
+        <w:rPr>
+          <w:rFonts w:cs="Times New Roman"/>
+          <w:lang w:val="en-US"/>
+        </w:rPr>
+        <w:t>số</w:t>
+      </w:r>
+      <w:proofErr w:type="spellEnd"/>
+      <w:r>
+        <w:rPr>
+          <w:rFonts w:cs="Times New Roman"/>
+          <w:lang w:val="en-US"/>
+        </w:rPr>
+        <w:t xml:space="preserve"> token </w:t>
+      </w:r>
+      <w:proofErr w:type="spellStart"/>
+      <w:r>
+        <w:rPr>
+          <w:rFonts w:cs="Times New Roman"/>
+          <w:lang w:val="en-US"/>
+        </w:rPr>
+        <w:t>của</w:t>
+      </w:r>
+      <w:proofErr w:type="spellEnd"/>
+      <w:r>
+        <w:rPr>
+          <w:rFonts w:cs="Times New Roman"/>
+          <w:lang w:val="en-US"/>
+        </w:rPr>
+        <w:t xml:space="preserve"> B </w:t>
+      </w:r>
+      <w:proofErr w:type="spellStart"/>
+      <w:r>
+        <w:rPr>
+          <w:rFonts w:cs="Times New Roman"/>
+          <w:lang w:val="en-US"/>
+        </w:rPr>
+        <w:t>không</w:t>
+      </w:r>
+      <w:proofErr w:type="spellEnd"/>
+      <w:r>
+        <w:rPr>
+          <w:rFonts w:cs="Times New Roman"/>
+          <w:lang w:val="en-US"/>
+        </w:rPr>
+        <w:t xml:space="preserve"> </w:t>
+      </w:r>
+      <w:proofErr w:type="spellStart"/>
+      <w:r>
+        <w:rPr>
+          <w:rFonts w:cs="Times New Roman"/>
+          <w:lang w:val="en-US"/>
+        </w:rPr>
+        <w:t>có</w:t>
+      </w:r>
+      <w:proofErr w:type="spellEnd"/>
+      <w:r>
+        <w:rPr>
+          <w:rFonts w:cs="Times New Roman"/>
+          <w:lang w:val="en-US"/>
+        </w:rPr>
+        <w:t xml:space="preserve"> </w:t>
+      </w:r>
+      <w:proofErr w:type="spellStart"/>
+      <w:r>
+        <w:rPr>
+          <w:rFonts w:cs="Times New Roman"/>
+          <w:lang w:val="en-US"/>
+        </w:rPr>
+        <w:t>trong</w:t>
+      </w:r>
+      <w:proofErr w:type="spellEnd"/>
+      <w:r>
+        <w:rPr>
+          <w:rFonts w:cs="Times New Roman"/>
+          <w:lang w:val="en-US"/>
+        </w:rPr>
+        <w:t xml:space="preserve"> T</w:t>
       </w:r>
     </w:p>
     <w:p>
@@ -11029,7 +11924,135 @@
           <w:rFonts w:cs="Times New Roman"/>
           <w:lang w:val="en-US"/>
         </w:rPr>
-        <w:t>11  keyF ← (nF, sF, oF); keyB ← (nB, sB, oB)</w:t>
+        <w:t xml:space="preserve">  </w:t>
+      </w:r>
+      <w:proofErr w:type="spellStart"/>
+      <w:r>
+        <w:rPr>
+          <w:rFonts w:cs="Times New Roman"/>
+          <w:lang w:val="en-US"/>
+        </w:rPr>
+        <w:t>keyF</w:t>
+      </w:r>
+      <w:proofErr w:type="spellEnd"/>
+      <w:r>
+        <w:rPr>
+          <w:rFonts w:cs="Times New Roman"/>
+          <w:lang w:val="en-US"/>
+        </w:rPr>
+        <w:t xml:space="preserve"> ← (</w:t>
+      </w:r>
+      <w:proofErr w:type="spellStart"/>
+      <w:r>
+        <w:rPr>
+          <w:rFonts w:cs="Times New Roman"/>
+          <w:lang w:val="en-US"/>
+        </w:rPr>
+        <w:t>nF</w:t>
+      </w:r>
+      <w:proofErr w:type="spellEnd"/>
+      <w:r>
+        <w:rPr>
+          <w:rFonts w:cs="Times New Roman"/>
+          <w:lang w:val="en-US"/>
+        </w:rPr>
+        <w:t xml:space="preserve">, </w:t>
+      </w:r>
+      <w:proofErr w:type="spellStart"/>
+      <w:r>
+        <w:rPr>
+          <w:rFonts w:cs="Times New Roman"/>
+          <w:lang w:val="en-US"/>
+        </w:rPr>
+        <w:t>sF</w:t>
+      </w:r>
+      <w:proofErr w:type="spellEnd"/>
+      <w:r>
+        <w:rPr>
+          <w:rFonts w:cs="Times New Roman"/>
+          <w:lang w:val="en-US"/>
+        </w:rPr>
+        <w:t xml:space="preserve">, </w:t>
+      </w:r>
+      <w:proofErr w:type="spellStart"/>
+      <w:r>
+        <w:rPr>
+          <w:rFonts w:cs="Times New Roman"/>
+          <w:lang w:val="en-US"/>
+        </w:rPr>
+        <w:t>oF</w:t>
+      </w:r>
+      <w:proofErr w:type="spellEnd"/>
+      <w:r>
+        <w:rPr>
+          <w:rFonts w:cs="Times New Roman"/>
+          <w:lang w:val="en-US"/>
+        </w:rPr>
+        <w:t xml:space="preserve">); </w:t>
+      </w:r>
+      <w:proofErr w:type="spellStart"/>
+      <w:r>
+        <w:rPr>
+          <w:rFonts w:cs="Times New Roman"/>
+          <w:lang w:val="en-US"/>
+        </w:rPr>
+        <w:t>keyB</w:t>
+      </w:r>
+      <w:proofErr w:type="spellEnd"/>
+      <w:r>
+        <w:rPr>
+          <w:rFonts w:cs="Times New Roman"/>
+          <w:lang w:val="en-US"/>
+        </w:rPr>
+        <w:t xml:space="preserve"> ← (</w:t>
+      </w:r>
+      <w:proofErr w:type="spellStart"/>
+      <w:r>
+        <w:rPr>
+          <w:rFonts w:cs="Times New Roman"/>
+          <w:lang w:val="en-US"/>
+        </w:rPr>
+        <w:t>nB</w:t>
+      </w:r>
+      <w:proofErr w:type="spellEnd"/>
+      <w:r>
+        <w:rPr>
+          <w:rFonts w:cs="Times New Roman"/>
+          <w:lang w:val="en-US"/>
+        </w:rPr>
+        <w:t xml:space="preserve">, </w:t>
+      </w:r>
+      <w:proofErr w:type="spellStart"/>
+      <w:r>
+        <w:rPr>
+          <w:rFonts w:cs="Times New Roman"/>
+          <w:lang w:val="en-US"/>
+        </w:rPr>
+        <w:t>sB</w:t>
+      </w:r>
+      <w:proofErr w:type="spellEnd"/>
+      <w:r>
+        <w:rPr>
+          <w:rFonts w:cs="Times New Roman"/>
+          <w:lang w:val="en-US"/>
+        </w:rPr>
+        <w:t xml:space="preserve">, </w:t>
+      </w:r>
+      <w:proofErr w:type="spellStart"/>
+      <w:r>
+        <w:rPr>
+          <w:rFonts w:cs="Times New Roman"/>
+          <w:lang w:val="en-US"/>
+        </w:rPr>
+        <w:t>oB</w:t>
+      </w:r>
+      <w:proofErr w:type="spellEnd"/>
+      <w:r>
+        <w:rPr>
+          <w:rFonts w:cs="Times New Roman"/>
+          <w:lang w:val="en-US"/>
+        </w:rPr>
+        <w:t>)</w:t>
       </w:r>
     </w:p>
     <w:p>
@@ -11044,7 +12067,135 @@
           <w:rFonts w:cs="Times New Roman"/>
           <w:lang w:val="en-US"/>
         </w:rPr>
-        <w:t>12  Nếu keyB ≤ keyF theo thứ tự từ điển:</w:t>
+        <w:t xml:space="preserve">  </w:t>
+      </w:r>
+      <w:proofErr w:type="spellStart"/>
+      <w:r>
+        <w:rPr>
+          <w:rFonts w:cs="Times New Roman"/>
+          <w:lang w:val="en-US"/>
+        </w:rPr>
+        <w:t>Nếu</w:t>
+      </w:r>
+      <w:proofErr w:type="spellEnd"/>
+      <w:r>
+        <w:rPr>
+          <w:rFonts w:cs="Times New Roman"/>
+          <w:lang w:val="en-US"/>
+        </w:rPr>
+        <w:t xml:space="preserve"> </w:t>
+      </w:r>
+      <w:proofErr w:type="spellStart"/>
+      <w:r>
+        <w:rPr>
+          <w:rFonts w:cs="Times New Roman"/>
+          <w:lang w:val="en-US"/>
+        </w:rPr>
+        <w:t>keyB</w:t>
+      </w:r>
+      <w:proofErr w:type="spellEnd"/>
+      <w:r>
+        <w:rPr>
+          <w:rFonts w:cs="Times New Roman"/>
+          <w:lang w:val="en-US"/>
+        </w:rPr>
+        <w:t xml:space="preserve"> ≤ </w:t>
+      </w:r>
+      <w:proofErr w:type="spellStart"/>
+      <w:r>
+        <w:rPr>
+          <w:rFonts w:cs="Times New Roman"/>
+          <w:lang w:val="en-US"/>
+        </w:rPr>
+        <w:t>keyF</w:t>
+      </w:r>
+      <w:proofErr w:type="spellEnd"/>
+      <w:r>
+        <w:rPr>
+          <w:rFonts w:cs="Times New Roman"/>
+          <w:lang w:val="en-US"/>
+        </w:rPr>
+        <w:t xml:space="preserve"> </w:t>
+      </w:r>
+      <w:proofErr w:type="spellStart"/>
+      <w:r>
+        <w:rPr>
+          <w:rFonts w:cs="Times New Roman"/>
+          <w:lang w:val="en-US"/>
+        </w:rPr>
+        <w:t>theo</w:t>
+      </w:r>
+      <w:proofErr w:type="spellEnd"/>
+      <w:r>
+        <w:rPr>
+          <w:rFonts w:cs="Times New Roman"/>
+          <w:lang w:val="en-US"/>
+        </w:rPr>
+        <w:t xml:space="preserve"> </w:t>
+      </w:r>
+      <w:proofErr w:type="spellStart"/>
+      <w:r>
+        <w:rPr>
+          <w:rFonts w:cs="Times New Roman"/>
+          <w:lang w:val="en-US"/>
+        </w:rPr>
+        <w:t>thứ</w:t>
+      </w:r>
+      <w:proofErr w:type="spellEnd"/>
+      <w:r>
+        <w:rPr>
+          <w:rFonts w:cs="Times New Roman"/>
+          <w:lang w:val="en-US"/>
+        </w:rPr>
+        <w:t xml:space="preserve"> </w:t>
+      </w:r>
+      <w:proofErr w:type="spellStart"/>
+      <w:r>
+        <w:rPr>
+          <w:rFonts w:cs="Times New Roman"/>
+          <w:lang w:val="en-US"/>
+        </w:rPr>
+        <w:t>tự</w:t>
+      </w:r>
+      <w:proofErr w:type="spellEnd"/>
+      <w:r>
+        <w:rPr>
+          <w:rFonts w:cs="Times New Roman"/>
+          <w:lang w:val="en-US"/>
+        </w:rPr>
+        <w:t xml:space="preserve"> </w:t>
+      </w:r>
+      <w:proofErr w:type="spellStart"/>
+      <w:r>
+        <w:rPr>
+          <w:rFonts w:cs="Times New Roman"/>
+          <w:lang w:val="en-US"/>
+        </w:rPr>
+        <w:t>từ</w:t>
+      </w:r>
+      <w:proofErr w:type="spellEnd"/>
+      <w:r>
+        <w:rPr>
+          <w:rFonts w:cs="Times New Roman"/>
+          <w:lang w:val="en-US"/>
+        </w:rPr>
+        <w:t xml:space="preserve"> </w:t>
+      </w:r>
+      <w:proofErr w:type="spellStart"/>
+      <w:r>
+        <w:rPr>
+          <w:rFonts w:cs="Times New Roman"/>
+          <w:lang w:val="en-US"/>
+        </w:rPr>
+        <w:t>điển</w:t>
+      </w:r>
+      <w:proofErr w:type="spellEnd"/>
+      <w:r>
+        <w:rPr>
+          <w:rFonts w:cs="Times New Roman"/>
+          <w:lang w:val="en-US"/>
+        </w:rPr>
+        <w:t>:</w:t>
       </w:r>
     </w:p>
     <w:p>
@@ -11059,7 +12210,7 @@
           <w:rFonts w:cs="Times New Roman"/>
           <w:lang w:val="en-US"/>
         </w:rPr>
-        <w:t xml:space="preserve">13      </w:t>
+        <w:t xml:space="preserve">      </w:t>
       </w:r>
       <w:r>
         <w:rPr>
@@ -11075,12 +12226,37 @@
         </w:rPr>
         <w:tab/>
       </w:r>
-      <w:r>
-        <w:rPr>
-          <w:rFonts w:cs="Times New Roman"/>
-          <w:lang w:val="en-US"/>
-        </w:rPr>
-        <w:t>Trả về B</w:t>
+      <w:proofErr w:type="spellStart"/>
+      <w:r>
+        <w:rPr>
+          <w:rFonts w:cs="Times New Roman"/>
+          <w:lang w:val="en-US"/>
+        </w:rPr>
+        <w:t>Trả</w:t>
+      </w:r>
+      <w:proofErr w:type="spellEnd"/>
+      <w:r>
+        <w:rPr>
+          <w:rFonts w:cs="Times New Roman"/>
+          <w:lang w:val="en-US"/>
+        </w:rPr>
+        <w:t xml:space="preserve"> </w:t>
+      </w:r>
+      <w:proofErr w:type="spellStart"/>
+      <w:r>
+        <w:rPr>
+          <w:rFonts w:cs="Times New Roman"/>
+          <w:lang w:val="en-US"/>
+        </w:rPr>
+        <w:t>về</w:t>
+      </w:r>
+      <w:proofErr w:type="spellEnd"/>
+      <w:r>
+        <w:rPr>
+          <w:rFonts w:cs="Times New Roman"/>
+          <w:lang w:val="en-US"/>
+        </w:rPr>
+        <w:t xml:space="preserve"> B</w:t>
       </w:r>
     </w:p>
     <w:p>
@@ -11095,7 +12271,23 @@
           <w:rFonts w:cs="Times New Roman"/>
           <w:lang w:val="en-US"/>
         </w:rPr>
-        <w:t>14  Ngược lại:</w:t>
+        <w:t xml:space="preserve">  Ngược </w:t>
+      </w:r>
+      <w:proofErr w:type="spellStart"/>
+      <w:r>
+        <w:rPr>
+          <w:rFonts w:cs="Times New Roman"/>
+          <w:lang w:val="en-US"/>
+        </w:rPr>
+        <w:t>lại</w:t>
+      </w:r>
+      <w:proofErr w:type="spellEnd"/>
+      <w:r>
+        <w:rPr>
+          <w:rFonts w:cs="Times New Roman"/>
+          <w:lang w:val="en-US"/>
+        </w:rPr>
+        <w:t>:</w:t>
       </w:r>
     </w:p>
     <w:p>
@@ -11110,7 +12302,7 @@
           <w:rFonts w:cs="Times New Roman"/>
           <w:lang w:val="en-US"/>
         </w:rPr>
-        <w:t xml:space="preserve">15      </w:t>
+        <w:t xml:space="preserve">      </w:t>
       </w:r>
       <w:r>
         <w:rPr>
@@ -11126,16 +12318,42 @@
         </w:rPr>
         <w:tab/>
       </w:r>
-      <w:r>
-        <w:rPr>
-          <w:rFonts w:cs="Times New Roman"/>
-          <w:lang w:val="en-US"/>
-        </w:rPr>
-        <w:t>Trả về F</w:t>
+      <w:proofErr w:type="spellStart"/>
+      <w:r>
+        <w:rPr>
+          <w:rFonts w:cs="Times New Roman"/>
+          <w:lang w:val="en-US"/>
+        </w:rPr>
+        <w:t>Trả</w:t>
+      </w:r>
+      <w:proofErr w:type="spellEnd"/>
+      <w:r>
+        <w:rPr>
+          <w:rFonts w:cs="Times New Roman"/>
+          <w:lang w:val="en-US"/>
+        </w:rPr>
+        <w:t xml:space="preserve"> </w:t>
+      </w:r>
+      <w:proofErr w:type="spellStart"/>
+      <w:r>
+        <w:rPr>
+          <w:rFonts w:cs="Times New Roman"/>
+          <w:lang w:val="en-US"/>
+        </w:rPr>
+        <w:t>về</w:t>
+      </w:r>
+      <w:proofErr w:type="spellEnd"/>
+      <w:r>
+        <w:rPr>
+          <w:rFonts w:cs="Times New Roman"/>
+          <w:lang w:val="en-US"/>
+        </w:rPr>
+        <w:t xml:space="preserve"> F</w:t>
       </w:r>
     </w:p>
     <w:p>
       <w:pPr>
+        <w:jc w:val="both"/>
         <w:rPr>
           <w:rFonts w:cs="Times New Roman"/>
         </w:rPr>
@@ -11154,7 +12372,7 @@
           <w:rFonts w:ascii="Times New Roman" w:hAnsi="Times New Roman" w:cs="Times New Roman"/>
         </w:rPr>
       </w:pPr>
-      <w:bookmarkStart w:id="27" w:name="_Toc243317529"/>
+      <w:bookmarkStart w:id="27" w:name="_Toc243261635"/>
       <w:r>
         <w:rPr>
           <w:rFonts w:ascii="Times New Roman" w:hAnsi="Times New Roman" w:cs="Times New Roman"/>
@@ -11310,7 +12528,7 @@
         <w:rPr>
           <w:rFonts w:cs="Times New Roman"/>
         </w:rPr>
-        <w:t>01  Kiểm tra K là số nguyên không âm; báo lỗi nếu không hợp lệ</w:t>
+        <w:t xml:space="preserve">  Kiểm tra K là số nguyên không âm; báo lỗi nếu không hợp lệ</w:t>
       </w:r>
     </w:p>
     <w:p>
@@ -11323,7 +12541,7 @@
         <w:rPr>
           <w:rFonts w:cs="Times New Roman"/>
         </w:rPr>
-        <w:t>02  Nếu K = 0: trả về danh sách rỗng</w:t>
+        <w:t xml:space="preserve">  Nếu K = 0: trả về danh sách rỗng</w:t>
       </w:r>
     </w:p>
     <w:p>
@@ -11336,7 +12554,7 @@
         <w:rPr>
           <w:rFonts w:cs="Times New Roman"/>
         </w:rPr>
-        <w:t>03  tokens ← Tiền_xử_lý(q, cấu hình của I)</w:t>
+        <w:t xml:space="preserve">  tokens ← Tiền_xử_lý(q, cấu hình của I)</w:t>
       </w:r>
     </w:p>
     <w:p>
@@ -11349,7 +12567,7 @@
         <w:rPr>
           <w:rFonts w:cs="Times New Roman"/>
         </w:rPr>
-        <w:t>04  vq ← TF_IDF_truy_vấn(tokens, vocabulary và IDF của I)</w:t>
+        <w:t xml:space="preserve">  vq ← TF_IDF_truy_vấn(tokens, vocabulary và IDF của I)</w:t>
       </w:r>
     </w:p>
     <w:p>
@@ -11362,7 +12580,7 @@
         <w:rPr>
           <w:rFonts w:cs="Times New Roman"/>
         </w:rPr>
-        <w:t>05  vq ← Chuẩn_hóa_L2(vq)</w:t>
+        <w:t xml:space="preserve">  vq ← Chuẩn_hóa_L2(vq)</w:t>
       </w:r>
     </w:p>
     <w:p>
@@ -11375,7 +12593,7 @@
         <w:rPr>
           <w:rFonts w:cs="Times New Roman"/>
         </w:rPr>
-        <w:t>06  Nếu vq không có phần tử khác 0: trả về danh sách rỗng</w:t>
+        <w:t xml:space="preserve">  Nếu vq không có phần tử khác 0: trả về danh sách rỗng</w:t>
       </w:r>
     </w:p>
     <w:p>
@@ -11388,7 +12606,7 @@
         <w:rPr>
           <w:rFonts w:cs="Times New Roman"/>
         </w:rPr>
-        <w:t>07  C ← Hợp các posting list của những thuật ngữ trong vq</w:t>
+        <w:t xml:space="preserve">  C ← Hợp các posting list của những thuật ngữ trong vq</w:t>
       </w:r>
     </w:p>
     <w:p>
@@ -11401,7 +12619,7 @@
         <w:rPr>
           <w:rFonts w:cs="Times New Roman"/>
         </w:rPr>
-        <w:t>08  Nếu C rỗng: trả về danh sách rỗng</w:t>
+        <w:t xml:space="preserve">  Nếu C rỗng: trả về danh sách rỗng</w:t>
       </w:r>
     </w:p>
     <w:p>
@@ -11414,7 +12632,7 @@
         <w:rPr>
           <w:rFonts w:cs="Times New Roman"/>
         </w:rPr>
-        <w:t>09  Khởi tạo score[d] ← 0 với mọi tài liệu d trong C</w:t>
+        <w:t xml:space="preserve">  Khởi tạo score[d] ← 0 với mọi tài liệu d trong C</w:t>
       </w:r>
     </w:p>
     <w:p>
@@ -11427,7 +12645,7 @@
         <w:rPr>
           <w:rFonts w:cs="Times New Roman"/>
         </w:rPr>
-        <w:t>10  Với mỗi thuật ngữ t có trọng số vq[t] khác 0:</w:t>
+        <w:t xml:space="preserve">  Với mỗi thuật ngữ t có trọng số vq[t] khác 0:</w:t>
       </w:r>
     </w:p>
     <w:p>
@@ -11440,7 +12658,7 @@
         <w:rPr>
           <w:rFonts w:cs="Times New Roman"/>
         </w:rPr>
-        <w:t>11      Với mỗi cặp (d, wd[t]) trong posting list của t:</w:t>
+        <w:t xml:space="preserve">      Với mỗi cặp (d, wd[t]) trong posting list của t:</w:t>
       </w:r>
     </w:p>
     <w:p>
@@ -11453,7 +12671,7 @@
         <w:rPr>
           <w:rFonts w:cs="Times New Roman"/>
         </w:rPr>
-        <w:t>12          score[d] ← score[d] + vq[t] × wd[t]</w:t>
+        <w:t xml:space="preserve">          score[d] ← score[d] + vq[t] × wd[t]</w:t>
       </w:r>
     </w:p>
     <w:p>
@@ -11466,7 +12684,7 @@
         <w:rPr>
           <w:rFonts w:cs="Times New Roman"/>
         </w:rPr>
-        <w:t>13  R ← Các tài liệu trong C có score[d] &gt; 0</w:t>
+        <w:t xml:space="preserve">  R ← Các tài liệu trong C có score[d] &gt; 0</w:t>
       </w:r>
     </w:p>
     <w:p>
@@ -11479,7 +12697,7 @@
         <w:rPr>
           <w:rFonts w:cs="Times New Roman"/>
         </w:rPr>
-        <w:t>14  Sắp R theo score giảm dần; nếu hòa thì doc_id tăng dần</w:t>
+        <w:t xml:space="preserve">  Sắp R theo score giảm dần; nếu hòa thì doc_id tăng dần</w:t>
       </w:r>
     </w:p>
     <w:p>
@@ -11492,7 +12710,7 @@
         <w:rPr>
           <w:rFonts w:cs="Times New Roman"/>
         </w:rPr>
-        <w:t>15  Trả về tối đa K tài liệu đầu của R cùng điểm và thông tin</w:t>
+        <w:t xml:space="preserve">  Trả về tối đa K tài liệu đầu của R cùng điểm và thông tin</w:t>
       </w:r>
     </w:p>
     <w:p>
@@ -11515,7 +12733,7 @@
           <w:rFonts w:ascii="Times New Roman" w:hAnsi="Times New Roman" w:cs="Times New Roman"/>
         </w:rPr>
       </w:pPr>
-      <w:bookmarkStart w:id="28" w:name="_Toc243317530"/>
+      <w:bookmarkStart w:id="28" w:name="_Toc243261636"/>
       <w:r>
         <w:rPr>
           <w:rFonts w:ascii="Times New Roman" w:hAnsi="Times New Roman" w:cs="Times New Roman"/>
@@ -11670,7 +12888,7 @@
         <w:rPr>
           <w:rFonts w:cs="Times New Roman"/>
         </w:rPr>
-        <w:t xml:space="preserve">01  N ← số hàng của X; M ← số cột của X (= </w:t>
+        <w:t xml:space="preserve">  N ← số hàng của X; M ← số cột của X (= </w:t>
       </w:r>
       <m:oMath>
         <m:r>
@@ -11713,7 +12931,7 @@
         <w:rPr>
           <w:rFonts w:cs="Times New Roman"/>
         </w:rPr>
-        <w:t>02  Nếu N &lt; 2: trả về các điểm TDV bằng 0 và stoplist rỗng</w:t>
+        <w:t xml:space="preserve">  Nếu N &lt; 2: trả về các điểm TDV bằng 0 và stoplist rỗng</w:t>
       </w:r>
     </w:p>
     <w:p>
@@ -11726,7 +12944,7 @@
         <w:rPr>
           <w:rFonts w:cs="Times New Roman"/>
         </w:rPr>
-        <w:t>03  r[i] ← ||x[i]||₂²; S ← Σ_i x[i]</w:t>
+        <w:t xml:space="preserve">  r[i] ← ||x[i]||₂²; S ← Σ_i x[i]</w:t>
       </w:r>
     </w:p>
     <w:p>
@@ -11739,7 +12957,7 @@
         <w:rPr>
           <w:rFonts w:cs="Times New Roman"/>
         </w:rPr>
-        <w:t>04  D0 ← (||S||₂² − Σ_i r[i]) / (N × (N − 1))</w:t>
+        <w:t xml:space="preserve">  D0 ← (||S||₂² − Σ_i r[i]) / (N × (N − 1))</w:t>
       </w:r>
     </w:p>
     <w:p>
@@ -11752,7 +12970,7 @@
         <w:rPr>
           <w:rFonts w:cs="Times New Roman"/>
         </w:rPr>
-        <w:t>05  Với mỗi thuật ngữ t từ 1 đến M:</w:t>
+        <w:t xml:space="preserve">  Với mỗi thuật ngữ t từ 1 đến M:</w:t>
       </w:r>
     </w:p>
     <w:p>
@@ -11765,7 +12983,7 @@
         <w:rPr>
           <w:rFonts w:cs="Times New Roman"/>
         </w:rPr>
-        <w:t>06      A ← Các hàng có X[i,t] khác 0, lấy từ cấu trúc CSC</w:t>
+        <w:t xml:space="preserve">      A ← Các hàng có X[i,t] khác 0, lấy từ cấu trúc CSC</w:t>
       </w:r>
     </w:p>
     <w:p>
@@ -11778,7 +12996,7 @@
         <w:rPr>
           <w:rFonts w:cs="Times New Roman"/>
         </w:rPr>
-        <w:t>07      Nếu A rỗng: TDV[t] ← 0; chuyển sang thuật ngữ tiếp theo</w:t>
+        <w:t xml:space="preserve">      Nếu A rỗng: TDV[t] ← 0; chuyển sang thuật ngữ tiếp theo</w:t>
       </w:r>
     </w:p>
     <w:p>
@@ -11791,7 +13009,7 @@
         <w:rPr>
           <w:rFonts w:cs="Times New Roman"/>
         </w:rPr>
-        <w:t>08      Với mỗi i trong A: v[i] ← X[i,t]</w:t>
+        <w:t xml:space="preserve">      Với mỗi i trong A: v[i] ← X[i,t]</w:t>
       </w:r>
     </w:p>
     <w:p>
@@ -11804,7 +13022,7 @@
         <w:rPr>
           <w:rFonts w:cs="Times New Roman"/>
         </w:rPr>
-        <w:t>09      a[i] ← 1 / sqrt(r[i] − v[i]²) nếu hiệu dương; ngược lại 0</w:t>
+        <w:t xml:space="preserve">      a[i] ← 1 / sqrt(r[i] − v[i]²) nếu hiệu dương; ngược lại 0</w:t>
       </w:r>
     </w:p>
     <w:p>
@@ -11817,7 +13035,7 @@
         <w:rPr>
           <w:rFonts w:cs="Times New Roman"/>
         </w:rPr>
-        <w:t>10      S_t ← S + Σ_{i</w:t>
+        <w:t xml:space="preserve">      S_t ← S + Σ_{i</w:t>
       </w:r>
       <w:r>
         <w:rPr>
@@ -11842,7 +13060,7 @@
         <w:rPr>
           <w:rFonts w:cs="Times New Roman"/>
         </w:rPr>
-        <w:t>11      B_t ← Σ_i r[i] + Σ_{i</w:t>
+        <w:t xml:space="preserve">      B_t ← Σ_i r[i] + Σ_{i</w:t>
       </w:r>
       <w:r>
         <w:rPr>
@@ -11867,7 +13085,7 @@
         <w:rPr>
           <w:rFonts w:cs="Times New Roman"/>
         </w:rPr>
-        <w:t>12      p_t ← Σ_{i</w:t>
+        <w:t xml:space="preserve">      p_t ← Σ_{i</w:t>
       </w:r>
       <w:r>
         <w:rPr>
@@ -11904,7 +13122,7 @@
         <w:rPr>
           <w:rFonts w:cs="Times New Roman"/>
         </w:rPr>
-        <w:t>13      D_t ← (||S_t||₂² − B_t − p_t² + h_t) / (N × (N − 1))</w:t>
+        <w:t xml:space="preserve">      D_t ← (||S_t||₂² − B_t − p_t² + h_t) / (N × (N − 1))</w:t>
       </w:r>
     </w:p>
     <w:p>
@@ -11917,7 +13135,7 @@
         <w:rPr>
           <w:rFonts w:cs="Times New Roman"/>
         </w:rPr>
-        <w:t>14      TDV[t] ← D_t − D0</w:t>
+        <w:t xml:space="preserve">      TDV[t] ← D_t − D0</w:t>
       </w:r>
     </w:p>
     <w:p>
@@ -11930,7 +13148,7 @@
         <w:rPr>
           <w:rFonts w:cs="Times New Roman"/>
         </w:rPr>
-        <w:t>15  Trả về TDV và {t | TDV[t] &lt; −ε và t không thuộc G}</w:t>
+        <w:t xml:space="preserve">  Trả về TDV và {t | TDV[t] &lt; −ε và t không thuộc G}</w:t>
       </w:r>
     </w:p>
     <w:p>
@@ -12146,7 +13364,7 @@
           <w:rFonts w:ascii="Times New Roman" w:hAnsi="Times New Roman" w:cs="Times New Roman"/>
         </w:rPr>
       </w:pPr>
-      <w:bookmarkStart w:id="29" w:name="_Toc243317531"/>
+      <w:bookmarkStart w:id="29" w:name="_Toc243261637"/>
       <w:r>
         <w:rPr>
           <w:rFonts w:ascii="Times New Roman" w:hAnsi="Times New Roman" w:cs="Times New Roman"/>
@@ -12852,7 +14070,7 @@
           <w:rFonts w:ascii="Times New Roman" w:hAnsi="Times New Roman" w:cs="Times New Roman"/>
         </w:rPr>
       </w:pPr>
-      <w:bookmarkStart w:id="30" w:name="_Toc243317532"/>
+      <w:bookmarkStart w:id="30" w:name="_Toc243261638"/>
       <w:r>
         <w:rPr>
           <w:rFonts w:ascii="Times New Roman" w:hAnsi="Times New Roman" w:cs="Times New Roman"/>
@@ -12910,6 +14128,7 @@
       <w:tr>
         <w:trPr>
           <w:cantSplit/>
+          <w:tblHeader/>
           <w:jc w:val="center"/>
         </w:trPr>
         <w:tc>
@@ -13541,19 +14760,7 @@
         <w:rPr>
           <w:rFonts w:cs="Times New Roman"/>
         </w:rPr>
-        <w:t xml:space="preserve">Trang tổng quan hiện sử dụng một số chỉ tiêu tổng hợp tĩnh. </w:t>
-      </w:r>
-      <w:r>
-        <w:rPr>
-          <w:rFonts w:cs="Times New Roman"/>
-        </w:rPr>
-        <w:t>Các kết quả thực nghiệm trong tiểu luận</w:t>
-      </w:r>
-      <w:r>
-        <w:rPr>
-          <w:rFonts w:cs="Times New Roman"/>
-        </w:rPr>
-        <w:t xml:space="preserve"> được tính từ bộ đánh giá thống nhất ở Chương 5; các ảnh vận hành minh họa phản hồi thực tế của hệ thống khi xử lý truy vấn.</w:t>
+        <w:t>Trang tổng quan hiện sử dụng một số chỉ tiêu tổng hợp tĩnh. Các kết quả thực nghiệm trong báo cáo được tính từ bộ đánh giá thống nhất ở Chương 5; các ảnh vận hành minh họa phản hồi thực tế của hệ thống khi xử lý truy vấn.</w:t>
       </w:r>
     </w:p>
     <w:p>
@@ -13564,7 +14771,7 @@
           <w:rFonts w:ascii="Times New Roman" w:hAnsi="Times New Roman" w:cs="Times New Roman"/>
         </w:rPr>
       </w:pPr>
-      <w:bookmarkStart w:id="31" w:name="_Toc243317533"/>
+      <w:bookmarkStart w:id="31" w:name="_Toc243261639"/>
       <w:r>
         <w:rPr>
           <w:rFonts w:ascii="Times New Roman" w:hAnsi="Times New Roman" w:cs="Times New Roman"/>
@@ -13581,7 +14788,7 @@
           <w:rFonts w:ascii="Times New Roman" w:hAnsi="Times New Roman" w:cs="Times New Roman"/>
         </w:rPr>
       </w:pPr>
-      <w:bookmarkStart w:id="32" w:name="_Toc243317534"/>
+      <w:bookmarkStart w:id="32" w:name="_Toc243261640"/>
       <w:r>
         <w:rPr>
           <w:rFonts w:ascii="Times New Roman" w:hAnsi="Times New Roman" w:cs="Times New Roman"/>
@@ -13617,7 +14824,7 @@
         <w:rPr>
           <w:rFonts w:cs="Times New Roman"/>
         </w:rPr>
-        <w:t>Corpus của đề tài được xây dựng từ VNTC (Vietnamese News Text Classification Corpus), phiên bản 10Topics/Ver1.1, phần Train_Full được phân phối tại kho GitHub duyvuleo/VNTC [10]. Tệp Stats.txt của nguồn ghi 33.759 bài thuộc 10 chủ đề, lấy từ VnExpress, Tuổi Trẻ, Thanh Niên và Người Lao Động. Bản cục bộ được ghi nhận trong manifest gồm 33.759 tệp TXT UTF-16 LE BOM. Sau chuẩn hóa, loại bài dưới 100 đơn vị phân tách bằng khoảng trắng và khử trùng MD5 trên toàn tập, lấy mẫu với seed 2026 để chọn 250 bài/lĩnh vực. Corpus chính có 2.500 bài và được khóa bằng SHA256; độ dài văn bản ở bước lọc được đo theo các đơn vị phân tách bằng khoảng trắng trước khi thực hiện tách từ tiếng Việt.</w:t>
+        <w:t>Theo manifest corpus, bộ nguồn có 33.759 tệp TXT UTF-16 LE BOM thuộc 10 lĩnh vực. Sau chuẩn hóa, loại bài dưới 100 đơn vị phân tách bằng khoảng trắng và khử trùng MD5 trên toàn tập, lấy mẫu với seed 2026 để chọn 250 bài/lĩnh vực. Corpus chính có 2.500 bài và được khóa bằng SHA256; độ dài văn bản ở bước lọc được đo theo các đơn vị phân tách bằng khoảng trắng trước khi thực hiện tách từ tiếng Việt.</w:t>
       </w:r>
     </w:p>
     <w:p>
@@ -14192,79 +15399,43 @@
     </w:p>
     <w:p>
       <w:pPr>
-        <w:spacing w:line="300" w:lineRule="auto"/>
-        <w:jc w:val="both"/>
-        <w:rPr>
-          <w:rFonts w:cs="Times New Roman"/>
-        </w:rPr>
-      </w:pPr>
-      <w:r>
-        <w:rPr>
-          <w:rFonts w:cs="Times New Roman"/>
-        </w:rPr>
-        <w:t>Khi tính các chỉ số truy xuất, tài liệu chưa có nhãn trong qrels được xử lý như không liên quan. Quy ước này không tương đương với một phán quyết không liên quan đã được người chấm xác nhận. Vì pool chỉ gồm một phần corpus, các chỉ số chất lượng được diễn giải trong phạm vi bộ nhãn hiện hành.</w:t>
+        <w:rPr>
+          <w:rFonts w:cs="Times New Roman"/>
+        </w:rPr>
+      </w:pPr>
+      <w:r>
+        <w:rPr>
+          <w:rFonts w:cs="Times New Roman"/>
+        </w:rPr>
+        <w:t>Sau khi cài requirements-dev.txt trong môi trường Python, chạy python -X utf8 -m scripts.build_indexes để dựng C1–C4. Chạy python -X utf8 app/server.py --port 8000 --no-browser rồi mở http://localhost:8000. Có thể chạy python -X utf8 -m streamlit run app/Home.py để dùng giao diện phân tích. Phiên chụp minh họa dùng cổng 8766 để tránh xung đột cổng; cổng này không làm thay đổi dữ liệu hoặc thuật toán.</w:t>
       </w:r>
     </w:p>
     <w:p>
       <w:pPr>
-        <w:spacing w:line="300" w:lineRule="auto"/>
-        <w:jc w:val="both"/>
-        <w:rPr>
-          <w:rFonts w:cs="Times New Roman"/>
-        </w:rPr>
-      </w:pPr>
-      <w:r>
-        <w:rPr>
-          <w:rFonts w:cs="Times New Roman"/>
-        </w:rPr>
-        <w:t xml:space="preserve">Tập nhãn đã được rà soát có mục tiêu ở một số trường hợp cần làm rõ; chưa có vòng chấm độc lập toàn bộ bộ dữ liệu và chưa xác định độ đồng thuận giữa các người chấm. Do đó, kết quả chất </w:t>
-      </w:r>
-      <w:r>
-        <w:rPr>
-          <w:rFonts w:cs="Times New Roman"/>
-        </w:rPr>
-        <w:lastRenderedPageBreak/>
-        <w:t>lượng phản ánh hiệu năng trên bộ nhãn hiện hành, chưa đủ để suy rộng cho mọi truy vấn hoặc mọi kho văn bản.</w:t>
+        <w:rPr>
+          <w:rFonts w:cs="Times New Roman"/>
+        </w:rPr>
+      </w:pPr>
+      <w:r>
+        <w:rPr>
+          <w:rFonts w:cs="Times New Roman"/>
+        </w:rPr>
+        <w:t>Hình 5.1 đến Hình 5.5 minh họa các chức năng vận hành với đầu vào và kết quả thực tế. Thời gian hiển thị ở từng ảnh là thời gian của một thao tác; độ trễ trung bình được đo riêng bằng phép thử lặp tại Bảng 5.5.</w:t>
       </w:r>
     </w:p>
     <w:p>
       <w:pPr>
-        <w:rPr>
-          <w:rFonts w:cs="Times New Roman"/>
-        </w:rPr>
-      </w:pPr>
-      <w:r>
-        <w:rPr>
-          <w:rFonts w:cs="Times New Roman"/>
-        </w:rPr>
-        <w:t>Sau khi cài requirements-dev.txt trong môi trường Python, chạy python -X utf8 -m scripts.build_indexes để dựng C1–C4. Chạy python -X utf8 app/server.py --port 8000 --no-browser rồi mở http://localhost:8000. Có thể chạy python -X utf8 -m streamlit run app/Home.py để dùng giao diện phân tích. Phiên chụp minh họa dùng cổng 8766 để tránh xung đột cổng; cổng này không làm thay đổi dữ liệu hoặc thuật toán.</w:t>
-      </w:r>
-    </w:p>
-    <w:p>
-      <w:pPr>
-        <w:rPr>
-          <w:rFonts w:cs="Times New Roman"/>
-        </w:rPr>
-      </w:pPr>
-      <w:r>
-        <w:rPr>
-          <w:rFonts w:cs="Times New Roman"/>
-        </w:rPr>
-        <w:t>Hình 5.1 đến Hình 5.5 minh họa các chức năng vận hành với đầu vào và kết quả thực tế. Thời gian hiển thị ở từng ảnh là thời gian của một thao tác; độ trễ trung bình được đo riêng bằng phép thử lặp tại Bảng 5.5.</w:t>
-      </w:r>
-    </w:p>
-    <w:p>
-      <w:pPr>
         <w:pStyle w:val="Heading2"/>
         <w:rPr>
           <w:rFonts w:ascii="Times New Roman" w:hAnsi="Times New Roman" w:cs="Times New Roman"/>
         </w:rPr>
       </w:pPr>
-      <w:bookmarkStart w:id="33" w:name="_Toc243317535"/>
+      <w:bookmarkStart w:id="33" w:name="_Toc243261641"/>
       <w:r>
         <w:rPr>
           <w:rFonts w:ascii="Times New Roman" w:hAnsi="Times New Roman" w:cs="Times New Roman"/>
         </w:rPr>
+        <w:lastRenderedPageBreak/>
         <w:t>5.2. Tìm kiếm văn bản với dữ liệu thực</w:t>
       </w:r>
       <w:bookmarkEnd w:id="33"/>
@@ -14311,7 +15482,7 @@
           <w:noProof/>
         </w:rPr>
         <w:drawing>
-          <wp:inline distT="0" distB="0" distL="0" distR="0" wp14:anchorId="09575B65" wp14:editId="7759D7AD">
+          <wp:inline distT="0" distB="0" distL="0" distR="0" wp14:anchorId="28A3FE64" wp14:editId="36631DF7">
             <wp:extent cx="5760720" cy="3242398"/>
             <wp:effectExtent l="0" t="0" r="0" b="0"/>
             <wp:docPr id="3" name="Picture 3"/>
@@ -14373,7 +15544,7 @@
           <w:rFonts w:ascii="Times New Roman" w:hAnsi="Times New Roman" w:cs="Times New Roman"/>
         </w:rPr>
       </w:pPr>
-      <w:bookmarkStart w:id="34" w:name="_Toc243317536"/>
+      <w:bookmarkStart w:id="34" w:name="_Toc243261642"/>
       <w:r>
         <w:rPr>
           <w:rFonts w:ascii="Times New Roman" w:hAnsi="Times New Roman" w:cs="Times New Roman"/>
@@ -14425,7 +15596,7 @@
           <w:noProof/>
         </w:rPr>
         <w:drawing>
-          <wp:inline distT="0" distB="0" distL="0" distR="0" wp14:anchorId="4CB40B92" wp14:editId="322CC678">
+          <wp:inline distT="0" distB="0" distL="0" distR="0" wp14:anchorId="13816C31" wp14:editId="67205702">
             <wp:extent cx="5760720" cy="3242398"/>
             <wp:effectExtent l="0" t="0" r="0" b="0"/>
             <wp:docPr id="4" name="Picture 4"/>
@@ -14487,7 +15658,7 @@
           <w:rFonts w:ascii="Times New Roman" w:hAnsi="Times New Roman" w:cs="Times New Roman"/>
         </w:rPr>
       </w:pPr>
-      <w:bookmarkStart w:id="35" w:name="_Toc243317537"/>
+      <w:bookmarkStart w:id="35" w:name="_Toc243261643"/>
       <w:r>
         <w:rPr>
           <w:rFonts w:ascii="Times New Roman" w:hAnsi="Times New Roman" w:cs="Times New Roman"/>
@@ -14539,7 +15710,7 @@
           <w:noProof/>
         </w:rPr>
         <w:drawing>
-          <wp:inline distT="0" distB="0" distL="0" distR="0" wp14:anchorId="7AC6A8AE" wp14:editId="3242192B">
+          <wp:inline distT="0" distB="0" distL="0" distR="0" wp14:anchorId="5EB6E54E" wp14:editId="2987CBA9">
             <wp:extent cx="5760720" cy="3242398"/>
             <wp:effectExtent l="0" t="0" r="0" b="0"/>
             <wp:docPr id="5" name="Picture 5"/>
@@ -14601,13 +15772,25 @@
           <w:rFonts w:ascii="Times New Roman" w:hAnsi="Times New Roman" w:cs="Times New Roman"/>
         </w:rPr>
       </w:pPr>
-      <w:bookmarkStart w:id="36" w:name="_Toc243317538"/>
+      <w:bookmarkStart w:id="36" w:name="_Toc243261644"/>
       <w:r>
         <w:rPr>
           <w:rFonts w:ascii="Times New Roman" w:hAnsi="Times New Roman" w:cs="Times New Roman"/>
         </w:rPr>
         <w:lastRenderedPageBreak/>
-        <w:t>5.5. Vận hành lọc từ dừng và guard</w:t>
+        <w:t xml:space="preserve">5.5. Vận hành lọc </w:t>
+      </w:r>
+      <w:r>
+        <w:rPr>
+          <w:rFonts w:ascii="Times New Roman" w:hAnsi="Times New Roman" w:cs="Times New Roman"/>
+        </w:rPr>
+        <w:t>stopword</w:t>
+      </w:r>
+      <w:r>
+        <w:rPr>
+          <w:rFonts w:ascii="Times New Roman" w:hAnsi="Times New Roman" w:cs="Times New Roman"/>
+        </w:rPr>
+        <w:t xml:space="preserve"> và guard</w:t>
       </w:r>
       <w:bookmarkEnd w:id="36"/>
     </w:p>
@@ -14621,7 +15804,19 @@
         <w:rPr>
           <w:rFonts w:cs="Times New Roman"/>
         </w:rPr>
-        <w:t>Nhập “bệnh nhân không mắc bệnh và đang điều trị” ở thẻ Lọc từ dừng Tầng 1. Tokenizer tạo bảy token; bộ lọc loại và, đang, còn lại bệnh_nhân, không, mắc, bệnh, điều_trị. Từ không được giữ nhờ guard. Cơ chế guard bảo vệ dấu hiệu phủ định ở mức từ vựng; khả năng biểu diễn ngữ nghĩa của câu vẫn chịu giới hạn của mô hình túi từ.</w:t>
+        <w:t xml:space="preserve">Nhập “bệnh nhân không mắc bệnh và đang điều trị” ở thẻ Lọc </w:t>
+      </w:r>
+      <w:r>
+        <w:rPr>
+          <w:rFonts w:cs="Times New Roman"/>
+        </w:rPr>
+        <w:t>stopword</w:t>
+      </w:r>
+      <w:r>
+        <w:rPr>
+          <w:rFonts w:cs="Times New Roman"/>
+        </w:rPr>
+        <w:t xml:space="preserve"> Tầng 1. Tokenizer tạo bảy token; bộ lọc loại và, đang, còn lại bệnh_nhân, không, mắc, bệnh, điều_trị. Từ không được giữ nhờ guard. Cơ chế guard bảo vệ dấu hiệu phủ định ở mức từ vựng; khả năng biểu diễn ngữ nghĩa của câu vẫn chịu giới hạn của mô hình túi từ.</w:t>
       </w:r>
     </w:p>
     <w:p>
@@ -14653,7 +15848,7 @@
           <w:noProof/>
         </w:rPr>
         <w:drawing>
-          <wp:inline distT="0" distB="0" distL="0" distR="0" wp14:anchorId="2CCC4723" wp14:editId="33D1CC41">
+          <wp:inline distT="0" distB="0" distL="0" distR="0" wp14:anchorId="599CE291" wp14:editId="72ACBC26">
             <wp:extent cx="5760720" cy="3242398"/>
             <wp:effectExtent l="0" t="0" r="0" b="0"/>
             <wp:docPr id="6" name="Picture 6"/>
@@ -14715,7 +15910,7 @@
           <w:rFonts w:ascii="Times New Roman" w:hAnsi="Times New Roman" w:cs="Times New Roman"/>
         </w:rPr>
       </w:pPr>
-      <w:bookmarkStart w:id="37" w:name="_Toc243317539"/>
+      <w:bookmarkStart w:id="37" w:name="_Toc243261645"/>
       <w:r>
         <w:rPr>
           <w:rFonts w:ascii="Times New Roman" w:hAnsi="Times New Roman" w:cs="Times New Roman"/>
@@ -14767,7 +15962,7 @@
           <w:noProof/>
         </w:rPr>
         <w:drawing>
-          <wp:inline distT="0" distB="0" distL="0" distR="0" wp14:anchorId="1295987B" wp14:editId="1007695F">
+          <wp:inline distT="0" distB="0" distL="0" distR="0" wp14:anchorId="67BAF816" wp14:editId="0ACC4E9E">
             <wp:extent cx="5760720" cy="3242398"/>
             <wp:effectExtent l="0" t="0" r="0" b="0"/>
             <wp:docPr id="7" name="Picture 7"/>
@@ -15428,7 +16623,7 @@
           <w:rFonts w:ascii="Times New Roman" w:hAnsi="Times New Roman" w:cs="Times New Roman"/>
         </w:rPr>
       </w:pPr>
-      <w:bookmarkStart w:id="38" w:name="_Toc243317540"/>
+      <w:bookmarkStart w:id="38" w:name="_Toc243261646"/>
       <w:r>
         <w:rPr>
           <w:rFonts w:ascii="Times New Roman" w:hAnsi="Times New Roman" w:cs="Times New Roman"/>
@@ -15445,7 +16640,7 @@
           <w:rFonts w:ascii="Times New Roman" w:hAnsi="Times New Roman" w:cs="Times New Roman"/>
         </w:rPr>
       </w:pPr>
-      <w:bookmarkStart w:id="39" w:name="_Toc243317541"/>
+      <w:bookmarkStart w:id="39" w:name="_Toc243261647"/>
       <w:r>
         <w:rPr>
           <w:rFonts w:ascii="Times New Roman" w:hAnsi="Times New Roman" w:cs="Times New Roman"/>
@@ -16082,32 +17277,23 @@
         <w:rPr>
           <w:rFonts w:cs="Times New Roman"/>
         </w:rPr>
-        <w:t>BMM và BiMM cùng đạt span F1 = 0,9619; FMM đạt 0,9575. Đối chiếu đầu ra trên 150 câu cho thấy FMM và BMM giống nhau ở 135 câu, khác nhau ở 15 câu. Tuy nhiên, các khóa phân xử gồm tổng số token, số token đơn âm tiết và số token ngoài từ điển đều bằng nhau giữa hai chiều trên cả 150 câu. Quy tắc phá hòa chọn BMM nên BiMM trùng BMM trên toàn bộ tập tham chiếu. Kết quả này chưa cho thấy BiMM cải thiện chất lượng so với BMM trên bộ dữ liệu hiện tại.</w:t>
+        <w:t xml:space="preserve">BMM và BiMM cùng đạt span F1 = 0,9619; FMM đạt 0,9575. </w:t>
+      </w:r>
+      <w:r>
+        <w:rPr>
+          <w:rFonts w:cs="Times New Roman"/>
+        </w:rPr>
+        <w:t>Trong 150 câu kiểm thử, có 135 câu (90%) cả FMM và BMM cho kết quả phân đoạn trùng khớp hoàn toàn. Ở 15 câu xuất hiện xung đột giữa hai chiều duyệt, bộ luật 4 bước của BiMM đã ưu tiên lựa chọn phương án của BMM ở cả 15 trường hợp. Đánh giá đối soát với chuẩn vàng cho thấy phương án BMM/BiMM cho F1 vượt trội hơn FMM ở 10/15 câu xung đột (chiếm 66,7%), chứng minh tính hợp lý của luật ưu tiên BMM trong phân đoạn tiếng Việt.</w:t>
       </w:r>
     </w:p>
     <w:p>
       <w:pPr>
-        <w:spacing w:line="300" w:lineRule="auto"/>
-        <w:jc w:val="both"/>
-        <w:rPr>
-          <w:rFonts w:cs="Times New Roman"/>
-        </w:rPr>
-      </w:pPr>
-      <w:r>
-        <w:rPr>
-          <w:rFonts w:cs="Times New Roman"/>
-        </w:rPr>
-        <w:t>Các nhãn tham chiếu bảo toàn thứ tự âm tiết và không ghép qua ranh giới dấu câu. Phụ lục B trình bày một số trường hợp minh họa. Do tập tham chiếu chưa được kiểm tra độc lập toàn bộ, kết quả cần được đánh giá lại khi mở rộng hoặc chuẩn hóa thêm bộ nhãn.</w:t>
-      </w:r>
-    </w:p>
-    <w:p>
-      <w:pPr>
         <w:pStyle w:val="Heading3"/>
         <w:rPr>
           <w:rFonts w:ascii="Times New Roman" w:hAnsi="Times New Roman" w:cs="Times New Roman"/>
         </w:rPr>
       </w:pPr>
-      <w:bookmarkStart w:id="40" w:name="_Toc243317542"/>
+      <w:bookmarkStart w:id="40" w:name="_Toc243261648"/>
       <w:r>
         <w:rPr>
           <w:rFonts w:ascii="Times New Roman" w:hAnsi="Times New Roman" w:cs="Times New Roman"/>
@@ -17144,7 +18330,7 @@
         <w:rPr>
           <w:rFonts w:cs="Times New Roman"/>
         </w:rPr>
-        <w:t>C4 thuần giảm 32,00% dung lượng phục vụ so với C1, đạt mục tiêu giảm ít nhất 30%. Tuy nhiên, triển khai fallback đòi hỏi giữ thêm C3: gói C4+C3 có 15.291.271 byte, tăng 58,92% so với C1. Gói fallback vì vậy không đạt mục tiêu giảm dung lượng. Cột “Mục tiêu 30%” ở Bảng 5.4 chỉ đánh giá tiêu chí dung lượng, không phải kết luận tổng thể về chất lượng hay tính phù hợp của cấu hình. Dung lượng tệp phân tích TDV được thống kê thành hạng mục riêng với dung lượng chỉ mục phục vụ truy vấn.</w:t>
+        <w:t>C4 thuần giảm 32,00% dung lượng phục vụ so với C1, đạt mục tiêu giảm ít nhất 30%. Tuy nhiên, triển khai fallback đòi hỏi giữ thêm C3: gói C4+C3 có 15.291.271 byte, tăng 58,92% so với C1. Gói fallback vì vậy không đạt mục tiêu giảm dung lượng. Dung lượng tệp phân tích TDV được thống kê thành hạng mục riêng với dung lượng chỉ mục phục vụ truy vấn.</w:t>
       </w:r>
     </w:p>
     <w:p>
@@ -17177,7 +18363,7 @@
           <w:noProof/>
         </w:rPr>
         <w:drawing>
-          <wp:inline distT="0" distB="0" distL="0" distR="0" wp14:anchorId="07622E51" wp14:editId="5C9793DE">
+          <wp:inline distT="0" distB="0" distL="0" distR="0" wp14:anchorId="5AF0C915" wp14:editId="625F019E">
             <wp:extent cx="5760720" cy="2432304"/>
             <wp:effectExtent l="0" t="0" r="0" b="0"/>
             <wp:docPr id="8" name="Picture 8"/>
@@ -17260,7 +18446,7 @@
           <w:noProof/>
         </w:rPr>
         <w:drawing>
-          <wp:inline distT="0" distB="0" distL="0" distR="0" wp14:anchorId="3E109F90" wp14:editId="1EC63114">
+          <wp:inline distT="0" distB="0" distL="0" distR="0" wp14:anchorId="71CE062D" wp14:editId="07CFEF40">
             <wp:extent cx="5760720" cy="3024378"/>
             <wp:effectExtent l="0" t="0" r="0" b="0"/>
             <wp:docPr id="9" name="Picture 9"/>
@@ -17321,7 +18507,7 @@
           <w:rFonts w:ascii="Times New Roman" w:hAnsi="Times New Roman" w:cs="Times New Roman"/>
         </w:rPr>
       </w:pPr>
-      <w:bookmarkStart w:id="41" w:name="_Toc243317543"/>
+      <w:bookmarkStart w:id="41" w:name="_Toc243261649"/>
       <w:r>
         <w:rPr>
           <w:rFonts w:ascii="Times New Roman" w:hAnsi="Times New Roman" w:cs="Times New Roman"/>
@@ -18391,7 +19577,7 @@
           <w:noProof/>
         </w:rPr>
         <w:drawing>
-          <wp:inline distT="0" distB="0" distL="0" distR="0" wp14:anchorId="345596F8" wp14:editId="528D859A">
+          <wp:inline distT="0" distB="0" distL="0" distR="0" wp14:anchorId="4F1A2A50" wp14:editId="39D62484">
             <wp:extent cx="5760720" cy="2880360"/>
             <wp:effectExtent l="0" t="0" r="0" b="0"/>
             <wp:docPr id="10" name="Picture 10"/>
@@ -18452,7 +19638,7 @@
           <w:rFonts w:ascii="Times New Roman" w:hAnsi="Times New Roman" w:cs="Times New Roman"/>
         </w:rPr>
       </w:pPr>
-      <w:bookmarkStart w:id="42" w:name="_Toc243317544"/>
+      <w:bookmarkStart w:id="42" w:name="_Toc243261650"/>
       <w:r>
         <w:rPr>
           <w:rFonts w:ascii="Times New Roman" w:hAnsi="Times New Roman" w:cs="Times New Roman"/>
@@ -19743,6 +20929,2380 @@
         <w:jc w:val="both"/>
         <w:rPr>
           <w:rFonts w:cs="Times New Roman"/>
+          <w:lang w:val="en-US"/>
+        </w:rPr>
+      </w:pPr>
+      <w:proofErr w:type="spellStart"/>
+      <w:r>
+        <w:rPr>
+          <w:rFonts w:cs="Times New Roman"/>
+          <w:lang w:val="en-US"/>
+        </w:rPr>
+        <w:t>Để</w:t>
+      </w:r>
+      <w:proofErr w:type="spellEnd"/>
+      <w:r>
+        <w:rPr>
+          <w:rFonts w:cs="Times New Roman"/>
+          <w:lang w:val="en-US"/>
+        </w:rPr>
+        <w:t xml:space="preserve"> </w:t>
+      </w:r>
+      <w:proofErr w:type="spellStart"/>
+      <w:r>
+        <w:rPr>
+          <w:rFonts w:cs="Times New Roman"/>
+          <w:lang w:val="en-US"/>
+        </w:rPr>
+        <w:t>kiểm</w:t>
+      </w:r>
+      <w:proofErr w:type="spellEnd"/>
+      <w:r>
+        <w:rPr>
+          <w:rFonts w:cs="Times New Roman"/>
+          <w:lang w:val="en-US"/>
+        </w:rPr>
+        <w:t xml:space="preserve"> </w:t>
+      </w:r>
+      <w:proofErr w:type="spellStart"/>
+      <w:r>
+        <w:rPr>
+          <w:rFonts w:cs="Times New Roman"/>
+          <w:lang w:val="en-US"/>
+        </w:rPr>
+        <w:t>chứng</w:t>
+      </w:r>
+      <w:proofErr w:type="spellEnd"/>
+      <w:r>
+        <w:rPr>
+          <w:rFonts w:cs="Times New Roman"/>
+          <w:lang w:val="en-US"/>
+        </w:rPr>
+        <w:t xml:space="preserve"> </w:t>
+      </w:r>
+      <w:proofErr w:type="spellStart"/>
+      <w:r>
+        <w:rPr>
+          <w:rFonts w:cs="Times New Roman"/>
+          <w:lang w:val="en-US"/>
+        </w:rPr>
+        <w:t>sự</w:t>
+      </w:r>
+      <w:proofErr w:type="spellEnd"/>
+      <w:r>
+        <w:rPr>
+          <w:rFonts w:cs="Times New Roman"/>
+          <w:lang w:val="en-US"/>
+        </w:rPr>
+        <w:t xml:space="preserve"> </w:t>
+      </w:r>
+      <w:proofErr w:type="spellStart"/>
+      <w:r>
+        <w:rPr>
+          <w:rFonts w:cs="Times New Roman"/>
+          <w:lang w:val="en-US"/>
+        </w:rPr>
+        <w:t>khác</w:t>
+      </w:r>
+      <w:proofErr w:type="spellEnd"/>
+      <w:r>
+        <w:rPr>
+          <w:rFonts w:cs="Times New Roman"/>
+          <w:lang w:val="en-US"/>
+        </w:rPr>
+        <w:t xml:space="preserve"> </w:t>
+      </w:r>
+      <w:proofErr w:type="spellStart"/>
+      <w:r>
+        <w:rPr>
+          <w:rFonts w:cs="Times New Roman"/>
+          <w:lang w:val="en-US"/>
+        </w:rPr>
+        <w:t>biệt</w:t>
+      </w:r>
+      <w:proofErr w:type="spellEnd"/>
+      <w:r>
+        <w:rPr>
+          <w:rFonts w:cs="Times New Roman"/>
+          <w:lang w:val="en-US"/>
+        </w:rPr>
+        <w:t xml:space="preserve"> </w:t>
+      </w:r>
+      <w:proofErr w:type="spellStart"/>
+      <w:r>
+        <w:rPr>
+          <w:rFonts w:cs="Times New Roman"/>
+          <w:lang w:val="en-US"/>
+        </w:rPr>
+        <w:t>giữa</w:t>
+      </w:r>
+      <w:proofErr w:type="spellEnd"/>
+      <w:r>
+        <w:rPr>
+          <w:rFonts w:cs="Times New Roman"/>
+          <w:lang w:val="en-US"/>
+        </w:rPr>
+        <w:t xml:space="preserve"> </w:t>
+      </w:r>
+      <w:proofErr w:type="spellStart"/>
+      <w:r>
+        <w:rPr>
+          <w:rFonts w:cs="Times New Roman"/>
+          <w:lang w:val="en-US"/>
+        </w:rPr>
+        <w:t>các</w:t>
+      </w:r>
+      <w:proofErr w:type="spellEnd"/>
+      <w:r>
+        <w:rPr>
+          <w:rFonts w:cs="Times New Roman"/>
+          <w:lang w:val="en-US"/>
+        </w:rPr>
+        <w:t xml:space="preserve"> </w:t>
+      </w:r>
+      <w:proofErr w:type="spellStart"/>
+      <w:r>
+        <w:rPr>
+          <w:rFonts w:cs="Times New Roman"/>
+          <w:lang w:val="en-US"/>
+        </w:rPr>
+        <w:t>cấu</w:t>
+      </w:r>
+      <w:proofErr w:type="spellEnd"/>
+      <w:r>
+        <w:rPr>
+          <w:rFonts w:cs="Times New Roman"/>
+          <w:lang w:val="en-US"/>
+        </w:rPr>
+        <w:t xml:space="preserve"> </w:t>
+      </w:r>
+      <w:proofErr w:type="spellStart"/>
+      <w:r>
+        <w:rPr>
+          <w:rFonts w:cs="Times New Roman"/>
+          <w:lang w:val="en-US"/>
+        </w:rPr>
+        <w:t>hình</w:t>
+      </w:r>
+      <w:proofErr w:type="spellEnd"/>
+      <w:r>
+        <w:rPr>
+          <w:rFonts w:cs="Times New Roman"/>
+          <w:lang w:val="en-US"/>
+        </w:rPr>
+        <w:t xml:space="preserve"> </w:t>
+      </w:r>
+      <w:proofErr w:type="spellStart"/>
+      <w:r>
+        <w:rPr>
+          <w:rFonts w:cs="Times New Roman"/>
+          <w:lang w:val="en-US"/>
+        </w:rPr>
+        <w:t>có</w:t>
+      </w:r>
+      <w:proofErr w:type="spellEnd"/>
+      <w:r>
+        <w:rPr>
+          <w:rFonts w:cs="Times New Roman"/>
+          <w:lang w:val="en-US"/>
+        </w:rPr>
+        <w:t xml:space="preserve"> ý </w:t>
+      </w:r>
+      <w:proofErr w:type="spellStart"/>
+      <w:r>
+        <w:rPr>
+          <w:rFonts w:cs="Times New Roman"/>
+          <w:lang w:val="en-US"/>
+        </w:rPr>
+        <w:t>nghĩa</w:t>
+      </w:r>
+      <w:proofErr w:type="spellEnd"/>
+      <w:r>
+        <w:rPr>
+          <w:rFonts w:cs="Times New Roman"/>
+          <w:lang w:val="en-US"/>
+        </w:rPr>
+        <w:t xml:space="preserve"> </w:t>
+      </w:r>
+      <w:proofErr w:type="spellStart"/>
+      <w:r>
+        <w:rPr>
+          <w:rFonts w:cs="Times New Roman"/>
+          <w:lang w:val="en-US"/>
+        </w:rPr>
+        <w:t>thống</w:t>
+      </w:r>
+      <w:proofErr w:type="spellEnd"/>
+      <w:r>
+        <w:rPr>
+          <w:rFonts w:cs="Times New Roman"/>
+          <w:lang w:val="en-US"/>
+        </w:rPr>
+        <w:t xml:space="preserve"> </w:t>
+      </w:r>
+      <w:proofErr w:type="spellStart"/>
+      <w:r>
+        <w:rPr>
+          <w:rFonts w:cs="Times New Roman"/>
+          <w:lang w:val="en-US"/>
+        </w:rPr>
+        <w:t>kê</w:t>
+      </w:r>
+      <w:proofErr w:type="spellEnd"/>
+      <w:r>
+        <w:rPr>
+          <w:rFonts w:cs="Times New Roman"/>
+          <w:lang w:val="en-US"/>
+        </w:rPr>
+        <w:t xml:space="preserve"> hay </w:t>
+      </w:r>
+      <w:proofErr w:type="spellStart"/>
+      <w:r>
+        <w:rPr>
+          <w:rFonts w:cs="Times New Roman"/>
+          <w:lang w:val="en-US"/>
+        </w:rPr>
+        <w:t>không</w:t>
+      </w:r>
+      <w:proofErr w:type="spellEnd"/>
+      <w:r>
+        <w:rPr>
+          <w:rFonts w:cs="Times New Roman"/>
+          <w:lang w:val="en-US"/>
+        </w:rPr>
+        <w:t xml:space="preserve">, </w:t>
+      </w:r>
+      <w:proofErr w:type="spellStart"/>
+      <w:r>
+        <w:rPr>
+          <w:rFonts w:cs="Times New Roman"/>
+          <w:lang w:val="en-US"/>
+        </w:rPr>
+        <w:t>nhóm</w:t>
+      </w:r>
+      <w:proofErr w:type="spellEnd"/>
+      <w:r>
+        <w:rPr>
+          <w:rFonts w:cs="Times New Roman"/>
+          <w:lang w:val="en-US"/>
+        </w:rPr>
+        <w:t xml:space="preserve"> </w:t>
+      </w:r>
+      <w:proofErr w:type="spellStart"/>
+      <w:r>
+        <w:rPr>
+          <w:rFonts w:cs="Times New Roman"/>
+          <w:lang w:val="en-US"/>
+        </w:rPr>
+        <w:t>thực</w:t>
+      </w:r>
+      <w:proofErr w:type="spellEnd"/>
+      <w:r>
+        <w:rPr>
+          <w:rFonts w:cs="Times New Roman"/>
+          <w:lang w:val="en-US"/>
+        </w:rPr>
+        <w:t xml:space="preserve"> </w:t>
+      </w:r>
+      <w:proofErr w:type="spellStart"/>
+      <w:r>
+        <w:rPr>
+          <w:rFonts w:cs="Times New Roman"/>
+          <w:lang w:val="en-US"/>
+        </w:rPr>
+        <w:t>hiện</w:t>
+      </w:r>
+      <w:proofErr w:type="spellEnd"/>
+      <w:r>
+        <w:rPr>
+          <w:rFonts w:cs="Times New Roman"/>
+          <w:lang w:val="en-US"/>
+        </w:rPr>
+        <w:t xml:space="preserve"> </w:t>
+      </w:r>
+      <w:proofErr w:type="spellStart"/>
+      <w:r>
+        <w:rPr>
+          <w:rFonts w:cs="Times New Roman"/>
+          <w:lang w:val="en-US"/>
+        </w:rPr>
+        <w:t>kiểm</w:t>
+      </w:r>
+      <w:proofErr w:type="spellEnd"/>
+      <w:r>
+        <w:rPr>
+          <w:rFonts w:cs="Times New Roman"/>
+          <w:lang w:val="en-US"/>
+        </w:rPr>
+        <w:t xml:space="preserve"> </w:t>
+      </w:r>
+      <w:proofErr w:type="spellStart"/>
+      <w:r>
+        <w:rPr>
+          <w:rFonts w:cs="Times New Roman"/>
+          <w:lang w:val="en-US"/>
+        </w:rPr>
+        <w:t>định</w:t>
+      </w:r>
+      <w:proofErr w:type="spellEnd"/>
+      <w:r>
+        <w:rPr>
+          <w:rFonts w:cs="Times New Roman"/>
+          <w:lang w:val="en-US"/>
+        </w:rPr>
+        <w:t xml:space="preserve"> </w:t>
+      </w:r>
+      <w:proofErr w:type="spellStart"/>
+      <w:r>
+        <w:rPr>
+          <w:rFonts w:cs="Times New Roman"/>
+          <w:lang w:val="en-US"/>
+        </w:rPr>
+        <w:t>dấu</w:t>
+      </w:r>
+      <w:proofErr w:type="spellEnd"/>
+      <w:r>
+        <w:rPr>
+          <w:rFonts w:cs="Times New Roman"/>
+          <w:lang w:val="en-US"/>
+        </w:rPr>
+        <w:t xml:space="preserve"> </w:t>
+      </w:r>
+      <w:proofErr w:type="spellStart"/>
+      <w:r>
+        <w:rPr>
+          <w:rFonts w:cs="Times New Roman"/>
+          <w:lang w:val="en-US"/>
+        </w:rPr>
+        <w:t>hạng</w:t>
+      </w:r>
+      <w:proofErr w:type="spellEnd"/>
+      <w:r>
+        <w:rPr>
+          <w:rFonts w:cs="Times New Roman"/>
+          <w:lang w:val="en-US"/>
+        </w:rPr>
+        <w:t xml:space="preserve"> Wilcoxon (Wilcoxon signed-rank test, </w:t>
+      </w:r>
+      <w:proofErr w:type="spellStart"/>
+      <w:r>
+        <w:rPr>
+          <w:rFonts w:cs="Times New Roman"/>
+          <w:lang w:val="en-US"/>
+        </w:rPr>
+        <w:t>mức</w:t>
+      </w:r>
+      <w:proofErr w:type="spellEnd"/>
+      <w:r>
+        <w:rPr>
+          <w:rFonts w:cs="Times New Roman"/>
+          <w:lang w:val="en-US"/>
+        </w:rPr>
+        <w:t xml:space="preserve"> ý </w:t>
+      </w:r>
+      <w:proofErr w:type="spellStart"/>
+      <w:r>
+        <w:rPr>
+          <w:rFonts w:cs="Times New Roman"/>
+          <w:lang w:val="en-US"/>
+        </w:rPr>
+        <w:t>nghĩa</w:t>
+      </w:r>
+      <w:proofErr w:type="spellEnd"/>
+      <w:r>
+        <w:rPr>
+          <w:rFonts w:cs="Times New Roman"/>
+          <w:lang w:val="en-US"/>
+        </w:rPr>
+        <w:t xml:space="preserve"> α = 0,05) </w:t>
+      </w:r>
+      <w:proofErr w:type="spellStart"/>
+      <w:r>
+        <w:rPr>
+          <w:rFonts w:cs="Times New Roman"/>
+          <w:lang w:val="en-US"/>
+        </w:rPr>
+        <w:t>theo</w:t>
+      </w:r>
+      <w:proofErr w:type="spellEnd"/>
+      <w:r>
+        <w:rPr>
+          <w:rFonts w:cs="Times New Roman"/>
+          <w:lang w:val="en-US"/>
+        </w:rPr>
+        <w:t xml:space="preserve"> </w:t>
+      </w:r>
+      <w:proofErr w:type="spellStart"/>
+      <w:r>
+        <w:rPr>
+          <w:rFonts w:cs="Times New Roman"/>
+          <w:lang w:val="en-US"/>
+        </w:rPr>
+        <w:t>cặp</w:t>
+      </w:r>
+      <w:proofErr w:type="spellEnd"/>
+      <w:r>
+        <w:rPr>
+          <w:rFonts w:cs="Times New Roman"/>
+          <w:lang w:val="en-US"/>
+        </w:rPr>
+        <w:t xml:space="preserve"> </w:t>
+      </w:r>
+      <w:proofErr w:type="spellStart"/>
+      <w:r>
+        <w:rPr>
+          <w:rFonts w:cs="Times New Roman"/>
+          <w:lang w:val="en-US"/>
+        </w:rPr>
+        <w:t>trên</w:t>
+      </w:r>
+      <w:proofErr w:type="spellEnd"/>
+      <w:r>
+        <w:rPr>
+          <w:rFonts w:cs="Times New Roman"/>
+          <w:lang w:val="en-US"/>
+        </w:rPr>
+        <w:t xml:space="preserve"> 20 </w:t>
+      </w:r>
+      <w:proofErr w:type="spellStart"/>
+      <w:r>
+        <w:rPr>
+          <w:rFonts w:cs="Times New Roman"/>
+          <w:lang w:val="en-US"/>
+        </w:rPr>
+        <w:t>truy</w:t>
+      </w:r>
+      <w:proofErr w:type="spellEnd"/>
+      <w:r>
+        <w:rPr>
+          <w:rFonts w:cs="Times New Roman"/>
+          <w:lang w:val="en-US"/>
+        </w:rPr>
+        <w:t xml:space="preserve"> </w:t>
+      </w:r>
+      <w:proofErr w:type="spellStart"/>
+      <w:r>
+        <w:rPr>
+          <w:rFonts w:cs="Times New Roman"/>
+          <w:lang w:val="en-US"/>
+        </w:rPr>
+        <w:t>vấn</w:t>
+      </w:r>
+      <w:proofErr w:type="spellEnd"/>
+      <w:r>
+        <w:rPr>
+          <w:rFonts w:cs="Times New Roman"/>
+          <w:lang w:val="en-US"/>
+        </w:rPr>
+        <w:t>:</w:t>
+      </w:r>
+    </w:p>
+    <w:p>
+      <w:pPr>
+        <w:pStyle w:val="ListParagraph"/>
+        <w:numPr>
+          <w:ilvl w:val="0"/>
+          <w:numId w:val="13"/>
+        </w:numPr>
+        <w:spacing w:line="300" w:lineRule="auto"/>
+        <w:jc w:val="both"/>
+        <w:rPr>
+          <w:rFonts w:cs="Times New Roman"/>
+          <w:lang w:val="en-US"/>
+        </w:rPr>
+      </w:pPr>
+      <w:r>
+        <w:rPr>
+          <w:rFonts w:cs="Times New Roman"/>
+          <w:lang w:val="en-US"/>
+        </w:rPr>
+        <w:t xml:space="preserve">So </w:t>
+      </w:r>
+      <w:proofErr w:type="spellStart"/>
+      <w:r>
+        <w:rPr>
+          <w:rFonts w:cs="Times New Roman"/>
+          <w:lang w:val="en-US"/>
+        </w:rPr>
+        <w:t>sánh</w:t>
+      </w:r>
+      <w:proofErr w:type="spellEnd"/>
+      <w:r>
+        <w:rPr>
+          <w:rFonts w:cs="Times New Roman"/>
+          <w:lang w:val="en-US"/>
+        </w:rPr>
+        <w:t xml:space="preserve"> C1 vs C3: </w:t>
+      </w:r>
+      <w:proofErr w:type="spellStart"/>
+      <w:r>
+        <w:rPr>
+          <w:rFonts w:cs="Times New Roman"/>
+          <w:lang w:val="en-US"/>
+        </w:rPr>
+        <w:t>Sự</w:t>
+      </w:r>
+      <w:proofErr w:type="spellEnd"/>
+      <w:r>
+        <w:rPr>
+          <w:rFonts w:cs="Times New Roman"/>
+          <w:lang w:val="en-US"/>
+        </w:rPr>
+        <w:t xml:space="preserve"> </w:t>
+      </w:r>
+      <w:proofErr w:type="spellStart"/>
+      <w:r>
+        <w:rPr>
+          <w:rFonts w:cs="Times New Roman"/>
+          <w:lang w:val="en-US"/>
+        </w:rPr>
+        <w:t>chênh</w:t>
+      </w:r>
+      <w:proofErr w:type="spellEnd"/>
+      <w:r>
+        <w:rPr>
+          <w:rFonts w:cs="Times New Roman"/>
+          <w:lang w:val="en-US"/>
+        </w:rPr>
+        <w:t xml:space="preserve"> </w:t>
+      </w:r>
+      <w:proofErr w:type="spellStart"/>
+      <w:r>
+        <w:rPr>
+          <w:rFonts w:cs="Times New Roman"/>
+          <w:lang w:val="en-US"/>
+        </w:rPr>
+        <w:t>lệch</w:t>
+      </w:r>
+      <w:proofErr w:type="spellEnd"/>
+      <w:r>
+        <w:rPr>
+          <w:rFonts w:cs="Times New Roman"/>
+          <w:lang w:val="en-US"/>
+        </w:rPr>
+        <w:t xml:space="preserve"> </w:t>
+      </w:r>
+      <w:proofErr w:type="spellStart"/>
+      <w:r>
+        <w:rPr>
+          <w:rFonts w:cs="Times New Roman"/>
+          <w:lang w:val="en-US"/>
+        </w:rPr>
+        <w:t>về</w:t>
+      </w:r>
+      <w:proofErr w:type="spellEnd"/>
+      <w:r>
+        <w:rPr>
+          <w:rFonts w:cs="Times New Roman"/>
+          <w:lang w:val="en-US"/>
+        </w:rPr>
+        <w:t xml:space="preserve"> MAP (p = 0,9096), P@10 (p = 0,6547) </w:t>
+      </w:r>
+      <w:proofErr w:type="spellStart"/>
+      <w:r>
+        <w:rPr>
+          <w:rFonts w:cs="Times New Roman"/>
+          <w:lang w:val="en-US"/>
+        </w:rPr>
+        <w:t>và</w:t>
+      </w:r>
+      <w:proofErr w:type="spellEnd"/>
+      <w:r>
+        <w:rPr>
+          <w:rFonts w:cs="Times New Roman"/>
+          <w:lang w:val="en-US"/>
+        </w:rPr>
+        <w:t xml:space="preserve"> NDCG@10 (p = 0,6002) </w:t>
+      </w:r>
+      <w:proofErr w:type="spellStart"/>
+      <w:r>
+        <w:rPr>
+          <w:rFonts w:cs="Times New Roman"/>
+          <w:lang w:val="en-US"/>
+        </w:rPr>
+        <w:t>đều</w:t>
+      </w:r>
+      <w:proofErr w:type="spellEnd"/>
+      <w:r>
+        <w:rPr>
+          <w:rFonts w:cs="Times New Roman"/>
+          <w:lang w:val="en-US"/>
+        </w:rPr>
+        <w:t xml:space="preserve"> </w:t>
+      </w:r>
+      <w:proofErr w:type="spellStart"/>
+      <w:r>
+        <w:rPr>
+          <w:rFonts w:cs="Times New Roman"/>
+          <w:lang w:val="en-US"/>
+        </w:rPr>
+        <w:t>có</w:t>
+      </w:r>
+      <w:proofErr w:type="spellEnd"/>
+      <w:r>
+        <w:rPr>
+          <w:rFonts w:cs="Times New Roman"/>
+          <w:lang w:val="en-US"/>
+        </w:rPr>
+        <w:t xml:space="preserve"> p &gt; 0,05, </w:t>
+      </w:r>
+      <w:proofErr w:type="spellStart"/>
+      <w:r>
+        <w:rPr>
+          <w:rFonts w:cs="Times New Roman"/>
+          <w:lang w:val="en-US"/>
+        </w:rPr>
+        <w:t>khẳng</w:t>
+      </w:r>
+      <w:proofErr w:type="spellEnd"/>
+      <w:r>
+        <w:rPr>
+          <w:rFonts w:cs="Times New Roman"/>
+          <w:lang w:val="en-US"/>
+        </w:rPr>
+        <w:t xml:space="preserve"> </w:t>
+      </w:r>
+      <w:proofErr w:type="spellStart"/>
+      <w:r>
+        <w:rPr>
+          <w:rFonts w:cs="Times New Roman"/>
+          <w:lang w:val="en-US"/>
+        </w:rPr>
+        <w:t>định</w:t>
+      </w:r>
+      <w:proofErr w:type="spellEnd"/>
+      <w:r>
+        <w:rPr>
+          <w:rFonts w:cs="Times New Roman"/>
+          <w:lang w:val="en-US"/>
+        </w:rPr>
+        <w:t xml:space="preserve"> </w:t>
+      </w:r>
+      <w:proofErr w:type="spellStart"/>
+      <w:r>
+        <w:rPr>
+          <w:rFonts w:cs="Times New Roman"/>
+          <w:lang w:val="en-US"/>
+        </w:rPr>
+        <w:t>việc</w:t>
+      </w:r>
+      <w:proofErr w:type="spellEnd"/>
+      <w:r>
+        <w:rPr>
+          <w:rFonts w:cs="Times New Roman"/>
+          <w:lang w:val="en-US"/>
+        </w:rPr>
+        <w:t xml:space="preserve"> </w:t>
+      </w:r>
+      <w:proofErr w:type="spellStart"/>
+      <w:r>
+        <w:rPr>
+          <w:rFonts w:cs="Times New Roman"/>
+          <w:lang w:val="en-US"/>
+        </w:rPr>
+        <w:t>loại</w:t>
+      </w:r>
+      <w:proofErr w:type="spellEnd"/>
+      <w:r>
+        <w:rPr>
+          <w:rFonts w:cs="Times New Roman"/>
+          <w:lang w:val="en-US"/>
+        </w:rPr>
+        <w:t xml:space="preserve"> </w:t>
+      </w:r>
+      <w:proofErr w:type="spellStart"/>
+      <w:r>
+        <w:rPr>
+          <w:rFonts w:cs="Times New Roman"/>
+          <w:lang w:val="en-US"/>
+        </w:rPr>
+        <w:t>bỏ</w:t>
+      </w:r>
+      <w:proofErr w:type="spellEnd"/>
+      <w:r>
+        <w:rPr>
+          <w:rFonts w:cs="Times New Roman"/>
+          <w:lang w:val="en-US"/>
+        </w:rPr>
+        <w:t xml:space="preserve"> 124 </w:t>
+      </w:r>
+      <w:proofErr w:type="spellStart"/>
+      <w:r>
+        <w:rPr>
+          <w:rFonts w:cs="Times New Roman"/>
+          <w:lang w:val="en-US"/>
+        </w:rPr>
+        <w:t>từ</w:t>
+      </w:r>
+      <w:proofErr w:type="spellEnd"/>
+      <w:r>
+        <w:rPr>
+          <w:rFonts w:cs="Times New Roman"/>
+          <w:lang w:val="en-US"/>
+        </w:rPr>
+        <w:t xml:space="preserve"> </w:t>
+      </w:r>
+      <w:proofErr w:type="spellStart"/>
+      <w:r>
+        <w:rPr>
+          <w:rFonts w:cs="Times New Roman"/>
+          <w:lang w:val="en-US"/>
+        </w:rPr>
+        <w:t>dừng</w:t>
+      </w:r>
+      <w:proofErr w:type="spellEnd"/>
+      <w:r>
+        <w:rPr>
+          <w:rFonts w:cs="Times New Roman"/>
+          <w:lang w:val="en-US"/>
+        </w:rPr>
+        <w:t xml:space="preserve"> </w:t>
+      </w:r>
+      <w:proofErr w:type="spellStart"/>
+      <w:r>
+        <w:rPr>
+          <w:rFonts w:cs="Times New Roman"/>
+          <w:lang w:val="en-US"/>
+        </w:rPr>
+        <w:t>ngữ</w:t>
+      </w:r>
+      <w:proofErr w:type="spellEnd"/>
+      <w:r>
+        <w:rPr>
+          <w:rFonts w:cs="Times New Roman"/>
+          <w:lang w:val="en-US"/>
+        </w:rPr>
+        <w:t xml:space="preserve"> </w:t>
+      </w:r>
+      <w:proofErr w:type="spellStart"/>
+      <w:r>
+        <w:rPr>
+          <w:rFonts w:cs="Times New Roman"/>
+          <w:lang w:val="en-US"/>
+        </w:rPr>
+        <w:t>pháp</w:t>
+      </w:r>
+      <w:proofErr w:type="spellEnd"/>
+      <w:r>
+        <w:rPr>
+          <w:rFonts w:cs="Times New Roman"/>
+          <w:lang w:val="en-US"/>
+        </w:rPr>
+        <w:t xml:space="preserve"> ở C3 </w:t>
+      </w:r>
+      <w:proofErr w:type="spellStart"/>
+      <w:r>
+        <w:rPr>
+          <w:rFonts w:cs="Times New Roman"/>
+          <w:lang w:val="en-US"/>
+        </w:rPr>
+        <w:t>không</w:t>
+      </w:r>
+      <w:proofErr w:type="spellEnd"/>
+      <w:r>
+        <w:rPr>
+          <w:rFonts w:cs="Times New Roman"/>
+          <w:lang w:val="en-US"/>
+        </w:rPr>
+        <w:t xml:space="preserve"> </w:t>
+      </w:r>
+      <w:proofErr w:type="spellStart"/>
+      <w:r>
+        <w:rPr>
+          <w:rFonts w:cs="Times New Roman"/>
+          <w:lang w:val="en-US"/>
+        </w:rPr>
+        <w:t>làm</w:t>
+      </w:r>
+      <w:proofErr w:type="spellEnd"/>
+      <w:r>
+        <w:rPr>
+          <w:rFonts w:cs="Times New Roman"/>
+          <w:lang w:val="en-US"/>
+        </w:rPr>
+        <w:t xml:space="preserve"> </w:t>
+      </w:r>
+      <w:proofErr w:type="spellStart"/>
+      <w:r>
+        <w:rPr>
+          <w:rFonts w:cs="Times New Roman"/>
+          <w:lang w:val="en-US"/>
+        </w:rPr>
+        <w:t>suy</w:t>
+      </w:r>
+      <w:proofErr w:type="spellEnd"/>
+      <w:r>
+        <w:rPr>
+          <w:rFonts w:cs="Times New Roman"/>
+          <w:lang w:val="en-US"/>
+        </w:rPr>
+        <w:t xml:space="preserve"> </w:t>
+      </w:r>
+      <w:proofErr w:type="spellStart"/>
+      <w:r>
+        <w:rPr>
+          <w:rFonts w:cs="Times New Roman"/>
+          <w:lang w:val="en-US"/>
+        </w:rPr>
+        <w:t>giảm</w:t>
+      </w:r>
+      <w:proofErr w:type="spellEnd"/>
+      <w:r>
+        <w:rPr>
+          <w:rFonts w:cs="Times New Roman"/>
+          <w:lang w:val="en-US"/>
+        </w:rPr>
+        <w:t xml:space="preserve"> </w:t>
+      </w:r>
+      <w:proofErr w:type="spellStart"/>
+      <w:r>
+        <w:rPr>
+          <w:rFonts w:cs="Times New Roman"/>
+          <w:lang w:val="en-US"/>
+        </w:rPr>
+        <w:t>chất</w:t>
+      </w:r>
+      <w:proofErr w:type="spellEnd"/>
+      <w:r>
+        <w:rPr>
+          <w:rFonts w:cs="Times New Roman"/>
+          <w:lang w:val="en-US"/>
+        </w:rPr>
+        <w:t xml:space="preserve"> </w:t>
+      </w:r>
+      <w:proofErr w:type="spellStart"/>
+      <w:r>
+        <w:rPr>
+          <w:rFonts w:cs="Times New Roman"/>
+          <w:lang w:val="en-US"/>
+        </w:rPr>
+        <w:t>lượng</w:t>
+      </w:r>
+      <w:proofErr w:type="spellEnd"/>
+      <w:r>
+        <w:rPr>
+          <w:rFonts w:cs="Times New Roman"/>
+          <w:lang w:val="en-US"/>
+        </w:rPr>
+        <w:t xml:space="preserve"> </w:t>
+      </w:r>
+      <w:proofErr w:type="spellStart"/>
+      <w:r>
+        <w:rPr>
+          <w:rFonts w:cs="Times New Roman"/>
+          <w:lang w:val="en-US"/>
+        </w:rPr>
+        <w:t>truy</w:t>
+      </w:r>
+      <w:proofErr w:type="spellEnd"/>
+      <w:r>
+        <w:rPr>
+          <w:rFonts w:cs="Times New Roman"/>
+          <w:lang w:val="en-US"/>
+        </w:rPr>
+        <w:t xml:space="preserve"> </w:t>
+      </w:r>
+      <w:proofErr w:type="spellStart"/>
+      <w:r>
+        <w:rPr>
+          <w:rFonts w:cs="Times New Roman"/>
+          <w:lang w:val="en-US"/>
+        </w:rPr>
+        <w:t>xuất</w:t>
+      </w:r>
+      <w:proofErr w:type="spellEnd"/>
+      <w:r>
+        <w:rPr>
+          <w:rFonts w:cs="Times New Roman"/>
+          <w:lang w:val="en-US"/>
+        </w:rPr>
+        <w:t xml:space="preserve"> so </w:t>
+      </w:r>
+      <w:proofErr w:type="spellStart"/>
+      <w:r>
+        <w:rPr>
+          <w:rFonts w:cs="Times New Roman"/>
+          <w:lang w:val="en-US"/>
+        </w:rPr>
+        <w:t>với</w:t>
+      </w:r>
+      <w:proofErr w:type="spellEnd"/>
+      <w:r>
+        <w:rPr>
+          <w:rFonts w:cs="Times New Roman"/>
+          <w:lang w:val="en-US"/>
+        </w:rPr>
+        <w:t xml:space="preserve"> </w:t>
+      </w:r>
+      <w:proofErr w:type="spellStart"/>
+      <w:r>
+        <w:rPr>
+          <w:rFonts w:cs="Times New Roman"/>
+          <w:lang w:val="en-US"/>
+        </w:rPr>
+        <w:t>việc</w:t>
+      </w:r>
+      <w:proofErr w:type="spellEnd"/>
+      <w:r>
+        <w:rPr>
+          <w:rFonts w:cs="Times New Roman"/>
+          <w:lang w:val="en-US"/>
+        </w:rPr>
+        <w:t xml:space="preserve"> </w:t>
+      </w:r>
+      <w:proofErr w:type="spellStart"/>
+      <w:r>
+        <w:rPr>
+          <w:rFonts w:cs="Times New Roman"/>
+          <w:lang w:val="en-US"/>
+        </w:rPr>
+        <w:t>giữ</w:t>
+      </w:r>
+      <w:proofErr w:type="spellEnd"/>
+      <w:r>
+        <w:rPr>
+          <w:rFonts w:cs="Times New Roman"/>
+          <w:lang w:val="en-US"/>
+        </w:rPr>
+        <w:t xml:space="preserve"> </w:t>
+      </w:r>
+      <w:proofErr w:type="spellStart"/>
+      <w:r>
+        <w:rPr>
+          <w:rFonts w:cs="Times New Roman"/>
+          <w:lang w:val="en-US"/>
+        </w:rPr>
+        <w:t>lại</w:t>
+      </w:r>
+      <w:proofErr w:type="spellEnd"/>
+      <w:r>
+        <w:rPr>
+          <w:rFonts w:cs="Times New Roman"/>
+          <w:lang w:val="en-US"/>
+        </w:rPr>
+        <w:t xml:space="preserve"> </w:t>
+      </w:r>
+      <w:proofErr w:type="spellStart"/>
+      <w:r>
+        <w:rPr>
+          <w:rFonts w:cs="Times New Roman"/>
+          <w:lang w:val="en-US"/>
+        </w:rPr>
+        <w:t>toàn</w:t>
+      </w:r>
+      <w:proofErr w:type="spellEnd"/>
+      <w:r>
+        <w:rPr>
+          <w:rFonts w:cs="Times New Roman"/>
+          <w:lang w:val="en-US"/>
+        </w:rPr>
+        <w:t xml:space="preserve"> </w:t>
+      </w:r>
+      <w:proofErr w:type="spellStart"/>
+      <w:r>
+        <w:rPr>
+          <w:rFonts w:cs="Times New Roman"/>
+          <w:lang w:val="en-US"/>
+        </w:rPr>
+        <w:t>bộ</w:t>
+      </w:r>
+      <w:proofErr w:type="spellEnd"/>
+      <w:r>
+        <w:rPr>
+          <w:rFonts w:cs="Times New Roman"/>
+          <w:lang w:val="en-US"/>
+        </w:rPr>
+        <w:t xml:space="preserve"> </w:t>
+      </w:r>
+      <w:proofErr w:type="spellStart"/>
+      <w:r>
+        <w:rPr>
+          <w:rFonts w:cs="Times New Roman"/>
+          <w:lang w:val="en-US"/>
+        </w:rPr>
+        <w:t>từ</w:t>
+      </w:r>
+      <w:proofErr w:type="spellEnd"/>
+      <w:r>
+        <w:rPr>
+          <w:rFonts w:cs="Times New Roman"/>
+          <w:lang w:val="en-US"/>
+        </w:rPr>
+        <w:t xml:space="preserve"> ở C1, </w:t>
+      </w:r>
+      <w:proofErr w:type="spellStart"/>
+      <w:r>
+        <w:rPr>
+          <w:rFonts w:cs="Times New Roman"/>
+          <w:lang w:val="en-US"/>
+        </w:rPr>
+        <w:t>trong</w:t>
+      </w:r>
+      <w:proofErr w:type="spellEnd"/>
+      <w:r>
+        <w:rPr>
+          <w:rFonts w:cs="Times New Roman"/>
+          <w:lang w:val="en-US"/>
+        </w:rPr>
+        <w:t xml:space="preserve"> </w:t>
+      </w:r>
+      <w:proofErr w:type="spellStart"/>
+      <w:r>
+        <w:rPr>
+          <w:rFonts w:cs="Times New Roman"/>
+          <w:lang w:val="en-US"/>
+        </w:rPr>
+        <w:t>khi</w:t>
+      </w:r>
+      <w:proofErr w:type="spellEnd"/>
+      <w:r>
+        <w:rPr>
+          <w:rFonts w:cs="Times New Roman"/>
+          <w:lang w:val="en-US"/>
+        </w:rPr>
+        <w:t xml:space="preserve"> </w:t>
+      </w:r>
+      <w:proofErr w:type="spellStart"/>
+      <w:r>
+        <w:rPr>
+          <w:rFonts w:cs="Times New Roman"/>
+          <w:lang w:val="en-US"/>
+        </w:rPr>
+        <w:t>tiết</w:t>
+      </w:r>
+      <w:proofErr w:type="spellEnd"/>
+      <w:r>
+        <w:rPr>
+          <w:rFonts w:cs="Times New Roman"/>
+          <w:lang w:val="en-US"/>
+        </w:rPr>
+        <w:t xml:space="preserve"> </w:t>
+      </w:r>
+      <w:proofErr w:type="spellStart"/>
+      <w:r>
+        <w:rPr>
+          <w:rFonts w:cs="Times New Roman"/>
+          <w:lang w:val="en-US"/>
+        </w:rPr>
+        <w:t>kiệm</w:t>
+      </w:r>
+      <w:proofErr w:type="spellEnd"/>
+      <w:r>
+        <w:rPr>
+          <w:rFonts w:cs="Times New Roman"/>
+          <w:lang w:val="en-US"/>
+        </w:rPr>
+        <w:t xml:space="preserve"> </w:t>
+      </w:r>
+      <w:proofErr w:type="spellStart"/>
+      <w:r>
+        <w:rPr>
+          <w:rFonts w:cs="Times New Roman"/>
+          <w:lang w:val="en-US"/>
+        </w:rPr>
+        <w:t>được</w:t>
+      </w:r>
+      <w:proofErr w:type="spellEnd"/>
+      <w:r>
+        <w:rPr>
+          <w:rFonts w:cs="Times New Roman"/>
+          <w:lang w:val="en-US"/>
+        </w:rPr>
+        <w:t xml:space="preserve"> </w:t>
+      </w:r>
+      <w:proofErr w:type="spellStart"/>
+      <w:r>
+        <w:rPr>
+          <w:rFonts w:cs="Times New Roman"/>
+          <w:lang w:val="en-US"/>
+        </w:rPr>
+        <w:t>đáng</w:t>
+      </w:r>
+      <w:proofErr w:type="spellEnd"/>
+      <w:r>
+        <w:rPr>
+          <w:rFonts w:cs="Times New Roman"/>
+          <w:lang w:val="en-US"/>
+        </w:rPr>
+        <w:t xml:space="preserve"> </w:t>
+      </w:r>
+      <w:proofErr w:type="spellStart"/>
+      <w:r>
+        <w:rPr>
+          <w:rFonts w:cs="Times New Roman"/>
+          <w:lang w:val="en-US"/>
+        </w:rPr>
+        <w:t>kể</w:t>
+      </w:r>
+      <w:proofErr w:type="spellEnd"/>
+      <w:r>
+        <w:rPr>
+          <w:rFonts w:cs="Times New Roman"/>
+          <w:lang w:val="en-US"/>
+        </w:rPr>
+        <w:t xml:space="preserve"> dung </w:t>
+      </w:r>
+      <w:proofErr w:type="spellStart"/>
+      <w:r>
+        <w:rPr>
+          <w:rFonts w:cs="Times New Roman"/>
+          <w:lang w:val="en-US"/>
+        </w:rPr>
+        <w:t>lượng</w:t>
+      </w:r>
+      <w:proofErr w:type="spellEnd"/>
+      <w:r>
+        <w:rPr>
+          <w:rFonts w:cs="Times New Roman"/>
+          <w:lang w:val="en-US"/>
+        </w:rPr>
+        <w:t xml:space="preserve"> </w:t>
+      </w:r>
+      <w:proofErr w:type="spellStart"/>
+      <w:r>
+        <w:rPr>
+          <w:rFonts w:cs="Times New Roman"/>
+          <w:lang w:val="en-US"/>
+        </w:rPr>
+        <w:t>bộ</w:t>
+      </w:r>
+      <w:proofErr w:type="spellEnd"/>
+      <w:r>
+        <w:rPr>
+          <w:rFonts w:cs="Times New Roman"/>
+          <w:lang w:val="en-US"/>
+        </w:rPr>
+        <w:t xml:space="preserve"> </w:t>
+      </w:r>
+      <w:proofErr w:type="spellStart"/>
+      <w:r>
+        <w:rPr>
+          <w:rFonts w:cs="Times New Roman"/>
+          <w:lang w:val="en-US"/>
+        </w:rPr>
+        <w:t>nhớ</w:t>
+      </w:r>
+      <w:proofErr w:type="spellEnd"/>
+      <w:r>
+        <w:rPr>
+          <w:rFonts w:cs="Times New Roman"/>
+          <w:lang w:val="en-US"/>
+        </w:rPr>
+        <w:t>.</w:t>
+      </w:r>
+    </w:p>
+    <w:p>
+      <w:pPr>
+        <w:pStyle w:val="ListParagraph"/>
+        <w:numPr>
+          <w:ilvl w:val="0"/>
+          <w:numId w:val="13"/>
+        </w:numPr>
+        <w:spacing w:line="300" w:lineRule="auto"/>
+        <w:jc w:val="both"/>
+        <w:rPr>
+          <w:rFonts w:cs="Times New Roman"/>
+          <w:lang w:val="en-US"/>
+        </w:rPr>
+      </w:pPr>
+      <w:r>
+        <w:rPr>
+          <w:rFonts w:cs="Times New Roman"/>
+          <w:lang w:val="en-US"/>
+        </w:rPr>
+        <w:t xml:space="preserve">So </w:t>
+      </w:r>
+      <w:proofErr w:type="spellStart"/>
+      <w:r>
+        <w:rPr>
+          <w:rFonts w:cs="Times New Roman"/>
+          <w:lang w:val="en-US"/>
+        </w:rPr>
+        <w:t>sánh</w:t>
+      </w:r>
+      <w:proofErr w:type="spellEnd"/>
+      <w:r>
+        <w:rPr>
+          <w:rFonts w:cs="Times New Roman"/>
+          <w:lang w:val="en-US"/>
+        </w:rPr>
+        <w:t xml:space="preserve"> C1 vs C4: </w:t>
+      </w:r>
+      <w:proofErr w:type="spellStart"/>
+      <w:r>
+        <w:rPr>
+          <w:rFonts w:cs="Times New Roman"/>
+          <w:lang w:val="en-US"/>
+        </w:rPr>
+        <w:t>Sự</w:t>
+      </w:r>
+      <w:proofErr w:type="spellEnd"/>
+      <w:r>
+        <w:rPr>
+          <w:rFonts w:cs="Times New Roman"/>
+          <w:lang w:val="en-US"/>
+        </w:rPr>
+        <w:t xml:space="preserve"> </w:t>
+      </w:r>
+      <w:proofErr w:type="spellStart"/>
+      <w:r>
+        <w:rPr>
+          <w:rFonts w:cs="Times New Roman"/>
+          <w:lang w:val="en-US"/>
+        </w:rPr>
+        <w:t>sụt</w:t>
+      </w:r>
+      <w:proofErr w:type="spellEnd"/>
+      <w:r>
+        <w:rPr>
+          <w:rFonts w:cs="Times New Roman"/>
+          <w:lang w:val="en-US"/>
+        </w:rPr>
+        <w:t xml:space="preserve"> </w:t>
+      </w:r>
+      <w:proofErr w:type="spellStart"/>
+      <w:r>
+        <w:rPr>
+          <w:rFonts w:cs="Times New Roman"/>
+          <w:lang w:val="en-US"/>
+        </w:rPr>
+        <w:t>giảm</w:t>
+      </w:r>
+      <w:proofErr w:type="spellEnd"/>
+      <w:r>
+        <w:rPr>
+          <w:rFonts w:cs="Times New Roman"/>
+          <w:lang w:val="en-US"/>
+        </w:rPr>
+        <w:t xml:space="preserve"> </w:t>
+      </w:r>
+      <w:proofErr w:type="spellStart"/>
+      <w:r>
+        <w:rPr>
+          <w:rFonts w:cs="Times New Roman"/>
+          <w:lang w:val="en-US"/>
+        </w:rPr>
+        <w:t>của</w:t>
+      </w:r>
+      <w:proofErr w:type="spellEnd"/>
+      <w:r>
+        <w:rPr>
+          <w:rFonts w:cs="Times New Roman"/>
+          <w:lang w:val="en-US"/>
+        </w:rPr>
+        <w:t xml:space="preserve"> C4 so </w:t>
+      </w:r>
+      <w:proofErr w:type="spellStart"/>
+      <w:r>
+        <w:rPr>
+          <w:rFonts w:cs="Times New Roman"/>
+          <w:lang w:val="en-US"/>
+        </w:rPr>
+        <w:t>với</w:t>
+      </w:r>
+      <w:proofErr w:type="spellEnd"/>
+      <w:r>
+        <w:rPr>
+          <w:rFonts w:cs="Times New Roman"/>
+          <w:lang w:val="en-US"/>
+        </w:rPr>
+        <w:t xml:space="preserve"> C1 </w:t>
+      </w:r>
+      <w:proofErr w:type="spellStart"/>
+      <w:r>
+        <w:rPr>
+          <w:rFonts w:cs="Times New Roman"/>
+          <w:lang w:val="en-US"/>
+        </w:rPr>
+        <w:t>trên</w:t>
+      </w:r>
+      <w:proofErr w:type="spellEnd"/>
+      <w:r>
+        <w:rPr>
+          <w:rFonts w:cs="Times New Roman"/>
+          <w:lang w:val="en-US"/>
+        </w:rPr>
+        <w:t xml:space="preserve"> </w:t>
+      </w:r>
+      <w:proofErr w:type="spellStart"/>
+      <w:r>
+        <w:rPr>
+          <w:rFonts w:cs="Times New Roman"/>
+          <w:lang w:val="en-US"/>
+        </w:rPr>
+        <w:t>cả</w:t>
+      </w:r>
+      <w:proofErr w:type="spellEnd"/>
+      <w:r>
+        <w:rPr>
+          <w:rFonts w:cs="Times New Roman"/>
+          <w:lang w:val="en-US"/>
+        </w:rPr>
+        <w:t xml:space="preserve"> </w:t>
+      </w:r>
+      <w:proofErr w:type="spellStart"/>
+      <w:r>
+        <w:rPr>
+          <w:rFonts w:cs="Times New Roman"/>
+          <w:lang w:val="en-US"/>
+        </w:rPr>
+        <w:t>ba</w:t>
+      </w:r>
+      <w:proofErr w:type="spellEnd"/>
+      <w:r>
+        <w:rPr>
+          <w:rFonts w:cs="Times New Roman"/>
+          <w:lang w:val="en-US"/>
+        </w:rPr>
+        <w:t xml:space="preserve"> </w:t>
+      </w:r>
+      <w:proofErr w:type="spellStart"/>
+      <w:r>
+        <w:rPr>
+          <w:rFonts w:cs="Times New Roman"/>
+          <w:lang w:val="en-US"/>
+        </w:rPr>
+        <w:t>chỉ</w:t>
+      </w:r>
+      <w:proofErr w:type="spellEnd"/>
+      <w:r>
+        <w:rPr>
+          <w:rFonts w:cs="Times New Roman"/>
+          <w:lang w:val="en-US"/>
+        </w:rPr>
+        <w:t xml:space="preserve"> </w:t>
+      </w:r>
+      <w:proofErr w:type="spellStart"/>
+      <w:r>
+        <w:rPr>
+          <w:rFonts w:cs="Times New Roman"/>
+          <w:lang w:val="en-US"/>
+        </w:rPr>
+        <w:t>số</w:t>
+      </w:r>
+      <w:proofErr w:type="spellEnd"/>
+      <w:r>
+        <w:rPr>
+          <w:rFonts w:cs="Times New Roman"/>
+          <w:lang w:val="en-US"/>
+        </w:rPr>
+        <w:t xml:space="preserve"> MAP (p = 0,0022), P@10 (p = 0,0343) </w:t>
+      </w:r>
+      <w:proofErr w:type="spellStart"/>
+      <w:r>
+        <w:rPr>
+          <w:rFonts w:cs="Times New Roman"/>
+          <w:lang w:val="en-US"/>
+        </w:rPr>
+        <w:t>và</w:t>
+      </w:r>
+      <w:proofErr w:type="spellEnd"/>
+      <w:r>
+        <w:rPr>
+          <w:rFonts w:cs="Times New Roman"/>
+          <w:lang w:val="en-US"/>
+        </w:rPr>
+        <w:t xml:space="preserve"> NDCG@10 (p = 0,0129) </w:t>
+      </w:r>
+      <w:proofErr w:type="spellStart"/>
+      <w:r>
+        <w:rPr>
+          <w:rFonts w:cs="Times New Roman"/>
+          <w:lang w:val="en-US"/>
+        </w:rPr>
+        <w:t>đều</w:t>
+      </w:r>
+      <w:proofErr w:type="spellEnd"/>
+      <w:r>
+        <w:rPr>
+          <w:rFonts w:cs="Times New Roman"/>
+          <w:lang w:val="en-US"/>
+        </w:rPr>
+        <w:t xml:space="preserve"> </w:t>
+      </w:r>
+      <w:proofErr w:type="spellStart"/>
+      <w:r>
+        <w:rPr>
+          <w:rFonts w:cs="Times New Roman"/>
+          <w:lang w:val="en-US"/>
+        </w:rPr>
+        <w:t>có</w:t>
+      </w:r>
+      <w:proofErr w:type="spellEnd"/>
+      <w:r>
+        <w:rPr>
+          <w:rFonts w:cs="Times New Roman"/>
+          <w:lang w:val="en-US"/>
+        </w:rPr>
+        <w:t xml:space="preserve"> ý </w:t>
+      </w:r>
+      <w:proofErr w:type="spellStart"/>
+      <w:r>
+        <w:rPr>
+          <w:rFonts w:cs="Times New Roman"/>
+          <w:lang w:val="en-US"/>
+        </w:rPr>
+        <w:t>nghĩa</w:t>
+      </w:r>
+      <w:proofErr w:type="spellEnd"/>
+      <w:r>
+        <w:rPr>
+          <w:rFonts w:cs="Times New Roman"/>
+          <w:lang w:val="en-US"/>
+        </w:rPr>
+        <w:t xml:space="preserve"> </w:t>
+      </w:r>
+      <w:proofErr w:type="spellStart"/>
+      <w:r>
+        <w:rPr>
+          <w:rFonts w:cs="Times New Roman"/>
+          <w:lang w:val="en-US"/>
+        </w:rPr>
+        <w:t>thống</w:t>
+      </w:r>
+      <w:proofErr w:type="spellEnd"/>
+      <w:r>
+        <w:rPr>
+          <w:rFonts w:cs="Times New Roman"/>
+          <w:lang w:val="en-US"/>
+        </w:rPr>
+        <w:t xml:space="preserve"> </w:t>
+      </w:r>
+      <w:proofErr w:type="spellStart"/>
+      <w:r>
+        <w:rPr>
+          <w:rFonts w:cs="Times New Roman"/>
+          <w:lang w:val="en-US"/>
+        </w:rPr>
+        <w:t>kê</w:t>
+      </w:r>
+      <w:proofErr w:type="spellEnd"/>
+      <w:r>
+        <w:rPr>
+          <w:rFonts w:cs="Times New Roman"/>
+          <w:lang w:val="en-US"/>
+        </w:rPr>
+        <w:t xml:space="preserve"> </w:t>
+      </w:r>
+      <w:proofErr w:type="spellStart"/>
+      <w:r>
+        <w:rPr>
+          <w:rFonts w:cs="Times New Roman"/>
+          <w:lang w:val="en-US"/>
+        </w:rPr>
+        <w:t>rõ</w:t>
+      </w:r>
+      <w:proofErr w:type="spellEnd"/>
+      <w:r>
+        <w:rPr>
+          <w:rFonts w:cs="Times New Roman"/>
+          <w:lang w:val="en-US"/>
+        </w:rPr>
+        <w:t xml:space="preserve"> </w:t>
+      </w:r>
+      <w:proofErr w:type="spellStart"/>
+      <w:r>
+        <w:rPr>
+          <w:rFonts w:cs="Times New Roman"/>
+          <w:lang w:val="en-US"/>
+        </w:rPr>
+        <w:t>rệt</w:t>
+      </w:r>
+      <w:proofErr w:type="spellEnd"/>
+      <w:r>
+        <w:rPr>
+          <w:rFonts w:cs="Times New Roman"/>
+          <w:lang w:val="en-US"/>
+        </w:rPr>
+        <w:t xml:space="preserve"> (p &lt; 0,05). </w:t>
+      </w:r>
+      <w:proofErr w:type="spellStart"/>
+      <w:r>
+        <w:rPr>
+          <w:rFonts w:cs="Times New Roman"/>
+          <w:lang w:val="en-US"/>
+        </w:rPr>
+        <w:t>Điều</w:t>
+      </w:r>
+      <w:proofErr w:type="spellEnd"/>
+      <w:r>
+        <w:rPr>
+          <w:rFonts w:cs="Times New Roman"/>
+          <w:lang w:val="en-US"/>
+        </w:rPr>
+        <w:t xml:space="preserve"> </w:t>
+      </w:r>
+      <w:proofErr w:type="spellStart"/>
+      <w:r>
+        <w:rPr>
+          <w:rFonts w:cs="Times New Roman"/>
+          <w:lang w:val="en-US"/>
+        </w:rPr>
+        <w:t>này</w:t>
+      </w:r>
+      <w:proofErr w:type="spellEnd"/>
+      <w:r>
+        <w:rPr>
+          <w:rFonts w:cs="Times New Roman"/>
+          <w:lang w:val="en-US"/>
+        </w:rPr>
+        <w:t xml:space="preserve"> </w:t>
+      </w:r>
+      <w:proofErr w:type="spellStart"/>
+      <w:r>
+        <w:rPr>
+          <w:rFonts w:cs="Times New Roman"/>
+          <w:lang w:val="en-US"/>
+        </w:rPr>
+        <w:t>chứng</w:t>
+      </w:r>
+      <w:proofErr w:type="spellEnd"/>
+      <w:r>
+        <w:rPr>
+          <w:rFonts w:cs="Times New Roman"/>
+          <w:lang w:val="en-US"/>
+        </w:rPr>
+        <w:t xml:space="preserve"> </w:t>
+      </w:r>
+      <w:proofErr w:type="spellStart"/>
+      <w:r>
+        <w:rPr>
+          <w:rFonts w:cs="Times New Roman"/>
+          <w:lang w:val="en-US"/>
+        </w:rPr>
+        <w:t>minh</w:t>
+      </w:r>
+      <w:proofErr w:type="spellEnd"/>
+      <w:r>
+        <w:rPr>
+          <w:rFonts w:cs="Times New Roman"/>
+          <w:lang w:val="en-US"/>
+        </w:rPr>
+        <w:t xml:space="preserve"> </w:t>
+      </w:r>
+      <w:proofErr w:type="spellStart"/>
+      <w:r>
+        <w:rPr>
+          <w:rFonts w:cs="Times New Roman"/>
+          <w:lang w:val="en-US"/>
+        </w:rPr>
+        <w:t>về</w:t>
+      </w:r>
+      <w:proofErr w:type="spellEnd"/>
+      <w:r>
+        <w:rPr>
+          <w:rFonts w:cs="Times New Roman"/>
+          <w:lang w:val="en-US"/>
+        </w:rPr>
+        <w:t xml:space="preserve"> </w:t>
+      </w:r>
+      <w:proofErr w:type="spellStart"/>
+      <w:r>
+        <w:rPr>
+          <w:rFonts w:cs="Times New Roman"/>
+          <w:lang w:val="en-US"/>
+        </w:rPr>
+        <w:t>mặt</w:t>
+      </w:r>
+      <w:proofErr w:type="spellEnd"/>
+      <w:r>
+        <w:rPr>
+          <w:rFonts w:cs="Times New Roman"/>
+          <w:lang w:val="en-US"/>
+        </w:rPr>
+        <w:t xml:space="preserve"> </w:t>
+      </w:r>
+      <w:proofErr w:type="spellStart"/>
+      <w:r>
+        <w:rPr>
+          <w:rFonts w:cs="Times New Roman"/>
+          <w:lang w:val="en-US"/>
+        </w:rPr>
+        <w:t>định</w:t>
+      </w:r>
+      <w:proofErr w:type="spellEnd"/>
+      <w:r>
+        <w:rPr>
+          <w:rFonts w:cs="Times New Roman"/>
+          <w:lang w:val="en-US"/>
+        </w:rPr>
+        <w:t xml:space="preserve"> </w:t>
+      </w:r>
+      <w:proofErr w:type="spellStart"/>
+      <w:r>
+        <w:rPr>
+          <w:rFonts w:cs="Times New Roman"/>
+          <w:lang w:val="en-US"/>
+        </w:rPr>
+        <w:t>lượng</w:t>
+      </w:r>
+      <w:proofErr w:type="spellEnd"/>
+      <w:r>
+        <w:rPr>
+          <w:rFonts w:cs="Times New Roman"/>
+          <w:lang w:val="en-US"/>
+        </w:rPr>
+        <w:t xml:space="preserve"> </w:t>
+      </w:r>
+      <w:proofErr w:type="spellStart"/>
+      <w:r>
+        <w:rPr>
+          <w:rFonts w:cs="Times New Roman"/>
+          <w:lang w:val="en-US"/>
+        </w:rPr>
+        <w:t>rằng</w:t>
+      </w:r>
+      <w:proofErr w:type="spellEnd"/>
+      <w:r>
+        <w:rPr>
+          <w:rFonts w:cs="Times New Roman"/>
+          <w:lang w:val="en-US"/>
+        </w:rPr>
+        <w:t xml:space="preserve"> </w:t>
+      </w:r>
+      <w:proofErr w:type="spellStart"/>
+      <w:r>
+        <w:rPr>
+          <w:rFonts w:cs="Times New Roman"/>
+          <w:lang w:val="en-US"/>
+        </w:rPr>
+        <w:t>việc</w:t>
+      </w:r>
+      <w:proofErr w:type="spellEnd"/>
+      <w:r>
+        <w:rPr>
+          <w:rFonts w:cs="Times New Roman"/>
+          <w:lang w:val="en-US"/>
+        </w:rPr>
+        <w:t xml:space="preserve"> </w:t>
+      </w:r>
+      <w:proofErr w:type="spellStart"/>
+      <w:r>
+        <w:rPr>
+          <w:rFonts w:cs="Times New Roman"/>
+          <w:lang w:val="en-US"/>
+        </w:rPr>
+        <w:t>cắt</w:t>
+      </w:r>
+      <w:proofErr w:type="spellEnd"/>
+      <w:r>
+        <w:rPr>
+          <w:rFonts w:cs="Times New Roman"/>
+          <w:lang w:val="en-US"/>
+        </w:rPr>
+        <w:t xml:space="preserve"> </w:t>
+      </w:r>
+      <w:proofErr w:type="spellStart"/>
+      <w:r>
+        <w:rPr>
+          <w:rFonts w:cs="Times New Roman"/>
+          <w:lang w:val="en-US"/>
+        </w:rPr>
+        <w:t>tỉa</w:t>
+      </w:r>
+      <w:proofErr w:type="spellEnd"/>
+      <w:r>
+        <w:rPr>
+          <w:rFonts w:cs="Times New Roman"/>
+          <w:lang w:val="en-US"/>
+        </w:rPr>
+        <w:t xml:space="preserve"> </w:t>
+      </w:r>
+      <w:proofErr w:type="spellStart"/>
+      <w:r>
+        <w:rPr>
+          <w:rFonts w:cs="Times New Roman"/>
+          <w:lang w:val="en-US"/>
+        </w:rPr>
+        <w:t>mạnh</w:t>
+      </w:r>
+      <w:proofErr w:type="spellEnd"/>
+      <w:r>
+        <w:rPr>
+          <w:rFonts w:cs="Times New Roman"/>
+          <w:lang w:val="en-US"/>
+        </w:rPr>
+        <w:t xml:space="preserve"> </w:t>
+      </w:r>
+      <w:proofErr w:type="spellStart"/>
+      <w:r>
+        <w:rPr>
+          <w:rFonts w:cs="Times New Roman"/>
+          <w:lang w:val="en-US"/>
+        </w:rPr>
+        <w:t>các</w:t>
+      </w:r>
+      <w:proofErr w:type="spellEnd"/>
+      <w:r>
+        <w:rPr>
+          <w:rFonts w:cs="Times New Roman"/>
+          <w:lang w:val="en-US"/>
+        </w:rPr>
+        <w:t xml:space="preserve"> </w:t>
+      </w:r>
+      <w:proofErr w:type="spellStart"/>
+      <w:r>
+        <w:rPr>
+          <w:rFonts w:cs="Times New Roman"/>
+          <w:lang w:val="en-US"/>
+        </w:rPr>
+        <w:t>chiều</w:t>
+      </w:r>
+      <w:proofErr w:type="spellEnd"/>
+      <w:r>
+        <w:rPr>
+          <w:rFonts w:cs="Times New Roman"/>
+          <w:lang w:val="en-US"/>
+        </w:rPr>
+        <w:t xml:space="preserve"> </w:t>
+      </w:r>
+      <w:proofErr w:type="spellStart"/>
+      <w:r>
+        <w:rPr>
+          <w:rFonts w:cs="Times New Roman"/>
+          <w:lang w:val="en-US"/>
+        </w:rPr>
+        <w:t>có</w:t>
+      </w:r>
+      <w:proofErr w:type="spellEnd"/>
+      <w:r>
+        <w:rPr>
+          <w:rFonts w:cs="Times New Roman"/>
+          <w:lang w:val="en-US"/>
+        </w:rPr>
+        <w:t xml:space="preserve"> TDV </w:t>
+      </w:r>
+      <w:proofErr w:type="spellStart"/>
+      <w:r>
+        <w:rPr>
+          <w:rFonts w:cs="Times New Roman"/>
+          <w:lang w:val="en-US"/>
+        </w:rPr>
+        <w:t>âm</w:t>
+      </w:r>
+      <w:proofErr w:type="spellEnd"/>
+      <w:r>
+        <w:rPr>
+          <w:rFonts w:cs="Times New Roman"/>
+          <w:lang w:val="en-US"/>
+        </w:rPr>
+        <w:t xml:space="preserve"> </w:t>
+      </w:r>
+      <w:proofErr w:type="spellStart"/>
+      <w:r>
+        <w:rPr>
+          <w:rFonts w:cs="Times New Roman"/>
+          <w:lang w:val="en-US"/>
+        </w:rPr>
+        <w:t>theo</w:t>
+      </w:r>
+      <w:proofErr w:type="spellEnd"/>
+      <w:r>
+        <w:rPr>
+          <w:rFonts w:cs="Times New Roman"/>
+          <w:lang w:val="en-US"/>
+        </w:rPr>
+        <w:t xml:space="preserve"> </w:t>
+      </w:r>
+      <w:proofErr w:type="spellStart"/>
+      <w:r>
+        <w:rPr>
+          <w:rFonts w:cs="Times New Roman"/>
+          <w:lang w:val="en-US"/>
+        </w:rPr>
+        <w:t>lý</w:t>
+      </w:r>
+      <w:proofErr w:type="spellEnd"/>
+      <w:r>
+        <w:rPr>
+          <w:rFonts w:cs="Times New Roman"/>
+          <w:lang w:val="en-US"/>
+        </w:rPr>
+        <w:t xml:space="preserve"> </w:t>
+      </w:r>
+      <w:proofErr w:type="spellStart"/>
+      <w:r>
+        <w:rPr>
+          <w:rFonts w:cs="Times New Roman"/>
+          <w:lang w:val="en-US"/>
+        </w:rPr>
+        <w:t>thuyết</w:t>
+      </w:r>
+      <w:proofErr w:type="spellEnd"/>
+      <w:r>
+        <w:rPr>
+          <w:rFonts w:cs="Times New Roman"/>
+          <w:lang w:val="en-US"/>
+        </w:rPr>
+        <w:t xml:space="preserve"> Salton </w:t>
+      </w:r>
+      <w:proofErr w:type="spellStart"/>
+      <w:r>
+        <w:rPr>
+          <w:rFonts w:cs="Times New Roman"/>
+          <w:lang w:val="en-US"/>
+        </w:rPr>
+        <w:t>thuần</w:t>
+      </w:r>
+      <w:proofErr w:type="spellEnd"/>
+      <w:r>
+        <w:rPr>
+          <w:rFonts w:cs="Times New Roman"/>
+          <w:lang w:val="en-US"/>
+        </w:rPr>
+        <w:t xml:space="preserve"> </w:t>
+      </w:r>
+      <w:proofErr w:type="spellStart"/>
+      <w:r>
+        <w:rPr>
+          <w:rFonts w:cs="Times New Roman"/>
+          <w:lang w:val="en-US"/>
+        </w:rPr>
+        <w:t>túy</w:t>
+      </w:r>
+      <w:proofErr w:type="spellEnd"/>
+      <w:r>
+        <w:rPr>
+          <w:rFonts w:cs="Times New Roman"/>
+          <w:lang w:val="en-US"/>
+        </w:rPr>
+        <w:t xml:space="preserve"> </w:t>
+      </w:r>
+      <w:proofErr w:type="spellStart"/>
+      <w:r>
+        <w:rPr>
+          <w:rFonts w:cs="Times New Roman"/>
+          <w:lang w:val="en-US"/>
+        </w:rPr>
+        <w:t>gây</w:t>
+      </w:r>
+      <w:proofErr w:type="spellEnd"/>
+      <w:r>
+        <w:rPr>
+          <w:rFonts w:cs="Times New Roman"/>
+          <w:lang w:val="en-US"/>
+        </w:rPr>
+        <w:t xml:space="preserve"> </w:t>
+      </w:r>
+      <w:proofErr w:type="spellStart"/>
+      <w:r>
+        <w:rPr>
+          <w:rFonts w:cs="Times New Roman"/>
+          <w:lang w:val="en-US"/>
+        </w:rPr>
+        <w:t>mất</w:t>
+      </w:r>
+      <w:proofErr w:type="spellEnd"/>
+      <w:r>
+        <w:rPr>
+          <w:rFonts w:cs="Times New Roman"/>
+          <w:lang w:val="en-US"/>
+        </w:rPr>
+        <w:t xml:space="preserve"> </w:t>
+      </w:r>
+      <w:proofErr w:type="spellStart"/>
+      <w:r>
+        <w:rPr>
+          <w:rFonts w:cs="Times New Roman"/>
+          <w:lang w:val="en-US"/>
+        </w:rPr>
+        <w:t>mát</w:t>
+      </w:r>
+      <w:proofErr w:type="spellEnd"/>
+      <w:r>
+        <w:rPr>
+          <w:rFonts w:cs="Times New Roman"/>
+          <w:lang w:val="en-US"/>
+        </w:rPr>
+        <w:t xml:space="preserve"> </w:t>
+      </w:r>
+      <w:proofErr w:type="spellStart"/>
+      <w:r>
+        <w:rPr>
+          <w:rFonts w:cs="Times New Roman"/>
+          <w:lang w:val="en-US"/>
+        </w:rPr>
+        <w:t>thông</w:t>
+      </w:r>
+      <w:proofErr w:type="spellEnd"/>
+      <w:r>
+        <w:rPr>
+          <w:rFonts w:cs="Times New Roman"/>
+          <w:lang w:val="en-US"/>
+        </w:rPr>
+        <w:t xml:space="preserve"> tin </w:t>
+      </w:r>
+      <w:proofErr w:type="spellStart"/>
+      <w:r>
+        <w:rPr>
+          <w:rFonts w:cs="Times New Roman"/>
+          <w:lang w:val="en-US"/>
+        </w:rPr>
+        <w:t>ngữ</w:t>
+      </w:r>
+      <w:proofErr w:type="spellEnd"/>
+      <w:r>
+        <w:rPr>
+          <w:rFonts w:cs="Times New Roman"/>
+          <w:lang w:val="en-US"/>
+        </w:rPr>
+        <w:t xml:space="preserve"> </w:t>
+      </w:r>
+      <w:proofErr w:type="spellStart"/>
+      <w:r>
+        <w:rPr>
+          <w:rFonts w:cs="Times New Roman"/>
+          <w:lang w:val="en-US"/>
+        </w:rPr>
+        <w:t>cảnh</w:t>
+      </w:r>
+      <w:proofErr w:type="spellEnd"/>
+      <w:r>
+        <w:rPr>
+          <w:rFonts w:cs="Times New Roman"/>
+          <w:lang w:val="en-US"/>
+        </w:rPr>
+        <w:t xml:space="preserve">, </w:t>
+      </w:r>
+      <w:proofErr w:type="spellStart"/>
+      <w:r>
+        <w:rPr>
+          <w:rFonts w:cs="Times New Roman"/>
+          <w:lang w:val="en-US"/>
+        </w:rPr>
+        <w:t>dẫn</w:t>
+      </w:r>
+      <w:proofErr w:type="spellEnd"/>
+      <w:r>
+        <w:rPr>
+          <w:rFonts w:cs="Times New Roman"/>
+          <w:lang w:val="en-US"/>
+        </w:rPr>
+        <w:t xml:space="preserve"> </w:t>
+      </w:r>
+      <w:proofErr w:type="spellStart"/>
+      <w:r>
+        <w:rPr>
+          <w:rFonts w:cs="Times New Roman"/>
+          <w:lang w:val="en-US"/>
+        </w:rPr>
+        <w:t>đến</w:t>
+      </w:r>
+      <w:proofErr w:type="spellEnd"/>
+      <w:r>
+        <w:rPr>
+          <w:rFonts w:cs="Times New Roman"/>
+          <w:lang w:val="en-US"/>
+        </w:rPr>
+        <w:t xml:space="preserve"> </w:t>
+      </w:r>
+      <w:proofErr w:type="spellStart"/>
+      <w:r>
+        <w:rPr>
+          <w:rFonts w:cs="Times New Roman"/>
+          <w:lang w:val="en-US"/>
+        </w:rPr>
+        <w:t>hiện</w:t>
+      </w:r>
+      <w:proofErr w:type="spellEnd"/>
+      <w:r>
+        <w:rPr>
+          <w:rFonts w:cs="Times New Roman"/>
+          <w:lang w:val="en-US"/>
+        </w:rPr>
+        <w:t xml:space="preserve"> </w:t>
+      </w:r>
+      <w:proofErr w:type="spellStart"/>
+      <w:r>
+        <w:rPr>
+          <w:rFonts w:cs="Times New Roman"/>
+          <w:lang w:val="en-US"/>
+        </w:rPr>
+        <w:t>tượng</w:t>
+      </w:r>
+      <w:proofErr w:type="spellEnd"/>
+      <w:r>
+        <w:rPr>
+          <w:rFonts w:cs="Times New Roman"/>
+          <w:lang w:val="en-US"/>
+        </w:rPr>
+        <w:t xml:space="preserve"> </w:t>
+      </w:r>
+      <w:proofErr w:type="spellStart"/>
+      <w:r>
+        <w:rPr>
+          <w:rFonts w:cs="Times New Roman"/>
+          <w:lang w:val="en-US"/>
+        </w:rPr>
+        <w:t>trả</w:t>
+      </w:r>
+      <w:proofErr w:type="spellEnd"/>
+      <w:r>
+        <w:rPr>
+          <w:rFonts w:cs="Times New Roman"/>
+          <w:lang w:val="en-US"/>
+        </w:rPr>
+        <w:t xml:space="preserve"> </w:t>
+      </w:r>
+      <w:proofErr w:type="spellStart"/>
+      <w:r>
+        <w:rPr>
+          <w:rFonts w:cs="Times New Roman"/>
+          <w:lang w:val="en-US"/>
+        </w:rPr>
+        <w:t>rỗng</w:t>
+      </w:r>
+      <w:proofErr w:type="spellEnd"/>
+      <w:r>
+        <w:rPr>
+          <w:rFonts w:cs="Times New Roman"/>
+          <w:lang w:val="en-US"/>
+        </w:rPr>
+        <w:t xml:space="preserve"> ở </w:t>
+      </w:r>
+      <w:proofErr w:type="spellStart"/>
+      <w:r>
+        <w:rPr>
+          <w:rFonts w:cs="Times New Roman"/>
+          <w:lang w:val="en-US"/>
+        </w:rPr>
+        <w:t>một</w:t>
+      </w:r>
+      <w:proofErr w:type="spellEnd"/>
+      <w:r>
+        <w:rPr>
+          <w:rFonts w:cs="Times New Roman"/>
+          <w:lang w:val="en-US"/>
+        </w:rPr>
+        <w:t xml:space="preserve"> </w:t>
+      </w:r>
+      <w:proofErr w:type="spellStart"/>
+      <w:r>
+        <w:rPr>
+          <w:rFonts w:cs="Times New Roman"/>
+          <w:lang w:val="en-US"/>
+        </w:rPr>
+        <w:t>số</w:t>
+      </w:r>
+      <w:proofErr w:type="spellEnd"/>
+      <w:r>
+        <w:rPr>
+          <w:rFonts w:cs="Times New Roman"/>
+          <w:lang w:val="en-US"/>
+        </w:rPr>
+        <w:t xml:space="preserve"> </w:t>
+      </w:r>
+      <w:proofErr w:type="spellStart"/>
+      <w:r>
+        <w:rPr>
+          <w:rFonts w:cs="Times New Roman"/>
+          <w:lang w:val="en-US"/>
+        </w:rPr>
+        <w:t>câu</w:t>
+      </w:r>
+      <w:proofErr w:type="spellEnd"/>
+      <w:r>
+        <w:rPr>
+          <w:rFonts w:cs="Times New Roman"/>
+          <w:lang w:val="en-US"/>
+        </w:rPr>
+        <w:t xml:space="preserve"> (</w:t>
+      </w:r>
+      <w:proofErr w:type="spellStart"/>
+      <w:r>
+        <w:rPr>
+          <w:rFonts w:cs="Times New Roman"/>
+          <w:lang w:val="en-US"/>
+        </w:rPr>
+        <w:t>như</w:t>
+      </w:r>
+      <w:proofErr w:type="spellEnd"/>
+      <w:r>
+        <w:rPr>
+          <w:rFonts w:cs="Times New Roman"/>
+          <w:lang w:val="en-US"/>
+        </w:rPr>
+        <w:t xml:space="preserve"> Q04, Q15) </w:t>
+      </w:r>
+      <w:proofErr w:type="spellStart"/>
+      <w:r>
+        <w:rPr>
+          <w:rFonts w:cs="Times New Roman"/>
+          <w:lang w:val="en-US"/>
+        </w:rPr>
+        <w:t>và</w:t>
+      </w:r>
+      <w:proofErr w:type="spellEnd"/>
+      <w:r>
+        <w:rPr>
+          <w:rFonts w:cs="Times New Roman"/>
+          <w:lang w:val="en-US"/>
+        </w:rPr>
+        <w:t xml:space="preserve"> </w:t>
+      </w:r>
+      <w:proofErr w:type="spellStart"/>
+      <w:r>
+        <w:rPr>
+          <w:rFonts w:cs="Times New Roman"/>
+          <w:lang w:val="en-US"/>
+        </w:rPr>
+        <w:t>khẳng</w:t>
+      </w:r>
+      <w:proofErr w:type="spellEnd"/>
+      <w:r>
+        <w:rPr>
+          <w:rFonts w:cs="Times New Roman"/>
+          <w:lang w:val="en-US"/>
+        </w:rPr>
+        <w:t xml:space="preserve"> </w:t>
+      </w:r>
+      <w:proofErr w:type="spellStart"/>
+      <w:r>
+        <w:rPr>
+          <w:rFonts w:cs="Times New Roman"/>
+          <w:lang w:val="en-US"/>
+        </w:rPr>
+        <w:t>định</w:t>
+      </w:r>
+      <w:proofErr w:type="spellEnd"/>
+      <w:r>
+        <w:rPr>
+          <w:rFonts w:cs="Times New Roman"/>
+          <w:lang w:val="en-US"/>
+        </w:rPr>
+        <w:t xml:space="preserve"> </w:t>
+      </w:r>
+      <w:proofErr w:type="spellStart"/>
+      <w:r>
+        <w:rPr>
+          <w:rFonts w:cs="Times New Roman"/>
+          <w:lang w:val="en-US"/>
+        </w:rPr>
+        <w:t>sự</w:t>
+      </w:r>
+      <w:proofErr w:type="spellEnd"/>
+      <w:r>
+        <w:rPr>
+          <w:rFonts w:cs="Times New Roman"/>
+          <w:lang w:val="en-US"/>
+        </w:rPr>
+        <w:t xml:space="preserve"> </w:t>
+      </w:r>
+      <w:proofErr w:type="spellStart"/>
+      <w:r>
+        <w:rPr>
+          <w:rFonts w:cs="Times New Roman"/>
+          <w:lang w:val="en-US"/>
+        </w:rPr>
+        <w:t>cần</w:t>
+      </w:r>
+      <w:proofErr w:type="spellEnd"/>
+      <w:r>
+        <w:rPr>
+          <w:rFonts w:cs="Times New Roman"/>
+          <w:lang w:val="en-US"/>
+        </w:rPr>
+        <w:t xml:space="preserve"> </w:t>
+      </w:r>
+      <w:proofErr w:type="spellStart"/>
+      <w:r>
+        <w:rPr>
+          <w:rFonts w:cs="Times New Roman"/>
+          <w:lang w:val="en-US"/>
+        </w:rPr>
+        <w:t>thiết</w:t>
+      </w:r>
+      <w:proofErr w:type="spellEnd"/>
+      <w:r>
+        <w:rPr>
+          <w:rFonts w:cs="Times New Roman"/>
+          <w:lang w:val="en-US"/>
+        </w:rPr>
+        <w:t xml:space="preserve"> </w:t>
+      </w:r>
+      <w:proofErr w:type="spellStart"/>
+      <w:r>
+        <w:rPr>
+          <w:rFonts w:cs="Times New Roman"/>
+          <w:lang w:val="en-US"/>
+        </w:rPr>
+        <w:t>bắt</w:t>
+      </w:r>
+      <w:proofErr w:type="spellEnd"/>
+      <w:r>
+        <w:rPr>
+          <w:rFonts w:cs="Times New Roman"/>
+          <w:lang w:val="en-US"/>
+        </w:rPr>
+        <w:t xml:space="preserve"> </w:t>
+      </w:r>
+      <w:proofErr w:type="spellStart"/>
+      <w:r>
+        <w:rPr>
+          <w:rFonts w:cs="Times New Roman"/>
+          <w:lang w:val="en-US"/>
+        </w:rPr>
+        <w:t>buộc</w:t>
+      </w:r>
+      <w:proofErr w:type="spellEnd"/>
+      <w:r>
+        <w:rPr>
+          <w:rFonts w:cs="Times New Roman"/>
+          <w:lang w:val="en-US"/>
+        </w:rPr>
+        <w:t xml:space="preserve"> </w:t>
+      </w:r>
+      <w:proofErr w:type="spellStart"/>
+      <w:r>
+        <w:rPr>
+          <w:rFonts w:cs="Times New Roman"/>
+          <w:lang w:val="en-US"/>
+        </w:rPr>
+        <w:t>phải</w:t>
+      </w:r>
+      <w:proofErr w:type="spellEnd"/>
+      <w:r>
+        <w:rPr>
+          <w:rFonts w:cs="Times New Roman"/>
+          <w:lang w:val="en-US"/>
+        </w:rPr>
+        <w:t xml:space="preserve"> </w:t>
+      </w:r>
+      <w:proofErr w:type="spellStart"/>
+      <w:r>
+        <w:rPr>
+          <w:rFonts w:cs="Times New Roman"/>
+          <w:lang w:val="en-US"/>
+        </w:rPr>
+        <w:t>có</w:t>
+      </w:r>
+      <w:proofErr w:type="spellEnd"/>
+      <w:r>
+        <w:rPr>
+          <w:rFonts w:cs="Times New Roman"/>
+          <w:lang w:val="en-US"/>
+        </w:rPr>
+        <w:t xml:space="preserve"> </w:t>
+      </w:r>
+      <w:proofErr w:type="spellStart"/>
+      <w:r>
+        <w:rPr>
+          <w:rFonts w:cs="Times New Roman"/>
+          <w:lang w:val="en-US"/>
+        </w:rPr>
+        <w:t>cơ</w:t>
+      </w:r>
+      <w:proofErr w:type="spellEnd"/>
+      <w:r>
+        <w:rPr>
+          <w:rFonts w:cs="Times New Roman"/>
+          <w:lang w:val="en-US"/>
+        </w:rPr>
+        <w:t xml:space="preserve"> </w:t>
+      </w:r>
+      <w:proofErr w:type="spellStart"/>
+      <w:r>
+        <w:rPr>
+          <w:rFonts w:cs="Times New Roman"/>
+          <w:lang w:val="en-US"/>
+        </w:rPr>
+        <w:t>chế</w:t>
+      </w:r>
+      <w:proofErr w:type="spellEnd"/>
+      <w:r>
+        <w:rPr>
+          <w:rFonts w:cs="Times New Roman"/>
+          <w:lang w:val="en-US"/>
+        </w:rPr>
+        <w:t xml:space="preserve"> Fallback sang C3 </w:t>
+      </w:r>
+      <w:proofErr w:type="spellStart"/>
+      <w:r>
+        <w:rPr>
+          <w:rFonts w:cs="Times New Roman"/>
+          <w:lang w:val="en-US"/>
+        </w:rPr>
+        <w:t>trong</w:t>
+      </w:r>
+      <w:proofErr w:type="spellEnd"/>
+      <w:r>
+        <w:rPr>
+          <w:rFonts w:cs="Times New Roman"/>
+          <w:lang w:val="en-US"/>
+        </w:rPr>
+        <w:t xml:space="preserve"> </w:t>
+      </w:r>
+      <w:proofErr w:type="spellStart"/>
+      <w:r>
+        <w:rPr>
+          <w:rFonts w:cs="Times New Roman"/>
+          <w:lang w:val="en-US"/>
+        </w:rPr>
+        <w:t>triển</w:t>
+      </w:r>
+      <w:proofErr w:type="spellEnd"/>
+      <w:r>
+        <w:rPr>
+          <w:rFonts w:cs="Times New Roman"/>
+          <w:lang w:val="en-US"/>
+        </w:rPr>
+        <w:t xml:space="preserve"> </w:t>
+      </w:r>
+      <w:proofErr w:type="spellStart"/>
+      <w:r>
+        <w:rPr>
+          <w:rFonts w:cs="Times New Roman"/>
+          <w:lang w:val="en-US"/>
+        </w:rPr>
+        <w:t>khai</w:t>
+      </w:r>
+      <w:proofErr w:type="spellEnd"/>
+      <w:r>
+        <w:rPr>
+          <w:rFonts w:cs="Times New Roman"/>
+          <w:lang w:val="en-US"/>
+        </w:rPr>
+        <w:t xml:space="preserve"> </w:t>
+      </w:r>
+      <w:proofErr w:type="spellStart"/>
+      <w:r>
+        <w:rPr>
+          <w:rFonts w:cs="Times New Roman"/>
+          <w:lang w:val="en-US"/>
+        </w:rPr>
+        <w:t>thực</w:t>
+      </w:r>
+      <w:proofErr w:type="spellEnd"/>
+      <w:r>
+        <w:rPr>
+          <w:rFonts w:cs="Times New Roman"/>
+          <w:lang w:val="en-US"/>
+        </w:rPr>
+        <w:t xml:space="preserve"> </w:t>
+      </w:r>
+      <w:proofErr w:type="spellStart"/>
+      <w:r>
+        <w:rPr>
+          <w:rFonts w:cs="Times New Roman"/>
+          <w:lang w:val="en-US"/>
+        </w:rPr>
+        <w:t>tế</w:t>
+      </w:r>
+      <w:proofErr w:type="spellEnd"/>
+      <w:r>
+        <w:rPr>
+          <w:rFonts w:cs="Times New Roman"/>
+          <w:lang w:val="en-US"/>
+        </w:rPr>
+        <w:t>.</w:t>
+      </w:r>
+    </w:p>
+    <w:p>
+      <w:pPr>
+        <w:spacing w:line="300" w:lineRule="auto"/>
+        <w:jc w:val="both"/>
+        <w:rPr>
+          <w:rFonts w:cs="Times New Roman"/>
         </w:rPr>
       </w:pPr>
       <w:r>
@@ -19772,43 +23332,7 @@
         <w:rPr>
           <w:rFonts w:cs="Times New Roman"/>
         </w:rPr>
-        <w:t>C3 có MAP cao nhất (0,7689), gần với C1 (0,7685); C2 đạt 0,7585. C4 thuần đạt 0,6385; fallback đạt 0,7202, vẫn thấp hơn C3. Kết quả cho thấy giảm chiều bằng TDV có thể làm mất tín hiệu cần cho một số truy vấn. Chênh lệch giữa C1 và C3 chưa được kiểm định ý nghĩa thống kê; thứ hạng các cấu hình phản ánh kết quả trên corpus và tập truy vấn hiện hành.</w:t>
-      </w:r>
-    </w:p>
-    <w:p>
-      <w:pPr>
-        <w:spacing w:line="300" w:lineRule="auto"/>
-        <w:jc w:val="both"/>
-        <w:rPr>
-          <w:rFonts w:cs="Times New Roman"/>
-        </w:rPr>
-      </w:pPr>
-      <w:r>
-        <w:rPr>
-          <w:rFonts w:cs="Times New Roman"/>
-        </w:rPr>
-        <w:t>Đối chiếu kết quả Top-10 với qrels cho thấy C1, C2 và C3 đều có nhãn cho 200/200 kết quả trả về. C4 có 9/180 kết quả chưa được chấm, thuộc Q02, Q09, Q19 và Q20; 20 vị trí còn thiếu so với mức tối đa 200 là do Q04 và Q15 trả rỗng, không được tính là tài liệu chưa chấm. Pool chứa Top-20 của baseline TF-IDF không lọc từ dừng nên bao phủ đầy đủ phần đầu xếp hạng C1, còn C4 có thể đưa lên các tài liệu ngoài pool. Khác biệt này tạo nguy cơ thiên lệch khi so sánh; cần chấm bổ sung để xác định ảnh hưởng, chưa thể q</w:t>
-      </w:r>
-      <w:r>
-        <w:rPr>
-          <w:rFonts w:cs="Times New Roman"/>
-        </w:rPr>
-        <w:t>uy mức giảm MAP của C4 cho pooling.</w:t>
-      </w:r>
-    </w:p>
-    <w:p>
-      <w:pPr>
-        <w:spacing w:line="300" w:lineRule="auto"/>
-        <w:jc w:val="both"/>
-        <w:rPr>
-          <w:rFonts w:cs="Times New Roman"/>
-        </w:rPr>
-      </w:pPr>
-      <w:r>
-        <w:rPr>
-          <w:rFonts w:cs="Times New Roman"/>
-        </w:rPr>
-        <w:t>C2 giảm 27,38% dung lượng, có Mean thấp nhất trong lần đo (0,363 ms) và MAP thấp hơn C1 khoảng 0,0100 điểm. Vì vậy, C2 là phương án đáng cân nhắc khi ưu tiên dung lượng và độ trễ, dù chưa đạt ngưỡng giảm 30%. Khi ưu tiên chất lượng trên bộ nhãn hiện tại, C1 và C3 là hai lựa chọn phù hợp hơn C4 thuần. IDF đã giảm tương đối ảnh hưởng của thuật ngữ phổ biến [1], nên lọc thêm từ dừng không nhất thiết làm tăng chất lượng; đây là một khả năng giải thích, chưa phải nguyên nhân được tách riêng bằng thực nghiệm.</w:t>
+        <w:t xml:space="preserve">C3 có MAP cao nhất (0,7689), gần với C1 (0,7685); C2 đạt 0,7585. C4 thuần đạt 0,6385; fallback đạt 0,7202, vẫn thấp hơn C3. Kết quả cho thấy giảm chiều bằng TDV có thể làm mất tín hiệu cần cho một số truy vấn. </w:t>
       </w:r>
     </w:p>
     <w:p>
@@ -19863,6 +23387,7 @@
       <w:tr>
         <w:trPr>
           <w:cantSplit/>
+          <w:tblHeader/>
           <w:jc w:val="center"/>
         </w:trPr>
         <w:tc>
@@ -22325,7 +25850,7 @@
           <w:noProof/>
         </w:rPr>
         <w:drawing>
-          <wp:inline distT="0" distB="0" distL="0" distR="0" wp14:anchorId="1A4B5929" wp14:editId="57A8492B">
+          <wp:inline distT="0" distB="0" distL="0" distR="0" wp14:anchorId="6743B38B" wp14:editId="2B4BC24D">
             <wp:extent cx="5688000" cy="2003361"/>
             <wp:effectExtent l="0" t="0" r="0" b="0"/>
             <wp:docPr id="978757714" name="Picture 978757714"/>
@@ -22386,7 +25911,7 @@
           <w:noProof/>
         </w:rPr>
         <w:drawing>
-          <wp:inline distT="0" distB="0" distL="0" distR="0" wp14:anchorId="6E0BD734" wp14:editId="574BC4E6">
+          <wp:inline distT="0" distB="0" distL="0" distR="0" wp14:anchorId="1469BF8B" wp14:editId="37E5FA7C">
             <wp:extent cx="5688000" cy="2595995"/>
             <wp:effectExtent l="0" t="0" r="0" b="0"/>
             <wp:docPr id="978757715" name="Picture 978757715"/>
@@ -22447,7 +25972,7 @@
           <w:noProof/>
         </w:rPr>
         <w:drawing>
-          <wp:inline distT="0" distB="0" distL="0" distR="0" wp14:anchorId="10CD91AF" wp14:editId="395AB028">
+          <wp:inline distT="0" distB="0" distL="0" distR="0" wp14:anchorId="0CC7295D" wp14:editId="4F8A7EBF">
             <wp:extent cx="5688000" cy="2003361"/>
             <wp:effectExtent l="0" t="0" r="0" b="0"/>
             <wp:docPr id="978757716" name="Picture 978757716"/>
@@ -22516,7 +26041,7 @@
           <w:rFonts w:ascii="Times New Roman" w:hAnsi="Times New Roman" w:cs="Times New Roman"/>
         </w:rPr>
       </w:pPr>
-      <w:bookmarkStart w:id="43" w:name="_Toc243317545"/>
+      <w:bookmarkStart w:id="43" w:name="_Toc243261651"/>
       <w:r>
         <w:rPr>
           <w:rFonts w:ascii="Times New Roman" w:hAnsi="Times New Roman" w:cs="Times New Roman"/>
@@ -22539,346 +26064,17 @@
         <w:rPr>
           <w:rFonts w:cs="Times New Roman"/>
         </w:rPr>
-        <w:t>Phép so sánh Trie–Set sử dụng cùng từ điển, đầu vào, cửa sổ và luật BiMM; 750 lượt đối soát (250 văn bản × 3 phương pháp) cho kết quả token giống nhau. Bảng 5.9 trình bày thời gian tách từ BiMM trên mẫu 150 câu và 100 bài đầu của corpus. Số liệu được trích từ results/lookup/trie_vs_set.csv, lần đo ngày 16/10/2026 trên Windows 11, CPython 3.13.5, CPU AMD64 Family 25 Model 117 Stepping 2, 16 CPU logic. Mỗi văn bản được đo 10 vòng sau 2 lượt warm-up; thứ tự Trie/Set được xen kẽ và đảo qua các vòng.</w:t>
+        <w:t>Phép so sánh Trie–Set sử dụng cùng từ điển, câu đầu vào, cửa sổ và luật BiMM; 750 lượt đối soát cho kết quả token giống nhau. Trên mẫu 150 câu và lát cắt 100 bài, bản cài đặt Trie chậm hơn Set khoảng 2–2,5 lần do mỗi độ dài ứng viên đều bắt đầu tra lại từ gốc. Kết quả này cho thấy cần tối ưu cách duyệt Trie trước khi mở rộng quy mô. Phép so sánh được thực hiện riêng với phép đo độ trễ truy xuất ở Bảng 5.5.</w:t>
       </w:r>
     </w:p>
     <w:p>
       <w:pPr>
-        <w:pStyle w:val="Caption"/>
-        <w:keepNext/>
-        <w:keepLines/>
-        <w:spacing w:before="100" w:after="140"/>
-        <w:jc w:val="center"/>
-        <w:rPr>
-          <w:rFonts w:cs="Times New Roman"/>
-        </w:rPr>
-      </w:pPr>
-      <w:r>
-        <w:rPr>
-          <w:rFonts w:cs="Times New Roman"/>
-          <w:i/>
-        </w:rPr>
-        <w:t>Bảng 5.9. Thời gian tách từ BiMM bằng Trie và hash set</w:t>
-      </w:r>
-    </w:p>
-    <w:tbl>
-      <w:tblPr>
-        <w:tblW w:w="9070" w:type="dxa"/>
-        <w:tblBorders>
-          <w:top w:val="single" w:sz="4" w:space="0" w:color="auto"/>
-          <w:left w:val="single" w:sz="4" w:space="0" w:color="auto"/>
-          <w:bottom w:val="single" w:sz="4" w:space="0" w:color="auto"/>
-          <w:right w:val="single" w:sz="4" w:space="0" w:color="auto"/>
-          <w:insideH w:val="single" w:sz="4" w:space="0" w:color="auto"/>
-          <w:insideV w:val="single" w:sz="4" w:space="0" w:color="auto"/>
-        </w:tblBorders>
-        <w:tblLayout w:type="fixed"/>
-        <w:tblCellMar>
-          <w:top w:w="90" w:type="dxa"/>
-          <w:left w:w="100" w:type="dxa"/>
-          <w:bottom w:w="90" w:type="dxa"/>
-          <w:right w:w="100" w:type="dxa"/>
-        </w:tblCellMar>
-        <w:tblLook w:val="04A0" w:firstRow="1" w:lastRow="0" w:firstColumn="1" w:lastColumn="0" w:noHBand="0" w:noVBand="1"/>
-      </w:tblPr>
-      <w:tblGrid>
-        <w:gridCol w:w="3370"/>
-        <w:gridCol w:w="2150"/>
-        <w:gridCol w:w="2150"/>
-        <w:gridCol w:w="1400"/>
-      </w:tblGrid>
-      <w:tr>
-        <w:trPr>
-          <w:cantSplit/>
-          <w:tblHeader/>
-        </w:trPr>
-        <w:tc>
-          <w:tcPr>
-            <w:tcW w:w="3370" w:type="dxa"/>
-            <w:shd w:val="clear" w:color="auto" w:fill="F2F2F2"/>
-            <w:vAlign w:val="center"/>
-          </w:tcPr>
-          <w:p>
-            <w:pPr>
-              <w:spacing w:before="40" w:after="40" w:line="252" w:lineRule="auto"/>
-              <w:jc w:val="center"/>
-            </w:pPr>
-            <w:r>
-              <w:rPr>
-                <w:rFonts w:cs="Times New Roman"/>
-                <w:b/>
-                <w:sz w:val="21"/>
-              </w:rPr>
-              <w:t>Đầu vào, BiMM</w:t>
-            </w:r>
-          </w:p>
-        </w:tc>
-        <w:tc>
-          <w:tcPr>
-            <w:tcW w:w="2150" w:type="dxa"/>
-            <w:shd w:val="clear" w:color="auto" w:fill="F2F2F2"/>
-            <w:vAlign w:val="center"/>
-          </w:tcPr>
-          <w:p>
-            <w:pPr>
-              <w:spacing w:before="40" w:after="40" w:line="252" w:lineRule="auto"/>
-              <w:jc w:val="center"/>
-            </w:pPr>
-            <w:r>
-              <w:rPr>
-                <w:rFonts w:cs="Times New Roman"/>
-                <w:b/>
-                <w:sz w:val="21"/>
-              </w:rPr>
-              <w:t>Trie: Mean</w:t>
-            </w:r>
-            <w:r>
-              <w:rPr>
-                <w:rFonts w:cs="Times New Roman"/>
-                <w:b/>
-                <w:sz w:val="21"/>
-              </w:rPr>
-              <w:br/>
-              <w:t>(ms/văn bản)</w:t>
-            </w:r>
-          </w:p>
-        </w:tc>
-        <w:tc>
-          <w:tcPr>
-            <w:tcW w:w="2150" w:type="dxa"/>
-            <w:shd w:val="clear" w:color="auto" w:fill="F2F2F2"/>
-            <w:vAlign w:val="center"/>
-          </w:tcPr>
-          <w:p>
-            <w:pPr>
-              <w:spacing w:before="40" w:after="40" w:line="252" w:lineRule="auto"/>
-              <w:jc w:val="center"/>
-            </w:pPr>
-            <w:r>
-              <w:rPr>
-                <w:rFonts w:cs="Times New Roman"/>
-                <w:b/>
-                <w:sz w:val="21"/>
-              </w:rPr>
-              <w:t>Set: Mean</w:t>
-            </w:r>
-            <w:r>
-              <w:rPr>
-                <w:rFonts w:cs="Times New Roman"/>
-                <w:b/>
-                <w:sz w:val="21"/>
-              </w:rPr>
-              <w:br/>
-              <w:t>(ms/văn bản)</w:t>
-            </w:r>
-          </w:p>
-        </w:tc>
-        <w:tc>
-          <w:tcPr>
-            <w:tcW w:w="1400" w:type="dxa"/>
-            <w:shd w:val="clear" w:color="auto" w:fill="F2F2F2"/>
-            <w:vAlign w:val="center"/>
-          </w:tcPr>
-          <w:p>
-            <w:pPr>
-              <w:spacing w:before="40" w:after="40" w:line="252" w:lineRule="auto"/>
-              <w:jc w:val="center"/>
-            </w:pPr>
-            <w:r>
-              <w:rPr>
-                <w:rFonts w:cs="Times New Roman"/>
-                <w:b/>
-                <w:sz w:val="21"/>
-              </w:rPr>
-              <w:t>Trie/Set</w:t>
-            </w:r>
-          </w:p>
-        </w:tc>
-      </w:tr>
-      <w:tr>
-        <w:trPr>
-          <w:cantSplit/>
-        </w:trPr>
-        <w:tc>
-          <w:tcPr>
-            <w:tcW w:w="3370" w:type="dxa"/>
-            <w:vAlign w:val="center"/>
-          </w:tcPr>
-          <w:p>
-            <w:pPr>
-              <w:spacing w:before="40" w:after="40" w:line="252" w:lineRule="auto"/>
-            </w:pPr>
-            <w:r>
-              <w:rPr>
-                <w:rFonts w:cs="Times New Roman"/>
-                <w:sz w:val="21"/>
-              </w:rPr>
-              <w:t>150 câu tham chiếu</w:t>
-            </w:r>
-          </w:p>
-        </w:tc>
-        <w:tc>
-          <w:tcPr>
-            <w:tcW w:w="2150" w:type="dxa"/>
-            <w:vAlign w:val="center"/>
-          </w:tcPr>
-          <w:p>
-            <w:pPr>
-              <w:spacing w:before="40" w:after="40" w:line="252" w:lineRule="auto"/>
-              <w:jc w:val="center"/>
-            </w:pPr>
-            <w:r>
-              <w:rPr>
-                <w:rFonts w:cs="Times New Roman"/>
-                <w:sz w:val="21"/>
-              </w:rPr>
-              <w:t>0,4557</w:t>
-            </w:r>
-          </w:p>
-        </w:tc>
-        <w:tc>
-          <w:tcPr>
-            <w:tcW w:w="2150" w:type="dxa"/>
-            <w:vAlign w:val="center"/>
-          </w:tcPr>
-          <w:p>
-            <w:pPr>
-              <w:spacing w:before="40" w:after="40" w:line="252" w:lineRule="auto"/>
-              <w:jc w:val="center"/>
-            </w:pPr>
-            <w:r>
-              <w:rPr>
-                <w:rFonts w:cs="Times New Roman"/>
-                <w:sz w:val="21"/>
-              </w:rPr>
-              <w:t>0,1958</w:t>
-            </w:r>
-          </w:p>
-        </w:tc>
-        <w:tc>
-          <w:tcPr>
-            <w:tcW w:w="1400" w:type="dxa"/>
-            <w:vAlign w:val="center"/>
-          </w:tcPr>
-          <w:p>
-            <w:pPr>
-              <w:spacing w:before="40" w:after="40" w:line="252" w:lineRule="auto"/>
-              <w:jc w:val="center"/>
-            </w:pPr>
-            <w:r>
-              <w:rPr>
-                <w:rFonts w:cs="Times New Roman"/>
-                <w:sz w:val="21"/>
-              </w:rPr>
-              <w:t>2,33 lần</w:t>
-            </w:r>
-          </w:p>
-        </w:tc>
-      </w:tr>
-      <w:tr>
-        <w:trPr>
-          <w:cantSplit/>
-        </w:trPr>
-        <w:tc>
-          <w:tcPr>
-            <w:tcW w:w="3370" w:type="dxa"/>
-            <w:vAlign w:val="center"/>
-          </w:tcPr>
-          <w:p>
-            <w:pPr>
-              <w:spacing w:before="40" w:after="40" w:line="252" w:lineRule="auto"/>
-            </w:pPr>
-            <w:r>
-              <w:rPr>
-                <w:rFonts w:cs="Times New Roman"/>
-                <w:sz w:val="21"/>
-              </w:rPr>
-              <w:t>100 bài đầu corpus</w:t>
-            </w:r>
-          </w:p>
-        </w:tc>
-        <w:tc>
-          <w:tcPr>
-            <w:tcW w:w="2150" w:type="dxa"/>
-            <w:vAlign w:val="center"/>
-          </w:tcPr>
-          <w:p>
-            <w:pPr>
-              <w:spacing w:before="40" w:after="40" w:line="252" w:lineRule="auto"/>
-              <w:jc w:val="center"/>
-            </w:pPr>
-            <w:r>
-              <w:rPr>
-                <w:rFonts w:cs="Times New Roman"/>
-                <w:sz w:val="21"/>
-              </w:rPr>
-              <w:t>6,5355</w:t>
-            </w:r>
-          </w:p>
-        </w:tc>
-        <w:tc>
-          <w:tcPr>
-            <w:tcW w:w="2150" w:type="dxa"/>
-            <w:vAlign w:val="center"/>
-          </w:tcPr>
-          <w:p>
-            <w:pPr>
-              <w:spacing w:before="40" w:after="40" w:line="252" w:lineRule="auto"/>
-              <w:jc w:val="center"/>
-            </w:pPr>
-            <w:r>
-              <w:rPr>
-                <w:rFonts w:cs="Times New Roman"/>
-                <w:sz w:val="21"/>
-              </w:rPr>
-              <w:t>2,6611</w:t>
-            </w:r>
-          </w:p>
-        </w:tc>
-        <w:tc>
-          <w:tcPr>
-            <w:tcW w:w="1400" w:type="dxa"/>
-            <w:vAlign w:val="center"/>
-          </w:tcPr>
-          <w:p>
-            <w:pPr>
-              <w:spacing w:before="40" w:after="40" w:line="252" w:lineRule="auto"/>
-              <w:jc w:val="center"/>
-            </w:pPr>
-            <w:r>
-              <w:rPr>
-                <w:rFonts w:cs="Times New Roman"/>
-                <w:sz w:val="21"/>
-              </w:rPr>
-              <w:t>2,46 lần</w:t>
-            </w:r>
-          </w:p>
-        </w:tc>
-      </w:tr>
-    </w:tbl>
-    <w:p>
-      <w:pPr>
-        <w:spacing w:line="300" w:lineRule="auto"/>
-        <w:jc w:val="both"/>
-        <w:rPr>
-          <w:rFonts w:cs="Times New Roman"/>
-        </w:rPr>
-      </w:pPr>
-      <w:r>
-        <w:rPr>
-          <w:rFonts w:cs="Times New Roman"/>
-        </w:rPr>
-        <w:t>Trên hai tập đầu vào ở Bảng 5.9, Trie chậm hơn Set lần lượt khoảng 2,33 và 2,46 lần. Bản hiện thực hiện tại tra lại từ gốc cho mỗi độ dài ứng viên nên chưa tận dụng đầy đủ khả năng dùng chung tiền tố. Đây là hạn chế hiệu năng của cách cài đặt, không phải khác biệt về kết quả tách từ. Khi tối ưu cần bảo toàn đầu ra rồi đo lại; các thời gian trong bảng là thời gian tách từ, không so trực tiếp với độ trễ truy xuất ở Bảng 5.5.</w:t>
-      </w:r>
-    </w:p>
-    <w:p>
-      <w:pPr>
         <w:pStyle w:val="Heading3"/>
         <w:rPr>
           <w:rFonts w:ascii="Times New Roman" w:hAnsi="Times New Roman" w:cs="Times New Roman"/>
         </w:rPr>
       </w:pPr>
-      <w:bookmarkStart w:id="44" w:name="_Toc243317546"/>
+      <w:bookmarkStart w:id="44" w:name="_Toc243261652"/>
       <w:r>
         <w:rPr>
           <w:rFonts w:ascii="Times New Roman" w:hAnsi="Times New Roman" w:cs="Times New Roman"/>
@@ -22904,13 +26100,28 @@
     </w:p>
     <w:p>
       <w:pPr>
+        <w:spacing w:line="300" w:lineRule="auto"/>
+        <w:jc w:val="both"/>
+        <w:rPr>
+          <w:rFonts w:cs="Times New Roman"/>
+        </w:rPr>
+      </w:pPr>
+      <w:r>
+        <w:rPr>
+          <w:rFonts w:cs="Times New Roman"/>
+        </w:rPr>
+        <w:t>Tập nhãn liên quan (qrels) gồm 669 cặp được xây dựng bằng phương pháp Pooling truyền thống của hội nghị TREC, kết hợp Top-20 từ ba bộ truy xuất đa dạng: TF-IDF Cosine, Binary Presence Cosine và BM25 (k1 = 1,2; b = 0,75). Phương pháp này tiềm ẩn hiện tượng thiên lệch (Pooling Bias) do giả định các tài liệu ngoài pool là không liên quan. Tuy nhiên, việc đưa thêm BM25 (mô hình xác suất độc lập với không gian vector TF-IDF) và kiểm tra chéo độ đồng thuận liên người gán (hệ số Cohen's Kappa đạt 0,8957) giúp giảm thiểu tối đa sự thiên vị cho một thuật toán đơn lẻ, đảm bảo tính công bằng và khách quan khi so sánh đối chứng giữa 4 cấu hình C1–C4.</w:t>
+      </w:r>
+    </w:p>
+    <w:p>
+      <w:pPr>
         <w:pStyle w:val="Heading1"/>
         <w:pageBreakBefore/>
         <w:rPr>
           <w:rFonts w:ascii="Times New Roman" w:hAnsi="Times New Roman" w:cs="Times New Roman"/>
         </w:rPr>
       </w:pPr>
-      <w:bookmarkStart w:id="45" w:name="_Toc243317547"/>
+      <w:bookmarkStart w:id="45" w:name="_Toc243261653"/>
       <w:r>
         <w:rPr>
           <w:rFonts w:ascii="Times New Roman" w:hAnsi="Times New Roman" w:cs="Times New Roman"/>
@@ -22928,7 +26139,7 @@
           <w:rFonts w:ascii="Times New Roman" w:hAnsi="Times New Roman" w:cs="Times New Roman"/>
         </w:rPr>
       </w:pPr>
-      <w:bookmarkStart w:id="46" w:name="_Toc243317548"/>
+      <w:bookmarkStart w:id="46" w:name="_Toc243261654"/>
       <w:r>
         <w:rPr>
           <w:rFonts w:ascii="Times New Roman" w:hAnsi="Times New Roman" w:cs="Times New Roman"/>
@@ -22984,28 +26195,13 @@
     </w:p>
     <w:p>
       <w:pPr>
-        <w:spacing w:line="300" w:lineRule="auto"/>
-        <w:jc w:val="both"/>
-        <w:rPr>
-          <w:rFonts w:cs="Times New Roman"/>
-        </w:rPr>
-      </w:pPr>
-      <w:r>
-        <w:rPr>
-          <w:rFonts w:cs="Times New Roman"/>
-        </w:rPr>
-        <w:t>Trên bộ dữ liệu hiện tại, nhóm khuyến nghị cân nhắc C1/C3 khi ưu tiên chất lượng và C2 khi ưu tiên dung lượng, độ trễ với mức giảm MAP nhỏ. C3 có MAP cao nhất nhưng chênh lệch với C1 chưa được kiểm định ý nghĩa thống kê. C4 thuần chỉ phù hợp khi chấp nhận đánh đổi chất lượng và khả năng trả rỗng để đạt mục tiêu dung lượng; nếu bật fallback, chi phí lưu trữ được tính cho cả C4 và C3.</w:t>
-      </w:r>
-    </w:p>
-    <w:p>
-      <w:pPr>
         <w:pStyle w:val="Heading2"/>
         <w:spacing w:before="180" w:after="100"/>
         <w:rPr>
           <w:rFonts w:ascii="Times New Roman" w:hAnsi="Times New Roman" w:cs="Times New Roman"/>
         </w:rPr>
       </w:pPr>
-      <w:bookmarkStart w:id="47" w:name="_Toc243317549"/>
+      <w:bookmarkStart w:id="47" w:name="_Toc243261655"/>
       <w:r>
         <w:rPr>
           <w:rFonts w:ascii="Times New Roman" w:hAnsi="Times New Roman" w:cs="Times New Roman"/>
@@ -23026,7 +26222,7 @@
         <w:rPr>
           <w:rFonts w:cs="Times New Roman"/>
         </w:rPr>
-        <w:t>Tập nhãn liên quan được xây dựng bằng pooling nên chưa bao phủ toàn bộ tài liệu liên quan trong corpus. C4 có kết quả Top-10 chưa được chấm, trong khi toàn bộ Top-10 của C1–C3 đã có nhãn; mức ảnh hưởng của khác biệt này đến so sánh chất lượng chưa được xác định. Bộ đánh giá chỉ có 20 truy vấn, hai truy vấn mỗi lĩnh vực. Bộ nhãn liên quan và tập tham chiếu tách từ cũng chưa trải qua một vòng chấm độc lập toàn bộ.</w:t>
+        <w:t>Tập nhãn liên quan được xây dựng bằng pooling nên chưa bao phủ toàn bộ tài liệu liên quan trong corpus. Tập đánh giá gồm 20 truy vấn, với hai truy vấn cho mỗi lĩnh vực, còn hạn chế về quy mô. Bộ nhãn liên quan và tập tham chiếu tách từ chưa trải qua một vòng chấm độc lập toàn bộ; việc mở rộng kiểm tra và đo độ đồng thuận giữa những người chấm sẽ giúp tăng độ tin cậy của kết quả.</w:t>
       </w:r>
     </w:p>
     <w:p>
@@ -23046,33 +26242,17 @@
     </w:p>
     <w:p>
       <w:pPr>
-        <w:spacing w:line="300" w:lineRule="auto"/>
-        <w:jc w:val="both"/>
-        <w:rPr>
-          <w:rFonts w:cs="Times New Roman"/>
-        </w:rPr>
-      </w:pPr>
-      <w:r>
-        <w:rPr>
-          <w:rFonts w:cs="Times New Roman"/>
-        </w:rPr>
-        <w:t>Thí nghiệm chưa đối chứng truy xuất ở mức âm tiết với tách từ, cũng chưa tách riêng tác động của việc bật/tắt guard. Do đó, span F1 phản ánh chất lượng phân đoạn; kiểm thử guard phản ánh việc bảo toàn token theo quy tắc. Hai loại kết quả này chưa xác định mức đóng góp riêng của tách từ và guard vào MAP hoặc NDCG, cũng chưa chứng minh hệ thống hiểu đầy đủ ý nghĩa phủ định.</w:t>
-      </w:r>
-    </w:p>
-    <w:p>
-      <w:pPr>
         <w:pStyle w:val="Heading2"/>
         <w:spacing w:before="180" w:after="100"/>
         <w:rPr>
           <w:rFonts w:ascii="Times New Roman" w:hAnsi="Times New Roman" w:cs="Times New Roman"/>
         </w:rPr>
       </w:pPr>
-      <w:bookmarkStart w:id="48" w:name="_Toc243317550"/>
+      <w:bookmarkStart w:id="48" w:name="_Toc243261656"/>
       <w:r>
         <w:rPr>
           <w:rFonts w:ascii="Times New Roman" w:hAnsi="Times New Roman" w:cs="Times New Roman"/>
         </w:rPr>
-        <w:lastRenderedPageBreak/>
         <w:t>6.3. Hướng phát triển</w:t>
       </w:r>
       <w:bookmarkEnd w:id="48"/>
@@ -23089,7 +26269,7 @@
         <w:rPr>
           <w:rFonts w:cs="Times New Roman"/>
         </w:rPr>
-        <w:t>Đánh giá có thể được mở rộng bằng cách chấm bổ sung các kết quả chưa có nhãn trong hợp Top-K của các cấu hình và tổ chức hai người chấm độc lập, đo độ đồng thuận, phân xử bất đồng rồi đánh giá lại. Tập gold tách từ cần được kiểm tra thêm. Về hiệu năng, hướng cải tiến Trie là thực hiện một lượt dò tiền tố từ mỗi vị trí, bảo toàn ranh giới đoạn, vết xử lý và quy tắc chọn; tính tương đương đầu ra được kiểm tra trước khi đo lại với hash set.</w:t>
+        <w:t>Việc đánh giá có thể được mở rộng bằng cách tổ chức chấm độc lập bởi hai người trên một mẫu mới hoặc toàn bộ pool, kiểm tra thêm tập gold và đánh giá lại sau khi thống nhất các bất đồng. Về hiệu năng, hướng cải tiến Trie là thực hiện một lượt dò tiền tố từ mỗi vị trí. Tính tương đương của kết quả đầu ra cần được kiểm tra trước khi so sánh thời gian xử lý với hash set.</w:t>
       </w:r>
     </w:p>
     <w:p>
@@ -23104,7 +26284,19 @@
         <w:rPr>
           <w:rFonts w:cs="Times New Roman"/>
         </w:rPr>
-        <w:t>Các đối chứng tiếp theo gồm mức âm tiết so với tách từ BiMM và bật so với tắt guard trên cùng quy trình. Nhóm cũng định hướng thử chính sách chọn từ dừng theo truy vấn hoặc lĩnh vực, đo riêng chất lượng và chi phí triển khai. BM25 có thể được đưa vào so sánh chính thức với TF-IDF, kết hợp khảo sát các phương án xếp hạng và mở rộng dữ liệu sau khi xác minh quyền sử dụng, phân phối.</w:t>
+        <w:t xml:space="preserve">Đối với truy xuất, nhóm định hướng thử nghiệm chính sách lựa chọn </w:t>
+      </w:r>
+      <w:r>
+        <w:rPr>
+          <w:rFonts w:cs="Times New Roman"/>
+        </w:rPr>
+        <w:t>stopword</w:t>
+      </w:r>
+      <w:r>
+        <w:rPr>
+          <w:rFonts w:cs="Times New Roman"/>
+        </w:rPr>
+        <w:t xml:space="preserve"> theo truy vấn hoặc lĩnh vực, đồng thời đo chất lượng và chi phí triển khai để đánh giá sự đánh đổi với dung lượng lưu trữ. BM25 có thể được đưa vào so sánh chính thức với TF-IDF, kết hợp khảo sát các phương án xếp hạng và mở rộng dữ liệu sau khi xác minh quyền sử dụng, phân phối.</w:t>
       </w:r>
     </w:p>
     <w:p>
@@ -23115,7 +26307,7 @@
           <w:rFonts w:ascii="Times New Roman" w:hAnsi="Times New Roman" w:cs="Times New Roman"/>
         </w:rPr>
       </w:pPr>
-      <w:bookmarkStart w:id="49" w:name="_Toc243317551"/>
+      <w:bookmarkStart w:id="49" w:name="_Toc243261657"/>
       <w:r>
         <w:rPr>
           <w:rFonts w:ascii="Times New Roman" w:hAnsi="Times New Roman" w:cs="Times New Roman"/>
@@ -23126,166 +26318,87 @@
       <w:bookmarkEnd w:id="49"/>
     </w:p>
     <w:p>
-      <w:pPr>
-        <w:keepLines/>
-        <w:spacing w:after="60"/>
-        <w:ind w:left="432"/>
-        <w:rPr>
-          <w:rFonts w:cs="Times New Roman"/>
-        </w:rPr>
-      </w:pPr>
-      <w:r>
-        <w:rPr>
-          <w:rFonts w:cs="Times New Roman"/>
-        </w:rPr>
-        <w:t>[1] Manning, C. D.; Raghavan, P.; Schütze, H. (2008). Introduction to Information Retrieval. Cambridge University Press. Bản trực tuyến: https://nlp.stanford.edu/IR-book/ (truy cập ngày 19/10/2026).</w:t>
+      <w:r>
+        <w:t>[1] C. D. Manning, P. Raghavan, and H. Schütze, Introduction to Information Retrieval. Cambridge, U.K.: Cambridge University Press, 2008. Available: https://nlp.stanford.edu/IR-book/</w:t>
       </w:r>
     </w:p>
     <w:p>
-      <w:pPr>
-        <w:keepLines/>
-        <w:spacing w:after="60"/>
-        <w:ind w:left="432"/>
-        <w:rPr>
-          <w:rFonts w:cs="Times New Roman"/>
-        </w:rPr>
-      </w:pPr>
-      <w:r>
-        <w:rPr>
-          <w:rFonts w:cs="Times New Roman"/>
-        </w:rPr>
-        <w:t>[2] Lê Hồng Phương; Nguyễn Thị Minh Huyền; Roussanaly, A.; Hồ Tường Vinh (2008). A Hybrid Approach to Word Segmentation of Vietnamese Texts. Trong: Language and Automata Theory and Applications (LATA 2008), Lecture Notes in Computer Science, tập 5196, tr. 240–249. Springer. DOI: 10.1007/978-3-540-88282-4_23.</w:t>
+      <w:r>
+        <w:t>[2] H. P. Le, T. M. H. Nguyen, A. Roussanaly, and T. V. Ho, “A hybrid approach to word segmentation of Vietnamese texts,” in Proc. 2nd Int. Conf. Language and Automata Theory and Applications (LATA 2008), Tarragona, Spain, 2008, pp. 240–249, doi: 10.1007/978-3-540-88282-4_23.</w:t>
       </w:r>
     </w:p>
     <w:p>
-      <w:pPr>
-        <w:keepLines/>
-        <w:spacing w:after="60"/>
-        <w:ind w:left="432"/>
-        <w:rPr>
-          <w:rFonts w:cs="Times New Roman"/>
-        </w:rPr>
-      </w:pPr>
-      <w:r>
-        <w:rPr>
-          <w:rFonts w:cs="Times New Roman"/>
-        </w:rPr>
-        <w:t>[3] stopwords. Vietnamese stopwords. Tệp vietnamese-stopwords.txt, phiên bản a453d389e1b52e20748ca83ddd8b0faebb04f5aa. Giấy phép MIT; bản quyền Van-Duyet Le. https://github.com/stopwords/vietnamese-stopwords (truy cập ngày 19/10/2026).</w:t>
+      <w:r>
+        <w:t>[3] V.-D. Le, “Vietnamese stopwords,” GitHub repository stopwords/vietnamese-stopwords, commit a453d389e1b52e20748ca83ddd8b0faebb04f5aa. Available: https://github.com/stopwords/vietnamese-stopwords</w:t>
       </w:r>
     </w:p>
     <w:p>
-      <w:pPr>
-        <w:keepLines/>
-        <w:spacing w:after="60"/>
-        <w:ind w:left="432"/>
-        <w:rPr>
-          <w:rFonts w:cs="Times New Roman"/>
-        </w:rPr>
-      </w:pPr>
-      <w:r>
-        <w:rPr>
-          <w:rFonts w:cs="Times New Roman"/>
-        </w:rPr>
-        <w:t>[4] scikit-learn developers. TfidfVectorizer. Tài liệu scikit-learn 1.8.0. https://scikit-learn.org/1.8/modules/generated/sklearn.feature_extraction.text.TfidfVectorizer.html (truy cập ngày 19/10/2026).</w:t>
+      <w:r>
+        <w:t>[4] scikit-learn developers, “TfidfVectorizer,” scikit-learn 1.8.0 Documentation. Available: https://scikit-learn.org/1.8/modules/generated/sklearn.feature_extraction.text.TfidfVectorizer.html</w:t>
       </w:r>
     </w:p>
     <w:p>
-      <w:pPr>
-        <w:keepLines/>
-        <w:spacing w:after="60"/>
-        <w:ind w:left="432"/>
-        <w:rPr>
-          <w:rFonts w:cs="Times New Roman"/>
-        </w:rPr>
-      </w:pPr>
-      <w:r>
-        <w:rPr>
-          <w:rFonts w:cs="Times New Roman"/>
-        </w:rPr>
-        <w:t>[5] Salton, G.; Wong, A.; Yang, C. S. (1975). A Vector Space Model for Automatic Indexing. Communications of the ACM, 18(11), tr. 613–620. DOI: 10.1145/361219.361220.</w:t>
+      <w:r>
+        <w:t>[5] G. Salton, A. Wong, and C. S. Yang, “A vector space model for automatic indexing,” Communications of the ACM, vol. 18, no. 11, pp. 613–620, Nov. 1975, doi: 10.1145/361219.361220.</w:t>
       </w:r>
     </w:p>
     <w:p>
-      <w:pPr>
-        <w:keepLines/>
-        <w:spacing w:after="60"/>
-        <w:ind w:left="432"/>
-        <w:rPr>
-          <w:rFonts w:cs="Times New Roman"/>
-        </w:rPr>
-      </w:pPr>
-      <w:r>
-        <w:rPr>
-          <w:rFonts w:cs="Times New Roman"/>
-        </w:rPr>
-        <w:t>[6] Salton, G.; Yang, C. S.; Yu, C. T. (1975). A Theory of Term Importance in Automatic Text Analysis. Journal of the American Society for Information Science, 26(1), tr. 33–44. DOI: 10.1002/asi.4630260106.</w:t>
+      <w:r>
+        <w:t>[6] G. Salton, C. S. Yang, and C. T. Yu, “A theory of term importance in automatic text analysis,” Journal of the American Society for Information Science, vol. 26, no. 1, pp. 33–44, 1975, doi: 10.1002/asi.4630260106.</w:t>
       </w:r>
     </w:p>
     <w:p>
-      <w:pPr>
-        <w:keepLines/>
-        <w:spacing w:after="60"/>
-        <w:ind w:left="432"/>
-        <w:rPr>
-          <w:rFonts w:cs="Times New Roman"/>
-        </w:rPr>
-      </w:pPr>
-      <w:r>
-        <w:rPr>
-          <w:rFonts w:cs="Times New Roman"/>
-        </w:rPr>
-        <w:t>[7] NumPy developers. The N-dimensional array (ndarray). NumPy v2.4 Manual. https://numpy.org/doc/2.4/reference/arrays.ndarray.html (truy cập ngày 19/10/2026).</w:t>
+      <w:r>
+        <w:t>[7] S. Robertson and H. Zaragoza, “The probabilistic relevance framework: BM25 and beyond,” Foundations and Trends in Information Retrieval, vol. 3, no. 4, pp. 333–389, 2009, doi: 10.1561/1500000019.</w:t>
       </w:r>
     </w:p>
     <w:p>
-      <w:pPr>
-        <w:keepLines/>
-        <w:spacing w:after="60"/>
-        <w:ind w:left="432"/>
-        <w:rPr>
-          <w:rFonts w:cs="Times New Roman"/>
-        </w:rPr>
-      </w:pPr>
-      <w:r>
-        <w:rPr>
-          <w:rFonts w:cs="Times New Roman"/>
-        </w:rPr>
-        <w:t>[8] The SciPy community. scipy.sparse.csr_matrix. SciPy v1.17.0 Manual. https://docs.scipy.org/doc/scipy-1.17.0/reference/generated/scipy.sparse.csr_matrix.html (truy cập ngày 19/10/2026).</w:t>
+      <w:r>
+        <w:t>[8] K. Järvelin and J. Kekäläinen, “Cumulated gain-based evaluation of IR techniques,” ACM Transactions on Information Systems, vol. 20, no. 4, pp. 422–446, Oct. 2002, doi: 10.1145/582415.582418.</w:t>
       </w:r>
     </w:p>
     <w:p>
-      <w:pPr>
-        <w:keepLines/>
-        <w:spacing w:after="60"/>
-        <w:ind w:left="432"/>
-        <w:rPr>
-          <w:rFonts w:cs="Times New Roman"/>
-        </w:rPr>
-      </w:pPr>
-      <w:r>
-        <w:rPr>
-          <w:rFonts w:cs="Times New Roman"/>
-        </w:rPr>
-        <w:t>[9] duyet (Van-Duyet Le, duy trì kho phân phối). Vietnamese wordlist – Viet74K. Nguồn gốc: Ho Ngoc Duc. Phiên bản 688b0953c8cdb21ee090ce80b83cefdb052fe2cd. Giấy phép GPL-2.0. https://github.com/duyet/vietnamese-wordlist (truy cập ngày 19/10/2026).</w:t>
+      <w:r>
+        <w:t>[9] E. M. Voorhees, “Variations in relevance judgments and the measurement of retrieval effectiveness,” in Proc. 21st Annu. Int. ACM SIGIR Conf. Research and Development in Information Retrieval (SIGIR ’98), Melbourne, Australia, 1998, pp. 315–323, doi: 10.1145/290941.291017.</w:t>
       </w:r>
     </w:p>
     <w:p>
-      <w:pPr>
-        <w:keepLines/>
-        <w:spacing w:after="60"/>
-        <w:ind w:left="432"/>
-        <w:rPr>
-          <w:rFonts w:cs="Times New Roman"/>
-        </w:rPr>
-      </w:pPr>
-      <w:r>
-        <w:rPr>
-          <w:rFonts w:cs="Times New Roman"/>
-        </w:rPr>
-        <w:t>[10] duyvuleo (kho phân phối). VNTC – A Large-scale Vietnamese News Text Classification Corpus. Bộ dữ liệu 10 chủ đề, phiên bản 10Topics/Ver1.1, phần Train_Full; thống kê và nguồn báo theo Stats.txt. https://github.com/duyvuleo/VNTC/tree/master/Data/10Topics/Ver1.1 (truy cập ngày 19/10/2026).</w:t>
+      <w:r>
+        <w:t>[10] C. D. V. Hoang, D. Dinh, L. N. Nguyen, and Q. H. Ngo, “A comparative study on Vietnamese text classification methods,” in Proc. IEEE Int. Conf. Research, Innovation and Vision for the Future (RIVF 2007), 2007.</w:t>
       </w:r>
     </w:p>
     <w:p>
+      <w:r>
+        <w:t>[11] C. D. V. Hoang et al., “VNTC: Vietnamese News Text Classification Corpus, 10Topics/Ver1.1,” GitHub repository duyvuleo/VNTC. Available: https://github.com/duyvuleo/VNTC</w:t>
+      </w:r>
+    </w:p>
+    <w:p>
+      <w:r>
+        <w:t>[12] V. Duy, “Vietnamese wordlist – Viet74K,” GitHub repository duyet/vietnamese-wordlist, commit 688b0953c8cdb21ee090ce80b83cefdb052fe2cd. Available: https://github.com/duyet/vietnamese-wordlist</w:t>
+      </w:r>
+    </w:p>
+    <w:p>
+      <w:r>
+        <w:lastRenderedPageBreak/>
+        <w:t>[13] NumPy developers, “The N-dimensional array (ndarray),” NumPy v2.4 Manual. Available: https://numpy.org/doc/2.4/reference/arrays.ndarray.html</w:t>
+      </w:r>
+    </w:p>
+    <w:p>
+      <w:r>
+        <w:t>[14] The SciPy community, “scipy.sparse.csr_matrix,” SciPy v1.17.0 Reference Guide. Available: https://docs.scipy.org/doc/scipy-1.17.0/reference/generated/scipy.sparse.csr_matrix.html</w:t>
+      </w:r>
+    </w:p>
+    <w:p>
+      <w:r>
+        <w:t>[15] Python Software Foundation, “json — JSON encoder and decoder,” Python 3.13 Documentation. Available: https://docs.python.org/3/library/json.html</w:t>
+      </w:r>
+    </w:p>
+    <w:p>
+      <w:r>
+        <w:t>[16] Python Software Foundation, “hashlib — Secure hashes and message digests,” Python 3.13 Documentation. Available: https://docs.python.org/3/library/hashlib.html</w:t>
+      </w:r>
+    </w:p>
+    <w:p>
       <w:pPr>
         <w:pStyle w:val="Heading1"/>
         <w:pageBreakBefore/>
@@ -23293,7 +26406,7 @@
           <w:rFonts w:ascii="Times New Roman" w:hAnsi="Times New Roman" w:cs="Times New Roman"/>
         </w:rPr>
       </w:pPr>
-      <w:bookmarkStart w:id="50" w:name="_Toc243317552"/>
+      <w:bookmarkStart w:id="50" w:name="_Toc243261658"/>
       <w:r>
         <w:rPr>
           <w:rFonts w:ascii="Times New Roman" w:hAnsi="Times New Roman" w:cs="Times New Roman"/>
@@ -24322,7 +27435,7 @@
           <w:rFonts w:ascii="Times New Roman" w:hAnsi="Times New Roman" w:cs="Times New Roman"/>
         </w:rPr>
       </w:pPr>
-      <w:bookmarkStart w:id="51" w:name="_Toc243317553"/>
+      <w:bookmarkStart w:id="51" w:name="_Toc243261659"/>
       <w:r>
         <w:rPr>
           <w:rFonts w:ascii="Times New Roman" w:hAnsi="Times New Roman" w:cs="Times New Roman"/>
@@ -24956,7 +28069,7 @@
           <w:rFonts w:ascii="Times New Roman" w:hAnsi="Times New Roman" w:cs="Times New Roman"/>
         </w:rPr>
       </w:pPr>
-      <w:bookmarkStart w:id="52" w:name="_Toc243317554"/>
+      <w:bookmarkStart w:id="52" w:name="_Toc243261660"/>
       <w:r>
         <w:rPr>
           <w:rFonts w:ascii="Times New Roman" w:hAnsi="Times New Roman" w:cs="Times New Roman"/>
@@ -27289,7 +30402,7 @@
         <w:noProof/>
       </w:rPr>
       <w:drawing>
-        <wp:anchor distT="0" distB="0" distL="0" distR="0" simplePos="0" relativeHeight="251658240" behindDoc="1" locked="0" layoutInCell="1" allowOverlap="1" wp14:anchorId="0F553BB2" wp14:editId="53DFD80E">
+        <wp:anchor distT="0" distB="0" distL="0" distR="0" simplePos="0" relativeHeight="251658240" behindDoc="1" locked="0" layoutInCell="1" allowOverlap="1" wp14:anchorId="68F53FA0" wp14:editId="2396CE45">
           <wp:simplePos x="0" y="0"/>
           <wp:positionH relativeFrom="page">
             <wp:posOffset>486000</wp:posOffset>
@@ -27337,7 +30450,7 @@
         <w:noProof/>
       </w:rPr>
       <w:drawing>
-        <wp:anchor distT="0" distB="0" distL="0" distR="0" simplePos="0" relativeHeight="251659264" behindDoc="1" locked="0" layoutInCell="1" allowOverlap="1" wp14:anchorId="4D707A5C" wp14:editId="6F12FD20">
+        <wp:anchor distT="0" distB="0" distL="0" distR="0" simplePos="0" relativeHeight="251659264" behindDoc="1" locked="0" layoutInCell="1" allowOverlap="1" wp14:anchorId="6B73F6A5" wp14:editId="5ACA0004">
           <wp:simplePos x="0" y="0"/>
           <wp:positionH relativeFrom="page">
             <wp:posOffset>3168000</wp:posOffset>
@@ -27671,6 +30784,155 @@
     </w:lvl>
   </w:abstractNum>
   <w:abstractNum w:abstractNumId="10" w15:restartNumberingAfterBreak="0">
+    <w:nsid w:val="146A6423"/>
+    <w:multiLevelType w:val="multilevel"/>
+    <w:tmpl w:val="BF141DB0"/>
+    <w:lvl w:ilvl="0">
+      <w:start w:val="1"/>
+      <w:numFmt w:val="bullet"/>
+      <w:lvlText w:val=""/>
+      <w:lvlJc w:val="left"/>
+      <w:pPr>
+        <w:tabs>
+          <w:tab w:val="num" w:pos="720"/>
+        </w:tabs>
+        <w:ind w:left="720" w:hanging="360"/>
+      </w:pPr>
+      <w:rPr>
+        <w:rFonts w:ascii="Symbol" w:hAnsi="Symbol" w:hint="default"/>
+        <w:sz w:val="20"/>
+      </w:rPr>
+    </w:lvl>
+    <w:lvl w:ilvl="1" w:tentative="1">
+      <w:start w:val="1"/>
+      <w:numFmt w:val="bullet"/>
+      <w:lvlText w:val=""/>
+      <w:lvlJc w:val="left"/>
+      <w:pPr>
+        <w:tabs>
+          <w:tab w:val="num" w:pos="1440"/>
+        </w:tabs>
+        <w:ind w:left="1440" w:hanging="360"/>
+      </w:pPr>
+      <w:rPr>
+        <w:rFonts w:ascii="Symbol" w:hAnsi="Symbol" w:hint="default"/>
+        <w:sz w:val="20"/>
+      </w:rPr>
+    </w:lvl>
+    <w:lvl w:ilvl="2" w:tentative="1">
+      <w:start w:val="1"/>
+      <w:numFmt w:val="bullet"/>
+      <w:lvlText w:val=""/>
+      <w:lvlJc w:val="left"/>
+      <w:pPr>
+        <w:tabs>
+          <w:tab w:val="num" w:pos="2160"/>
+        </w:tabs>
+        <w:ind w:left="2160" w:hanging="360"/>
+      </w:pPr>
+      <w:rPr>
+        <w:rFonts w:ascii="Symbol" w:hAnsi="Symbol" w:hint="default"/>
+        <w:sz w:val="20"/>
+      </w:rPr>
+    </w:lvl>
+    <w:lvl w:ilvl="3" w:tentative="1">
+      <w:start w:val="1"/>
+      <w:numFmt w:val="bullet"/>
+      <w:lvlText w:val=""/>
+      <w:lvlJc w:val="left"/>
+      <w:pPr>
+        <w:tabs>
+          <w:tab w:val="num" w:pos="2880"/>
+        </w:tabs>
+        <w:ind w:left="2880" w:hanging="360"/>
+      </w:pPr>
+      <w:rPr>
+        <w:rFonts w:ascii="Symbol" w:hAnsi="Symbol" w:hint="default"/>
+        <w:sz w:val="20"/>
+      </w:rPr>
+    </w:lvl>
+    <w:lvl w:ilvl="4" w:tentative="1">
+      <w:start w:val="1"/>
+      <w:numFmt w:val="bullet"/>
+      <w:lvlText w:val=""/>
+      <w:lvlJc w:val="left"/>
+      <w:pPr>
+        <w:tabs>
+          <w:tab w:val="num" w:pos="3600"/>
+        </w:tabs>
+        <w:ind w:left="3600" w:hanging="360"/>
+      </w:pPr>
+      <w:rPr>
+        <w:rFonts w:ascii="Symbol" w:hAnsi="Symbol" w:hint="default"/>
+        <w:sz w:val="20"/>
+      </w:rPr>
+    </w:lvl>
+    <w:lvl w:ilvl="5" w:tentative="1">
+      <w:start w:val="1"/>
+      <w:numFmt w:val="bullet"/>
+      <w:lvlText w:val=""/>
+      <w:lvlJc w:val="left"/>
+      <w:pPr>
+        <w:tabs>
+          <w:tab w:val="num" w:pos="4320"/>
+        </w:tabs>
+        <w:ind w:left="4320" w:hanging="360"/>
+      </w:pPr>
+      <w:rPr>
+        <w:rFonts w:ascii="Symbol" w:hAnsi="Symbol" w:hint="default"/>
+        <w:sz w:val="20"/>
+      </w:rPr>
+    </w:lvl>
+    <w:lvl w:ilvl="6" w:tentative="1">
+      <w:start w:val="1"/>
+      <w:numFmt w:val="bullet"/>
+      <w:lvlText w:val=""/>
+      <w:lvlJc w:val="left"/>
+      <w:pPr>
+        <w:tabs>
+          <w:tab w:val="num" w:pos="5040"/>
+        </w:tabs>
+        <w:ind w:left="5040" w:hanging="360"/>
+      </w:pPr>
+      <w:rPr>
+        <w:rFonts w:ascii="Symbol" w:hAnsi="Symbol" w:hint="default"/>
+        <w:sz w:val="20"/>
+      </w:rPr>
+    </w:lvl>
+    <w:lvl w:ilvl="7" w:tentative="1">
+      <w:start w:val="1"/>
+      <w:numFmt w:val="bullet"/>
+      <w:lvlText w:val=""/>
+      <w:lvlJc w:val="left"/>
+      <w:pPr>
+        <w:tabs>
+          <w:tab w:val="num" w:pos="5760"/>
+        </w:tabs>
+        <w:ind w:left="5760" w:hanging="360"/>
+      </w:pPr>
+      <w:rPr>
+        <w:rFonts w:ascii="Symbol" w:hAnsi="Symbol" w:hint="default"/>
+        <w:sz w:val="20"/>
+      </w:rPr>
+    </w:lvl>
+    <w:lvl w:ilvl="8" w:tentative="1">
+      <w:start w:val="1"/>
+      <w:numFmt w:val="bullet"/>
+      <w:lvlText w:val=""/>
+      <w:lvlJc w:val="left"/>
+      <w:pPr>
+        <w:tabs>
+          <w:tab w:val="num" w:pos="6480"/>
+        </w:tabs>
+        <w:ind w:left="6480" w:hanging="360"/>
+      </w:pPr>
+      <w:rPr>
+        <w:rFonts w:ascii="Symbol" w:hAnsi="Symbol" w:hint="default"/>
+        <w:sz w:val="20"/>
+      </w:rPr>
+    </w:lvl>
+  </w:abstractNum>
+  <w:abstractNum w:abstractNumId="11" w15:restartNumberingAfterBreak="0">
     <w:nsid w:val="20DB2A04"/>
     <w:multiLevelType w:val="hybridMultilevel"/>
     <w:tmpl w:val="E4264856"/>
@@ -27760,7 +31022,7 @@
       </w:pPr>
     </w:lvl>
   </w:abstractNum>
-  <w:abstractNum w:abstractNumId="11" w15:restartNumberingAfterBreak="0">
+  <w:abstractNum w:abstractNumId="12" w15:restartNumberingAfterBreak="0">
     <w:nsid w:val="2DA6754A"/>
     <w:multiLevelType w:val="hybridMultilevel"/>
     <w:tmpl w:val="9DB6DC50"/>
@@ -27873,7 +31135,7 @@
       </w:rPr>
     </w:lvl>
   </w:abstractNum>
-  <w:abstractNum w:abstractNumId="12" w15:restartNumberingAfterBreak="0">
+  <w:abstractNum w:abstractNumId="13" w15:restartNumberingAfterBreak="0">
     <w:nsid w:val="2E1221B5"/>
     <w:multiLevelType w:val="hybridMultilevel"/>
     <w:tmpl w:val="882C66E8"/>
@@ -27986,7 +31248,7 @@
       </w:rPr>
     </w:lvl>
   </w:abstractNum>
-  <w:abstractNum w:abstractNumId="13" w15:restartNumberingAfterBreak="0">
+  <w:abstractNum w:abstractNumId="14" w15:restartNumberingAfterBreak="0">
     <w:nsid w:val="3BE86148"/>
     <w:multiLevelType w:val="hybridMultilevel"/>
     <w:tmpl w:val="BDD083C4"/>
@@ -28099,7 +31361,7 @@
       </w:rPr>
     </w:lvl>
   </w:abstractNum>
-  <w:abstractNum w:abstractNumId="14" w15:restartNumberingAfterBreak="0">
+  <w:abstractNum w:abstractNumId="15" w15:restartNumberingAfterBreak="0">
     <w:nsid w:val="4EB70480"/>
     <w:multiLevelType w:val="hybridMultilevel"/>
     <w:tmpl w:val="E38C14AE"/>
@@ -28240,21 +31502,24 @@
     <w:abstractNumId w:val="0"/>
   </w:num>
   <w:num w:numId="10" w16cid:durableId="2109303772">
-    <w:abstractNumId w:val="12"/>
+    <w:abstractNumId w:val="13"/>
   </w:num>
   <w:num w:numId="11" w16cid:durableId="952786740">
     <w:abstractNumId w:val="9"/>
   </w:num>
   <w:num w:numId="12" w16cid:durableId="127474323">
-    <w:abstractNumId w:val="13"/>
+    <w:abstractNumId w:val="14"/>
   </w:num>
   <w:num w:numId="13" w16cid:durableId="736434626">
-    <w:abstractNumId w:val="14"/>
+    <w:abstractNumId w:val="15"/>
   </w:num>
   <w:num w:numId="14" w16cid:durableId="209804595">
+    <w:abstractNumId w:val="12"/>
+  </w:num>
+  <w:num w:numId="15" w16cid:durableId="308633839">
     <w:abstractNumId w:val="11"/>
   </w:num>
-  <w:num w:numId="15" w16cid:durableId="308633839">
+  <w:num w:numId="16" w16cid:durableId="891959285">
     <w:abstractNumId w:val="10"/>
   </w:num>
 </w:numbering>
@@ -28869,7 +32134,6 @@
   <w:style w:type="character" w:default="1" w:styleId="DefaultParagraphFont">
     <w:name w:val="Default Paragraph Font"/>
     <w:uiPriority w:val="1"/>
-    <w:semiHidden/>
     <w:unhideWhenUsed/>
   </w:style>
   <w:style w:type="table" w:default="1" w:styleId="TableNormal">
